--- a/word_files/Annex/Q2-Presentation FINAL.docx
+++ b/word_files/Annex/Q2-Presentation FINAL.docx
@@ -1,6 +1,6 @@
 
 <file path=word/document.xml><?xml version="1.0" encoding="utf-8"?>
-<w:document xmlns:wpc="http://schemas.microsoft.com/office/word/2010/wordprocessingCanvas" xmlns:cx="http://schemas.microsoft.com/office/drawing/2014/chartex" xmlns:cx1="http://schemas.microsoft.com/office/drawing/2015/9/8/chartex" xmlns:cx2="http://schemas.microsoft.com/office/drawing/2015/10/21/chartex" xmlns:cx3="http://schemas.microsoft.com/office/drawing/2016/5/9/chartex" xmlns:cx4="http://schemas.microsoft.com/office/drawing/2016/5/10/chartex" xmlns:cx5="http://schemas.microsoft.com/office/drawing/2016/5/11/chartex" xmlns:cx6="http://schemas.microsoft.com/office/drawing/2016/5/12/chartex" xmlns:cx7="http://schemas.microsoft.com/office/drawing/2016/5/13/chartex" xmlns:cx8="http://schemas.microsoft.com/office/drawing/2016/5/14/chartex" xmlns:mc="http://schemas.openxmlformats.org/markup-compatibility/2006" xmlns:aink="http://schemas.microsoft.com/office/drawing/2016/ink" xmlns:am3d="http://schemas.microsoft.com/office/drawing/2017/model3d" xmlns:o="urn:schemas-microsoft-com:office:office" xmlns:oel="http://schemas.microsoft.com/office/2019/extlst" xmlns:r="http://schemas.openxmlformats.org/officeDocument/2006/relationships" xmlns:m="http://schemas.openxmlformats.org/officeDocument/2006/math" xmlns:v="urn:schemas-microsoft-com:vml" xmlns:wp14="http://schemas.microsoft.com/office/word/2010/wordprocessingDrawing" xmlns:wp="http://schemas.openxmlformats.org/drawingml/2006/wordprocessingDrawing" xmlns:w10="urn:schemas-microsoft-com:office:word" xmlns:w="http://schemas.openxmlformats.org/wordprocessingml/2006/main" xmlns:w14="http://schemas.microsoft.com/office/word/2010/wordml" xmlns:w15="http://schemas.microsoft.com/office/word/2012/wordml" xmlns:w16cex="http://schemas.microsoft.com/office/word/2018/wordml/cex" xmlns:w16cid="http://schemas.microsoft.com/office/word/2016/wordml/cid" xmlns:w16="http://schemas.microsoft.com/office/word/2018/wordml" xmlns:w16sdtdh="http://schemas.microsoft.com/office/word/2020/wordml/sdtdatahash" xmlns:w16se="http://schemas.microsoft.com/office/word/2015/wordml/symex" xmlns:wpg="http://schemas.microsoft.com/office/word/2010/wordprocessingGroup" xmlns:wpi="http://schemas.microsoft.com/office/word/2010/wordprocessingInk" xmlns:wne="http://schemas.microsoft.com/office/word/2006/wordml" xmlns:wps="http://schemas.microsoft.com/office/word/2010/wordprocessingShape" mc:Ignorable="w14 w15 w16se w16cid w16 w16cex w16sdtdh wp14">
+<w:document xmlns:wpc="http://schemas.microsoft.com/office/word/2010/wordprocessingCanvas" xmlns:cx="http://schemas.microsoft.com/office/drawing/2014/chartex" xmlns:cx1="http://schemas.microsoft.com/office/drawing/2015/9/8/chartex" xmlns:cx2="http://schemas.microsoft.com/office/drawing/2015/10/21/chartex" xmlns:cx3="http://schemas.microsoft.com/office/drawing/2016/5/9/chartex" xmlns:cx4="http://schemas.microsoft.com/office/drawing/2016/5/10/chartex" xmlns:cx5="http://schemas.microsoft.com/office/drawing/2016/5/11/chartex" xmlns:cx6="http://schemas.microsoft.com/office/drawing/2016/5/12/chartex" xmlns:cx7="http://schemas.microsoft.com/office/drawing/2016/5/13/chartex" xmlns:cx8="http://schemas.microsoft.com/office/drawing/2016/5/14/chartex" xmlns:mc="http://schemas.openxmlformats.org/markup-compatibility/2006" xmlns:aink="http://schemas.microsoft.com/office/drawing/2016/ink" xmlns:am3d="http://schemas.microsoft.com/office/drawing/2017/model3d" xmlns:o="urn:schemas-microsoft-com:office:office" xmlns:oel="http://schemas.microsoft.com/office/2019/extlst" xmlns:r="http://schemas.openxmlformats.org/officeDocument/2006/relationships" xmlns:m="http://schemas.openxmlformats.org/officeDocument/2006/math" xmlns:v="urn:schemas-microsoft-com:vml" xmlns:wp14="http://schemas.microsoft.com/office/word/2010/wordprocessingDrawing" xmlns:wp="http://schemas.openxmlformats.org/drawingml/2006/wordprocessingDrawing" xmlns:w10="urn:schemas-microsoft-com:office:word" xmlns:w="http://schemas.openxmlformats.org/wordprocessingml/2006/main" xmlns:w14="http://schemas.microsoft.com/office/word/2010/wordml" xmlns:w15="http://schemas.microsoft.com/office/word/2012/wordml" xmlns:w16cex="http://schemas.microsoft.com/office/word/2018/wordml/cex" xmlns:w16cid="http://schemas.microsoft.com/office/word/2016/wordml/cid" xmlns:w16="http://schemas.microsoft.com/office/word/2018/wordml" xmlns:w16du="http://schemas.microsoft.com/office/word/2023/wordml/word16du" xmlns:w16sdtdh="http://schemas.microsoft.com/office/word/2020/wordml/sdtdatahash" xmlns:w16se="http://schemas.microsoft.com/office/word/2015/wordml/symex" xmlns:wpg="http://schemas.microsoft.com/office/word/2010/wordprocessingGroup" xmlns:wpi="http://schemas.microsoft.com/office/word/2010/wordprocessingInk" xmlns:wne="http://schemas.microsoft.com/office/word/2006/wordml" xmlns:wps="http://schemas.microsoft.com/office/word/2010/wordprocessingShape" mc:Ignorable="w14 w15 w16se w16cid w16 w16cex w16sdtdh w16du wp14">
   <w:body>
     <w:p>
       <w:pPr>
@@ -150,7 +150,7 @@
     </w:p>
     <w:tbl>
       <w:tblPr>
-        <w:tblW w:w="5000" w:type="pct"/>
+        <w:tblW w:w="4604" w:type="pct"/>
         <w:tblBorders>
           <w:top w:val="single" w:sz="4" w:space="0" w:color="000000" w:themeColor="text1"/>
           <w:left w:val="single" w:sz="4" w:space="0" w:color="000000" w:themeColor="text1"/>
@@ -167,14 +167,14 @@
         <w:tblLook w:val="04A0" w:firstRow="1" w:lastRow="0" w:firstColumn="1" w:lastColumn="0" w:noHBand="0" w:noVBand="1"/>
       </w:tblPr>
       <w:tblGrid>
-        <w:gridCol w:w="1286"/>
+        <w:gridCol w:w="1285"/>
         <w:gridCol w:w="2807"/>
         <w:gridCol w:w="2808"/>
         <w:gridCol w:w="2808"/>
         <w:gridCol w:w="2808"/>
         <w:gridCol w:w="2808"/>
         <w:gridCol w:w="2808"/>
-        <w:gridCol w:w="2808"/>
+        <w:gridCol w:w="1150"/>
       </w:tblGrid>
       <w:tr>
         <w:trPr>
@@ -182,7 +182,7 @@
         </w:trPr>
         <w:tc>
           <w:tcPr>
-            <w:tcW w:w="1285" w:type="dxa"/>
+            <w:tcW w:w="1286" w:type="dxa"/>
             <w:shd w:val="clear" w:color="auto" w:fill="auto"/>
             <w:hideMark/>
           </w:tcPr>
@@ -200,6 +200,52 @@
                 <w:rFonts w:ascii="Calibri" w:eastAsia="Times New Roman" w:hAnsi="Calibri" w:cs="Calibri"/>
               </w:rPr>
               <w:t> </w:t>
+            </w:r>
+          </w:p>
+        </w:tc>
+        <w:tc>
+          <w:tcPr>
+            <w:tcW w:w="2807" w:type="dxa"/>
+            <w:shd w:val="clear" w:color="auto" w:fill="auto"/>
+            <w:vAlign w:val="center"/>
+            <w:hideMark/>
+          </w:tcPr>
+          <w:p>
+            <w:pPr>
+              <w:jc w:val="center"/>
+              <w:textAlignment w:val="baseline"/>
+              <w:rPr>
+                <w:rFonts w:ascii="Calibri" w:eastAsia="Times New Roman" w:hAnsi="Calibri" w:cs="Calibri"/>
+                <w:sz w:val="18"/>
+                <w:szCs w:val="18"/>
+              </w:rPr>
+            </w:pPr>
+            <w:r>
+              <w:rPr>
+                <w:rFonts w:ascii="Calibri" w:eastAsia="Times New Roman" w:hAnsi="Calibri" w:cs="Calibri"/>
+                <w:sz w:val="18"/>
+                <w:szCs w:val="18"/>
+              </w:rPr>
+              <w:t xml:space="preserve">Learning Outcome </w:t>
+            </w:r>
+          </w:p>
+          <w:p>
+            <w:pPr>
+              <w:jc w:val="center"/>
+              <w:textAlignment w:val="baseline"/>
+              <w:rPr>
+                <w:rFonts w:ascii="Calibri" w:eastAsia="Times New Roman" w:hAnsi="Calibri" w:cs="Calibri"/>
+                <w:sz w:val="18"/>
+                <w:szCs w:val="18"/>
+              </w:rPr>
+            </w:pPr>
+            <w:r>
+              <w:rPr>
+                <w:rFonts w:ascii="Calibri" w:eastAsia="Times New Roman" w:hAnsi="Calibri" w:cs="Calibri"/>
+                <w:sz w:val="18"/>
+                <w:szCs w:val="18"/>
+              </w:rPr>
+              <w:t>(numbers based on overall outcomes)</w:t>
             </w:r>
           </w:p>
         </w:tc>
@@ -216,45 +262,45 @@
               <w:textAlignment w:val="baseline"/>
               <w:rPr>
                 <w:rFonts w:ascii="Calibri" w:eastAsia="Times New Roman" w:hAnsi="Calibri" w:cs="Calibri"/>
-                <w:sz w:val="18"/>
-                <w:szCs w:val="18"/>
-              </w:rPr>
-            </w:pPr>
-            <w:r>
-              <w:rPr>
-                <w:rFonts w:ascii="Calibri" w:eastAsia="Times New Roman" w:hAnsi="Calibri" w:cs="Calibri"/>
-                <w:sz w:val="18"/>
-                <w:szCs w:val="18"/>
-              </w:rPr>
-              <w:t xml:space="preserve">Learning Outcome </w:t>
-            </w:r>
-          </w:p>
+                <w:sz w:val="24"/>
+              </w:rPr>
+            </w:pPr>
+            <w:r>
+              <w:rPr>
+                <w:rFonts w:ascii="Calibri" w:eastAsia="Times New Roman" w:hAnsi="Calibri" w:cs="Calibri"/>
+                <w:sz w:val="24"/>
+              </w:rPr>
+              <w:t>Criteria</w:t>
+            </w:r>
+          </w:p>
+        </w:tc>
+        <w:tc>
+          <w:tcPr>
+            <w:tcW w:w="2808" w:type="dxa"/>
+            <w:vAlign w:val="center"/>
+          </w:tcPr>
           <w:p>
             <w:pPr>
               <w:jc w:val="center"/>
               <w:textAlignment w:val="baseline"/>
               <w:rPr>
                 <w:rFonts w:ascii="Calibri" w:eastAsia="Times New Roman" w:hAnsi="Calibri" w:cs="Calibri"/>
-                <w:sz w:val="18"/>
-                <w:szCs w:val="18"/>
-              </w:rPr>
-            </w:pPr>
-            <w:r>
-              <w:rPr>
-                <w:rFonts w:ascii="Calibri" w:eastAsia="Times New Roman" w:hAnsi="Calibri" w:cs="Calibri"/>
-                <w:sz w:val="18"/>
-                <w:szCs w:val="18"/>
-              </w:rPr>
-              <w:t>(numbers based on overall outcomes)</w:t>
-            </w:r>
-          </w:p>
-        </w:tc>
-        <w:tc>
-          <w:tcPr>
-            <w:tcW w:w="2809" w:type="dxa"/>
-            <w:shd w:val="clear" w:color="auto" w:fill="auto"/>
+                <w:sz w:val="24"/>
+              </w:rPr>
+            </w:pPr>
+            <w:r>
+              <w:rPr>
+                <w:rFonts w:ascii="Calibri" w:eastAsia="Times New Roman" w:hAnsi="Calibri" w:cs="Calibri"/>
+                <w:sz w:val="24"/>
+              </w:rPr>
+              <w:t>4-5 Insufficient</w:t>
+            </w:r>
+          </w:p>
+        </w:tc>
+        <w:tc>
+          <w:tcPr>
+            <w:tcW w:w="2808" w:type="dxa"/>
             <w:vAlign w:val="center"/>
-            <w:hideMark/>
           </w:tcPr>
           <w:p>
             <w:pPr>
@@ -270,13 +316,13 @@
                 <w:rFonts w:ascii="Calibri" w:eastAsia="Times New Roman" w:hAnsi="Calibri" w:cs="Calibri"/>
                 <w:sz w:val="24"/>
               </w:rPr>
-              <w:t>Criteria</w:t>
-            </w:r>
-          </w:p>
-        </w:tc>
-        <w:tc>
-          <w:tcPr>
-            <w:tcW w:w="2809" w:type="dxa"/>
+              <w:t>6 Sufficient</w:t>
+            </w:r>
+          </w:p>
+        </w:tc>
+        <w:tc>
+          <w:tcPr>
+            <w:tcW w:w="2808" w:type="dxa"/>
             <w:vAlign w:val="center"/>
           </w:tcPr>
           <w:p>
@@ -293,13 +339,13 @@
                 <w:rFonts w:ascii="Calibri" w:eastAsia="Times New Roman" w:hAnsi="Calibri" w:cs="Calibri"/>
                 <w:sz w:val="24"/>
               </w:rPr>
-              <w:t>4-5 Insufficient</w:t>
-            </w:r>
-          </w:p>
-        </w:tc>
-        <w:tc>
-          <w:tcPr>
-            <w:tcW w:w="2809" w:type="dxa"/>
+              <w:t>7-8 Good</w:t>
+            </w:r>
+          </w:p>
+        </w:tc>
+        <w:tc>
+          <w:tcPr>
+            <w:tcW w:w="2808" w:type="dxa"/>
             <w:vAlign w:val="center"/>
           </w:tcPr>
           <w:p>
@@ -316,59 +362,13 @@
                 <w:rFonts w:ascii="Calibri" w:eastAsia="Times New Roman" w:hAnsi="Calibri" w:cs="Calibri"/>
                 <w:sz w:val="24"/>
               </w:rPr>
-              <w:t>6 Sufficient</w:t>
-            </w:r>
-          </w:p>
-        </w:tc>
-        <w:tc>
-          <w:tcPr>
-            <w:tcW w:w="2809" w:type="dxa"/>
-            <w:vAlign w:val="center"/>
-          </w:tcPr>
-          <w:p>
-            <w:pPr>
-              <w:jc w:val="center"/>
-              <w:textAlignment w:val="baseline"/>
-              <w:rPr>
-                <w:rFonts w:ascii="Calibri" w:eastAsia="Times New Roman" w:hAnsi="Calibri" w:cs="Calibri"/>
-                <w:sz w:val="24"/>
-              </w:rPr>
-            </w:pPr>
-            <w:r>
-              <w:rPr>
-                <w:rFonts w:ascii="Calibri" w:eastAsia="Times New Roman" w:hAnsi="Calibri" w:cs="Calibri"/>
-                <w:sz w:val="24"/>
-              </w:rPr>
-              <w:t>7-8 Good</w:t>
-            </w:r>
-          </w:p>
-        </w:tc>
-        <w:tc>
-          <w:tcPr>
-            <w:tcW w:w="2809" w:type="dxa"/>
-            <w:vAlign w:val="center"/>
-          </w:tcPr>
-          <w:p>
-            <w:pPr>
-              <w:jc w:val="center"/>
-              <w:textAlignment w:val="baseline"/>
-              <w:rPr>
-                <w:rFonts w:ascii="Calibri" w:eastAsia="Times New Roman" w:hAnsi="Calibri" w:cs="Calibri"/>
-                <w:sz w:val="24"/>
-              </w:rPr>
-            </w:pPr>
-            <w:r>
-              <w:rPr>
-                <w:rFonts w:ascii="Calibri" w:eastAsia="Times New Roman" w:hAnsi="Calibri" w:cs="Calibri"/>
-                <w:sz w:val="24"/>
-              </w:rPr>
               <w:t>9-10 Excellent</w:t>
             </w:r>
           </w:p>
         </w:tc>
         <w:tc>
           <w:tcPr>
-            <w:tcW w:w="2809" w:type="dxa"/>
+            <w:tcW w:w="1150" w:type="dxa"/>
             <w:vAlign w:val="center"/>
           </w:tcPr>
           <w:p>
@@ -396,7 +396,7 @@
         </w:trPr>
         <w:tc>
           <w:tcPr>
-            <w:tcW w:w="1285" w:type="dxa"/>
+            <w:tcW w:w="1286" w:type="dxa"/>
             <w:vMerge w:val="restart"/>
             <w:shd w:val="clear" w:color="auto" w:fill="00B0F0"/>
             <w:vAlign w:val="center"/>
@@ -424,70 +424,70 @@
         </w:tc>
         <w:tc>
           <w:tcPr>
+            <w:tcW w:w="2807" w:type="dxa"/>
+            <w:shd w:val="clear" w:color="auto" w:fill="auto"/>
+            <w:hideMark/>
+          </w:tcPr>
+          <w:p>
+            <w:pPr>
+              <w:pStyle w:val="NoSpacing"/>
+            </w:pPr>
+            <w:r>
+              <w:rPr>
+                <w:rStyle w:val="eop"/>
+              </w:rPr>
+              <w:t>1</w:t>
+            </w:r>
+            <w:r>
+              <w:rPr>
+                <w:rFonts w:eastAsia="Calibri"/>
+                <w:kern w:val="2"/>
+                <w:lang w:eastAsia="en-GB"/>
+              </w:rPr>
+              <w:t>.a.</w:t>
+            </w:r>
+            <w:r>
+              <w:rPr>
+                <w:rFonts w:eastAsia="Calibri"/>
+                <w:kern w:val="2"/>
+                <w:lang w:eastAsia="en-GB"/>
+              </w:rPr>
+              <w:t xml:space="preserve"> </w:t>
+            </w:r>
+            <w:r>
+              <w:rPr>
+                <w:rFonts w:eastAsia="Calibri"/>
+                <w:kern w:val="2"/>
+                <w:lang w:eastAsia="en-GB"/>
+              </w:rPr>
+              <w:t>Adapt a</w:t>
+            </w:r>
+            <w:r>
+              <w:rPr>
+                <w:rFonts w:eastAsia="Calibri"/>
+                <w:kern w:val="2"/>
+                <w:lang w:eastAsia="en-GB"/>
+              </w:rPr>
+              <w:t xml:space="preserve"> research</w:t>
+            </w:r>
+            <w:r>
+              <w:rPr>
+                <w:rFonts w:eastAsia="Calibri"/>
+                <w:kern w:val="2"/>
+                <w:lang w:eastAsia="en-GB"/>
+              </w:rPr>
+              <w:t xml:space="preserve"> presentation to various audiences (peers, stakeholders and non-academics).</w:t>
+            </w:r>
+          </w:p>
+        </w:tc>
+        <w:tc>
+          <w:tcPr>
             <w:tcW w:w="2808" w:type="dxa"/>
             <w:shd w:val="clear" w:color="auto" w:fill="auto"/>
             <w:hideMark/>
           </w:tcPr>
           <w:p>
             <w:pPr>
-              <w:pStyle w:val="NoSpacing"/>
-            </w:pPr>
-            <w:r>
-              <w:rPr>
-                <w:rStyle w:val="eop"/>
-              </w:rPr>
-              <w:t>1</w:t>
-            </w:r>
-            <w:r>
-              <w:rPr>
-                <w:rFonts w:eastAsia="Calibri"/>
-                <w:kern w:val="2"/>
-                <w:lang w:eastAsia="en-GB"/>
-              </w:rPr>
-              <w:t>.a.</w:t>
-            </w:r>
-            <w:r>
-              <w:rPr>
-                <w:rFonts w:eastAsia="Calibri"/>
-                <w:kern w:val="2"/>
-                <w:lang w:eastAsia="en-GB"/>
-              </w:rPr>
-              <w:t xml:space="preserve"> </w:t>
-            </w:r>
-            <w:r>
-              <w:rPr>
-                <w:rFonts w:eastAsia="Calibri"/>
-                <w:kern w:val="2"/>
-                <w:lang w:eastAsia="en-GB"/>
-              </w:rPr>
-              <w:t>Adapt a</w:t>
-            </w:r>
-            <w:r>
-              <w:rPr>
-                <w:rFonts w:eastAsia="Calibri"/>
-                <w:kern w:val="2"/>
-                <w:lang w:eastAsia="en-GB"/>
-              </w:rPr>
-              <w:t xml:space="preserve"> research</w:t>
-            </w:r>
-            <w:r>
-              <w:rPr>
-                <w:rFonts w:eastAsia="Calibri"/>
-                <w:kern w:val="2"/>
-                <w:lang w:eastAsia="en-GB"/>
-              </w:rPr>
-              <w:t xml:space="preserve"> presentation to various audiences (peers, stakeholders and non-academics).</w:t>
-            </w:r>
-          </w:p>
-        </w:tc>
-        <w:tc>
-          <w:tcPr>
-            <w:tcW w:w="2809" w:type="dxa"/>
-            <w:shd w:val="clear" w:color="auto" w:fill="auto"/>
-            <w:hideMark/>
-          </w:tcPr>
-          <w:p>
-            <w:pPr>
               <w:tabs>
                 <w:tab w:val="left" w:pos="720"/>
               </w:tabs>
@@ -523,7 +523,7 @@
         </w:tc>
         <w:tc>
           <w:tcPr>
-            <w:tcW w:w="2809" w:type="dxa"/>
+            <w:tcW w:w="2808" w:type="dxa"/>
           </w:tcPr>
           <w:p>
             <w:pPr>
@@ -609,7 +609,7 @@
         </w:tc>
         <w:tc>
           <w:tcPr>
-            <w:tcW w:w="2809" w:type="dxa"/>
+            <w:tcW w:w="2808" w:type="dxa"/>
           </w:tcPr>
           <w:p>
             <w:pPr>
@@ -705,7 +705,7 @@
         </w:tc>
         <w:tc>
           <w:tcPr>
-            <w:tcW w:w="2809" w:type="dxa"/>
+            <w:tcW w:w="2808" w:type="dxa"/>
           </w:tcPr>
           <w:p>
             <w:pPr>
@@ -803,7 +803,7 @@
         </w:tc>
         <w:tc>
           <w:tcPr>
-            <w:tcW w:w="2809" w:type="dxa"/>
+            <w:tcW w:w="2808" w:type="dxa"/>
           </w:tcPr>
           <w:p>
             <w:pPr>
@@ -959,7 +959,7 @@
         </w:tc>
         <w:tc>
           <w:tcPr>
-            <w:tcW w:w="2809" w:type="dxa"/>
+            <w:tcW w:w="1150" w:type="dxa"/>
           </w:tcPr>
           <w:p>
             <w:pPr>
@@ -974,7 +974,7 @@
       <w:tr>
         <w:tc>
           <w:tcPr>
-            <w:tcW w:w="1285" w:type="dxa"/>
+            <w:tcW w:w="1286" w:type="dxa"/>
             <w:vMerge/>
             <w:vAlign w:val="center"/>
             <w:hideMark/>
@@ -991,7 +991,7 @@
         </w:tc>
         <w:tc>
           <w:tcPr>
-            <w:tcW w:w="2808" w:type="dxa"/>
+            <w:tcW w:w="2807" w:type="dxa"/>
             <w:vMerge w:val="restart"/>
             <w:shd w:val="clear" w:color="auto" w:fill="auto"/>
             <w:hideMark/>
@@ -1039,7 +1039,7 @@
         </w:tc>
         <w:tc>
           <w:tcPr>
-            <w:tcW w:w="2809" w:type="dxa"/>
+            <w:tcW w:w="2808" w:type="dxa"/>
             <w:shd w:val="clear" w:color="auto" w:fill="auto"/>
             <w:hideMark/>
           </w:tcPr>
@@ -1066,7 +1066,7 @@
         </w:tc>
         <w:tc>
           <w:tcPr>
-            <w:tcW w:w="2809" w:type="dxa"/>
+            <w:tcW w:w="2808" w:type="dxa"/>
           </w:tcPr>
           <w:p>
             <w:pPr>
@@ -1149,7 +1149,7 @@
         </w:tc>
         <w:tc>
           <w:tcPr>
-            <w:tcW w:w="2809" w:type="dxa"/>
+            <w:tcW w:w="2808" w:type="dxa"/>
           </w:tcPr>
           <w:p>
             <w:pPr>
@@ -1265,7 +1265,7 @@
         </w:tc>
         <w:tc>
           <w:tcPr>
-            <w:tcW w:w="2809" w:type="dxa"/>
+            <w:tcW w:w="2808" w:type="dxa"/>
           </w:tcPr>
           <w:p>
             <w:pPr>
@@ -1393,7 +1393,7 @@
         </w:tc>
         <w:tc>
           <w:tcPr>
-            <w:tcW w:w="2809" w:type="dxa"/>
+            <w:tcW w:w="2808" w:type="dxa"/>
           </w:tcPr>
           <w:p>
             <w:pPr>
@@ -1489,7 +1489,7 @@
         </w:tc>
         <w:tc>
           <w:tcPr>
-            <w:tcW w:w="2809" w:type="dxa"/>
+            <w:tcW w:w="1150" w:type="dxa"/>
             <w:vMerge w:val="restart"/>
           </w:tcPr>
           <w:p>
@@ -1508,7 +1508,7 @@
         </w:trPr>
         <w:tc>
           <w:tcPr>
-            <w:tcW w:w="1285" w:type="dxa"/>
+            <w:tcW w:w="1286" w:type="dxa"/>
             <w:vMerge/>
             <w:vAlign w:val="center"/>
             <w:hideMark/>
@@ -1523,7 +1523,7 @@
         </w:tc>
         <w:tc>
           <w:tcPr>
-            <w:tcW w:w="2808" w:type="dxa"/>
+            <w:tcW w:w="2807" w:type="dxa"/>
             <w:vMerge/>
             <w:hideMark/>
           </w:tcPr>
@@ -1537,7 +1537,7 @@
         </w:tc>
         <w:tc>
           <w:tcPr>
-            <w:tcW w:w="2809" w:type="dxa"/>
+            <w:tcW w:w="2808" w:type="dxa"/>
             <w:shd w:val="clear" w:color="auto" w:fill="auto"/>
             <w:hideMark/>
           </w:tcPr>
@@ -1570,7 +1570,7 @@
         </w:tc>
         <w:tc>
           <w:tcPr>
-            <w:tcW w:w="2809" w:type="dxa"/>
+            <w:tcW w:w="2808" w:type="dxa"/>
           </w:tcPr>
           <w:p>
             <w:pPr>
@@ -1663,7 +1663,7 @@
         </w:tc>
         <w:tc>
           <w:tcPr>
-            <w:tcW w:w="2809" w:type="dxa"/>
+            <w:tcW w:w="2808" w:type="dxa"/>
           </w:tcPr>
           <w:p>
             <w:pPr>
@@ -1688,7 +1688,7 @@
         </w:tc>
         <w:tc>
           <w:tcPr>
-            <w:tcW w:w="2809" w:type="dxa"/>
+            <w:tcW w:w="2808" w:type="dxa"/>
           </w:tcPr>
           <w:p>
             <w:pPr>
@@ -1719,7 +1719,7 @@
         </w:tc>
         <w:tc>
           <w:tcPr>
-            <w:tcW w:w="2809" w:type="dxa"/>
+            <w:tcW w:w="2808" w:type="dxa"/>
           </w:tcPr>
           <w:p>
             <w:pPr>
@@ -1810,7 +1810,7 @@
         </w:tc>
         <w:tc>
           <w:tcPr>
-            <w:tcW w:w="2809" w:type="dxa"/>
+            <w:tcW w:w="1150" w:type="dxa"/>
             <w:vMerge/>
           </w:tcPr>
           <w:p>
@@ -1825,7 +1825,7 @@
       <w:tr>
         <w:tc>
           <w:tcPr>
-            <w:tcW w:w="1285" w:type="dxa"/>
+            <w:tcW w:w="1286" w:type="dxa"/>
             <w:vMerge/>
             <w:vAlign w:val="center"/>
             <w:hideMark/>
@@ -1842,7 +1842,7 @@
         </w:tc>
         <w:tc>
           <w:tcPr>
-            <w:tcW w:w="2808" w:type="dxa"/>
+            <w:tcW w:w="2807" w:type="dxa"/>
             <w:vMerge w:val="restart"/>
             <w:shd w:val="clear" w:color="auto" w:fill="auto"/>
             <w:hideMark/>
@@ -1892,7 +1892,7 @@
         </w:tc>
         <w:tc>
           <w:tcPr>
-            <w:tcW w:w="2809" w:type="dxa"/>
+            <w:tcW w:w="2808" w:type="dxa"/>
             <w:shd w:val="clear" w:color="auto" w:fill="auto"/>
             <w:hideMark/>
           </w:tcPr>
@@ -1943,7 +1943,7 @@
         </w:tc>
         <w:tc>
           <w:tcPr>
-            <w:tcW w:w="2809" w:type="dxa"/>
+            <w:tcW w:w="2808" w:type="dxa"/>
           </w:tcPr>
           <w:p>
             <w:pPr>
@@ -2004,7 +2004,7 @@
         </w:tc>
         <w:tc>
           <w:tcPr>
-            <w:tcW w:w="2809" w:type="dxa"/>
+            <w:tcW w:w="2808" w:type="dxa"/>
           </w:tcPr>
           <w:p>
             <w:pPr>
@@ -2122,7 +2122,7 @@
         </w:tc>
         <w:tc>
           <w:tcPr>
-            <w:tcW w:w="2809" w:type="dxa"/>
+            <w:tcW w:w="2808" w:type="dxa"/>
           </w:tcPr>
           <w:p>
             <w:pPr>
@@ -2187,7 +2187,7 @@
         </w:tc>
         <w:tc>
           <w:tcPr>
-            <w:tcW w:w="2809" w:type="dxa"/>
+            <w:tcW w:w="2808" w:type="dxa"/>
           </w:tcPr>
           <w:p>
             <w:pPr>
@@ -2252,7 +2252,7 @@
         </w:tc>
         <w:tc>
           <w:tcPr>
-            <w:tcW w:w="2809" w:type="dxa"/>
+            <w:tcW w:w="1150" w:type="dxa"/>
             <w:vMerge w:val="restart"/>
           </w:tcPr>
           <w:p>
@@ -2271,7 +2271,7 @@
         </w:trPr>
         <w:tc>
           <w:tcPr>
-            <w:tcW w:w="1285" w:type="dxa"/>
+            <w:tcW w:w="1286" w:type="dxa"/>
             <w:vMerge/>
             <w:vAlign w:val="center"/>
             <w:hideMark/>
@@ -2286,7 +2286,7 @@
         </w:tc>
         <w:tc>
           <w:tcPr>
-            <w:tcW w:w="2808" w:type="dxa"/>
+            <w:tcW w:w="2807" w:type="dxa"/>
             <w:vMerge/>
             <w:hideMark/>
           </w:tcPr>
@@ -2300,7 +2300,7 @@
         </w:tc>
         <w:tc>
           <w:tcPr>
-            <w:tcW w:w="2809" w:type="dxa"/>
+            <w:tcW w:w="2808" w:type="dxa"/>
             <w:shd w:val="clear" w:color="auto" w:fill="auto"/>
             <w:hideMark/>
           </w:tcPr>
@@ -2347,7 +2347,7 @@
         </w:tc>
         <w:tc>
           <w:tcPr>
-            <w:tcW w:w="2809" w:type="dxa"/>
+            <w:tcW w:w="2808" w:type="dxa"/>
           </w:tcPr>
           <w:p>
             <w:pPr>
@@ -2377,7 +2377,7 @@
         </w:tc>
         <w:tc>
           <w:tcPr>
-            <w:tcW w:w="2809" w:type="dxa"/>
+            <w:tcW w:w="2808" w:type="dxa"/>
           </w:tcPr>
           <w:p>
             <w:pPr>
@@ -2430,7 +2430,7 @@
         </w:tc>
         <w:tc>
           <w:tcPr>
-            <w:tcW w:w="2809" w:type="dxa"/>
+            <w:tcW w:w="2808" w:type="dxa"/>
           </w:tcPr>
           <w:p>
             <w:pPr>
@@ -2461,7 +2461,7 @@
         </w:tc>
         <w:tc>
           <w:tcPr>
-            <w:tcW w:w="2809" w:type="dxa"/>
+            <w:tcW w:w="2808" w:type="dxa"/>
           </w:tcPr>
           <w:p>
             <w:pPr>
@@ -2555,7 +2555,7 @@
         </w:tc>
         <w:tc>
           <w:tcPr>
-            <w:tcW w:w="2809" w:type="dxa"/>
+            <w:tcW w:w="1150" w:type="dxa"/>
             <w:vMerge/>
           </w:tcPr>
           <w:p>
@@ -2573,7 +2573,7 @@
         </w:trPr>
         <w:tc>
           <w:tcPr>
-            <w:tcW w:w="1285" w:type="dxa"/>
+            <w:tcW w:w="1286" w:type="dxa"/>
             <w:shd w:val="clear" w:color="auto" w:fill="DA32AE"/>
             <w:vAlign w:val="center"/>
             <w:hideMark/>
@@ -2597,33 +2597,33 @@
         </w:tc>
         <w:tc>
           <w:tcPr>
+            <w:tcW w:w="2807" w:type="dxa"/>
+            <w:shd w:val="clear" w:color="auto" w:fill="auto"/>
+            <w:hideMark/>
+          </w:tcPr>
+          <w:p>
+            <w:pPr>
+              <w:pStyle w:val="NoSpacing"/>
+              <w:rPr>
+                <w:lang w:val="en-US"/>
+              </w:rPr>
+            </w:pPr>
+            <w:r>
+              <w:rPr>
+                <w:rStyle w:val="normaltextrun"/>
+              </w:rPr>
+              <w:t>2.e. Provide constructive feedback and show openness to feedback from others.</w:t>
+            </w:r>
+          </w:p>
+        </w:tc>
+        <w:tc>
+          <w:tcPr>
             <w:tcW w:w="2808" w:type="dxa"/>
             <w:shd w:val="clear" w:color="auto" w:fill="auto"/>
             <w:hideMark/>
           </w:tcPr>
           <w:p>
             <w:pPr>
-              <w:pStyle w:val="NoSpacing"/>
-              <w:rPr>
-                <w:lang w:val="en-US"/>
-              </w:rPr>
-            </w:pPr>
-            <w:r>
-              <w:rPr>
-                <w:rStyle w:val="normaltextrun"/>
-              </w:rPr>
-              <w:t>2.e. Provide constructive feedback and show openness to feedback from others.</w:t>
-            </w:r>
-          </w:p>
-        </w:tc>
-        <w:tc>
-          <w:tcPr>
-            <w:tcW w:w="2809" w:type="dxa"/>
-            <w:shd w:val="clear" w:color="auto" w:fill="auto"/>
-            <w:hideMark/>
-          </w:tcPr>
-          <w:p>
-            <w:pPr>
               <w:textAlignment w:val="baseline"/>
               <w:rPr>
                 <w:rFonts w:ascii="Calibri" w:eastAsia="Times New Roman" w:hAnsi="Calibri" w:cs="Calibri"/>
@@ -2641,7 +2641,7 @@
         </w:tc>
         <w:tc>
           <w:tcPr>
-            <w:tcW w:w="2809" w:type="dxa"/>
+            <w:tcW w:w="2808" w:type="dxa"/>
           </w:tcPr>
           <w:p>
             <w:pPr>
@@ -2660,7 +2660,7 @@
         </w:tc>
         <w:tc>
           <w:tcPr>
-            <w:tcW w:w="2809" w:type="dxa"/>
+            <w:tcW w:w="2808" w:type="dxa"/>
           </w:tcPr>
           <w:p>
             <w:pPr>
@@ -2679,7 +2679,7 @@
         </w:tc>
         <w:tc>
           <w:tcPr>
-            <w:tcW w:w="2809" w:type="dxa"/>
+            <w:tcW w:w="2808" w:type="dxa"/>
           </w:tcPr>
           <w:p>
             <w:pPr>
@@ -2698,7 +2698,7 @@
         </w:tc>
         <w:tc>
           <w:tcPr>
-            <w:tcW w:w="2809" w:type="dxa"/>
+            <w:tcW w:w="2808" w:type="dxa"/>
           </w:tcPr>
           <w:p>
             <w:pPr>
@@ -2723,7 +2723,7 @@
         </w:tc>
         <w:tc>
           <w:tcPr>
-            <w:tcW w:w="2809" w:type="dxa"/>
+            <w:tcW w:w="1150" w:type="dxa"/>
           </w:tcPr>
           <w:p>
             <w:pPr>
@@ -2741,7 +2741,7 @@
         </w:trPr>
         <w:tc>
           <w:tcPr>
-            <w:tcW w:w="1285" w:type="dxa"/>
+            <w:tcW w:w="1286" w:type="dxa"/>
             <w:vMerge w:val="restart"/>
             <w:shd w:val="clear" w:color="auto" w:fill="92D050"/>
             <w:vAlign w:val="center"/>
@@ -2766,35 +2766,35 @@
         </w:tc>
         <w:tc>
           <w:tcPr>
+            <w:tcW w:w="2807" w:type="dxa"/>
+            <w:shd w:val="clear" w:color="auto" w:fill="auto"/>
+            <w:hideMark/>
+          </w:tcPr>
+          <w:p>
+            <w:pPr>
+              <w:pStyle w:val="NoSpacing"/>
+              <w:rPr>
+                <w:rFonts w:eastAsia="Calibri"/>
+                <w:color w:val="000000" w:themeColor="text1"/>
+              </w:rPr>
+            </w:pPr>
+            <w:r>
+              <w:rPr>
+                <w:rFonts w:eastAsia="Calibri"/>
+                <w:color w:val="000000" w:themeColor="text1"/>
+              </w:rPr>
+              <w:t>3.a. Develop research plan and gather the right tools and knowledge to complete their project</w:t>
+            </w:r>
+          </w:p>
+        </w:tc>
+        <w:tc>
+          <w:tcPr>
             <w:tcW w:w="2808" w:type="dxa"/>
             <w:shd w:val="clear" w:color="auto" w:fill="auto"/>
             <w:hideMark/>
           </w:tcPr>
           <w:p>
             <w:pPr>
-              <w:pStyle w:val="NoSpacing"/>
-              <w:rPr>
-                <w:rFonts w:eastAsia="Calibri"/>
-                <w:color w:val="000000" w:themeColor="text1"/>
-              </w:rPr>
-            </w:pPr>
-            <w:r>
-              <w:rPr>
-                <w:rFonts w:eastAsia="Calibri"/>
-                <w:color w:val="000000" w:themeColor="text1"/>
-              </w:rPr>
-              <w:t>3.a. Develop research plan and gather the right tools and knowledge to complete their project</w:t>
-            </w:r>
-          </w:p>
-        </w:tc>
-        <w:tc>
-          <w:tcPr>
-            <w:tcW w:w="2809" w:type="dxa"/>
-            <w:shd w:val="clear" w:color="auto" w:fill="auto"/>
-            <w:hideMark/>
-          </w:tcPr>
-          <w:p>
-            <w:pPr>
               <w:rPr>
                 <w:rFonts w:ascii="Calibri" w:eastAsia="Calibri" w:hAnsi="Calibri" w:cs="Calibri"/>
                 <w:color w:val="000000" w:themeColor="text1"/>
@@ -2829,7 +2829,7 @@
         </w:tc>
         <w:tc>
           <w:tcPr>
-            <w:tcW w:w="2809" w:type="dxa"/>
+            <w:tcW w:w="2808" w:type="dxa"/>
           </w:tcPr>
           <w:p>
             <w:pPr>
@@ -2892,7 +2892,7 @@
         </w:tc>
         <w:tc>
           <w:tcPr>
-            <w:tcW w:w="2809" w:type="dxa"/>
+            <w:tcW w:w="2808" w:type="dxa"/>
           </w:tcPr>
           <w:p>
             <w:pPr>
@@ -2940,7 +2940,7 @@
         </w:tc>
         <w:tc>
           <w:tcPr>
-            <w:tcW w:w="2809" w:type="dxa"/>
+            <w:tcW w:w="2808" w:type="dxa"/>
           </w:tcPr>
           <w:p>
             <w:pPr>
@@ -3004,7 +3004,7 @@
         </w:tc>
         <w:tc>
           <w:tcPr>
-            <w:tcW w:w="2809" w:type="dxa"/>
+            <w:tcW w:w="2808" w:type="dxa"/>
           </w:tcPr>
           <w:p>
             <w:pPr>
@@ -3059,7 +3059,7 @@
         </w:tc>
         <w:tc>
           <w:tcPr>
-            <w:tcW w:w="2809" w:type="dxa"/>
+            <w:tcW w:w="1150" w:type="dxa"/>
           </w:tcPr>
           <w:p>
             <w:pPr>
@@ -3077,7 +3077,7 @@
         </w:trPr>
         <w:tc>
           <w:tcPr>
-            <w:tcW w:w="1285" w:type="dxa"/>
+            <w:tcW w:w="1286" w:type="dxa"/>
             <w:vMerge/>
             <w:vAlign w:val="center"/>
             <w:hideMark/>
@@ -3096,38 +3096,38 @@
         </w:tc>
         <w:tc>
           <w:tcPr>
+            <w:tcW w:w="2807" w:type="dxa"/>
+            <w:shd w:val="clear" w:color="auto" w:fill="auto"/>
+            <w:hideMark/>
+          </w:tcPr>
+          <w:p>
+            <w:pPr>
+              <w:ind w:left="153" w:hanging="153"/>
+              <w:rPr>
+                <w:rFonts w:ascii="Calibri" w:eastAsia="Calibri" w:hAnsi="Calibri" w:cs="Calibri"/>
+                <w:color w:val="000000" w:themeColor="text1"/>
+                <w:szCs w:val="20"/>
+              </w:rPr>
+            </w:pPr>
+            <w:r>
+              <w:rPr>
+                <w:rStyle w:val="normaltextrun"/>
+                <w:rFonts w:ascii="Calibri" w:eastAsia="Calibri" w:hAnsi="Calibri" w:cs="Calibri"/>
+                <w:color w:val="000000" w:themeColor="text1"/>
+                <w:szCs w:val="20"/>
+              </w:rPr>
+              <w:t>3.b. Critically evaluate research strategies, and if necessary, modify and adapt these strategies</w:t>
+            </w:r>
+          </w:p>
+        </w:tc>
+        <w:tc>
+          <w:tcPr>
             <w:tcW w:w="2808" w:type="dxa"/>
             <w:shd w:val="clear" w:color="auto" w:fill="auto"/>
             <w:hideMark/>
           </w:tcPr>
           <w:p>
             <w:pPr>
-              <w:ind w:left="153" w:hanging="153"/>
-              <w:rPr>
-                <w:rFonts w:ascii="Calibri" w:eastAsia="Calibri" w:hAnsi="Calibri" w:cs="Calibri"/>
-                <w:color w:val="000000" w:themeColor="text1"/>
-                <w:szCs w:val="20"/>
-              </w:rPr>
-            </w:pPr>
-            <w:r>
-              <w:rPr>
-                <w:rStyle w:val="normaltextrun"/>
-                <w:rFonts w:ascii="Calibri" w:eastAsia="Calibri" w:hAnsi="Calibri" w:cs="Calibri"/>
-                <w:color w:val="000000" w:themeColor="text1"/>
-                <w:szCs w:val="20"/>
-              </w:rPr>
-              <w:t>3.b. Critically evaluate research strategies, and if necessary, modify and adapt these strategies</w:t>
-            </w:r>
-          </w:p>
-        </w:tc>
-        <w:tc>
-          <w:tcPr>
-            <w:tcW w:w="2809" w:type="dxa"/>
-            <w:shd w:val="clear" w:color="auto" w:fill="auto"/>
-            <w:hideMark/>
-          </w:tcPr>
-          <w:p>
-            <w:pPr>
               <w:rPr>
                 <w:rFonts w:ascii="Calibri" w:eastAsia="Calibri" w:hAnsi="Calibri" w:cs="Calibri"/>
                 <w:color w:val="000000" w:themeColor="text1"/>
@@ -3146,7 +3146,7 @@
         </w:tc>
         <w:tc>
           <w:tcPr>
-            <w:tcW w:w="2809" w:type="dxa"/>
+            <w:tcW w:w="2808" w:type="dxa"/>
           </w:tcPr>
           <w:p>
             <w:pPr>
@@ -3170,31 +3170,13 @@
                 <w:color w:val="000000" w:themeColor="text1"/>
                 <w:szCs w:val="20"/>
               </w:rPr>
-              <w:t xml:space="preserve">struggles with </w:t>
-            </w:r>
-            <w:proofErr w:type="spellStart"/>
-            <w:r>
-              <w:rPr>
-                <w:rFonts w:ascii="Calibri" w:eastAsia="Calibri" w:hAnsi="Calibri" w:cs="Calibri"/>
-                <w:color w:val="000000" w:themeColor="text1"/>
-                <w:szCs w:val="20"/>
-              </w:rPr>
-              <w:t>identfiying</w:t>
-            </w:r>
-            <w:proofErr w:type="spellEnd"/>
-            <w:r>
-              <w:rPr>
-                <w:rFonts w:ascii="Calibri" w:eastAsia="Calibri" w:hAnsi="Calibri" w:cs="Calibri"/>
-                <w:color w:val="000000" w:themeColor="text1"/>
-                <w:szCs w:val="20"/>
-              </w:rPr>
-              <w:t xml:space="preserve"> problems, or struggles with finding solutions  </w:t>
-            </w:r>
-          </w:p>
-        </w:tc>
-        <w:tc>
-          <w:tcPr>
-            <w:tcW w:w="2809" w:type="dxa"/>
+              <w:t xml:space="preserve">struggles with identfiying problems, or struggles with finding solutions  </w:t>
+            </w:r>
+          </w:p>
+        </w:tc>
+        <w:tc>
+          <w:tcPr>
+            <w:tcW w:w="2808" w:type="dxa"/>
           </w:tcPr>
           <w:p>
             <w:pPr>
@@ -3233,7 +3215,7 @@
         </w:tc>
         <w:tc>
           <w:tcPr>
-            <w:tcW w:w="2809" w:type="dxa"/>
+            <w:tcW w:w="2808" w:type="dxa"/>
           </w:tcPr>
           <w:p>
             <w:pPr>
@@ -3261,7 +3243,6 @@
               </w:rPr>
               <w:t xml:space="preserve"> d</w:t>
             </w:r>
-            <w:proofErr w:type="spellStart"/>
             <w:r>
               <w:rPr>
                 <w:rFonts w:ascii="Calibri" w:eastAsia="Calibri" w:hAnsi="Calibri" w:cs="Calibri"/>
@@ -3270,7 +3251,6 @@
               </w:rPr>
               <w:t>emonstrate</w:t>
             </w:r>
-            <w:proofErr w:type="spellEnd"/>
             <w:r>
               <w:rPr>
                 <w:rFonts w:ascii="Calibri" w:eastAsia="Calibri" w:hAnsi="Calibri" w:cs="Calibri"/>
@@ -3316,7 +3296,7 @@
         </w:tc>
         <w:tc>
           <w:tcPr>
-            <w:tcW w:w="2809" w:type="dxa"/>
+            <w:tcW w:w="2808" w:type="dxa"/>
           </w:tcPr>
           <w:p>
             <w:pPr>
@@ -3364,7 +3344,7 @@
         </w:tc>
         <w:tc>
           <w:tcPr>
-            <w:tcW w:w="2809" w:type="dxa"/>
+            <w:tcW w:w="1150" w:type="dxa"/>
           </w:tcPr>
           <w:p>
             <w:pPr>
@@ -3382,7 +3362,7 @@
         </w:trPr>
         <w:tc>
           <w:tcPr>
-            <w:tcW w:w="1285" w:type="dxa"/>
+            <w:tcW w:w="1286" w:type="dxa"/>
             <w:vMerge/>
             <w:vAlign w:val="center"/>
           </w:tcPr>
@@ -3398,31 +3378,31 @@
         </w:tc>
         <w:tc>
           <w:tcPr>
+            <w:tcW w:w="2807" w:type="dxa"/>
+            <w:shd w:val="clear" w:color="auto" w:fill="auto"/>
+          </w:tcPr>
+          <w:p>
+            <w:pPr>
+              <w:pStyle w:val="NoSpacing"/>
+              <w:rPr>
+                <w:rStyle w:val="normaltextrun"/>
+              </w:rPr>
+            </w:pPr>
+            <w:r>
+              <w:rPr>
+                <w:rStyle w:val="normaltextrun"/>
+              </w:rPr>
+              <w:t>3.i. Able to identify, integrate and analyse current knowledge about a topic including from multiple sources, perspectives and methodologies.</w:t>
+            </w:r>
+          </w:p>
+        </w:tc>
+        <w:tc>
+          <w:tcPr>
             <w:tcW w:w="2808" w:type="dxa"/>
             <w:shd w:val="clear" w:color="auto" w:fill="auto"/>
           </w:tcPr>
           <w:p>
             <w:pPr>
-              <w:pStyle w:val="NoSpacing"/>
-              <w:rPr>
-                <w:rStyle w:val="normaltextrun"/>
-              </w:rPr>
-            </w:pPr>
-            <w:r>
-              <w:rPr>
-                <w:rStyle w:val="normaltextrun"/>
-              </w:rPr>
-              <w:t>3.i. Able to identify, integrate and analyse current knowledge about a topic including from multiple sources, perspectives and methodologies.</w:t>
-            </w:r>
-          </w:p>
-        </w:tc>
-        <w:tc>
-          <w:tcPr>
-            <w:tcW w:w="2809" w:type="dxa"/>
-            <w:shd w:val="clear" w:color="auto" w:fill="auto"/>
-          </w:tcPr>
-          <w:p>
-            <w:pPr>
               <w:textAlignment w:val="baseline"/>
               <w:rPr>
                 <w:rFonts w:ascii="Calibri" w:eastAsia="Times New Roman" w:hAnsi="Calibri" w:cs="Calibri"/>
@@ -3438,7 +3418,7 @@
         </w:tc>
         <w:tc>
           <w:tcPr>
-            <w:tcW w:w="2809" w:type="dxa"/>
+            <w:tcW w:w="2808" w:type="dxa"/>
           </w:tcPr>
           <w:p>
             <w:pPr>
@@ -3484,7 +3464,7 @@
         </w:tc>
         <w:tc>
           <w:tcPr>
-            <w:tcW w:w="2809" w:type="dxa"/>
+            <w:tcW w:w="2808" w:type="dxa"/>
           </w:tcPr>
           <w:p>
             <w:pPr>
@@ -3532,7 +3512,7 @@
         </w:tc>
         <w:tc>
           <w:tcPr>
-            <w:tcW w:w="2809" w:type="dxa"/>
+            <w:tcW w:w="2808" w:type="dxa"/>
           </w:tcPr>
           <w:p>
             <w:pPr>
@@ -3560,56 +3540,143 @@
                 <w:rFonts w:ascii="Calibri" w:eastAsia="Calibri" w:hAnsi="Calibri" w:cs="Calibri"/>
                 <w:lang w:val="en-US"/>
               </w:rPr>
-              <w:t xml:space="preserve"> demonstrates in-depth </w:t>
-            </w:r>
-            <w:proofErr w:type="spellStart"/>
+              <w:t xml:space="preserve"> demonstrates in-depth i</w:t>
+            </w:r>
+            <w:r>
+              <w:rPr>
+                <w:rFonts w:ascii="Calibri" w:eastAsia="Calibri" w:hAnsi="Calibri" w:cs="Calibri"/>
+              </w:rPr>
+              <w:t>ntegrat</w:t>
+            </w:r>
             <w:r>
               <w:rPr>
                 <w:rFonts w:ascii="Calibri" w:eastAsia="Calibri" w:hAnsi="Calibri" w:cs="Calibri"/>
                 <w:lang w:val="en-US"/>
               </w:rPr>
-              <w:t>i</w:t>
-            </w:r>
-            <w:r>
-              <w:rPr>
-                <w:rFonts w:ascii="Calibri" w:eastAsia="Calibri" w:hAnsi="Calibri" w:cs="Calibri"/>
-              </w:rPr>
-              <w:t>ntegrat</w:t>
-            </w:r>
-            <w:proofErr w:type="spellEnd"/>
+              <w:t>ion</w:t>
+            </w:r>
+            <w:r>
+              <w:rPr>
+                <w:rFonts w:ascii="Calibri" w:eastAsia="Calibri" w:hAnsi="Calibri" w:cs="Calibri"/>
+              </w:rPr>
+              <w:t xml:space="preserve"> and analy</w:t>
+            </w:r>
             <w:r>
               <w:rPr>
                 <w:rFonts w:ascii="Calibri" w:eastAsia="Calibri" w:hAnsi="Calibri" w:cs="Calibri"/>
                 <w:lang w:val="en-US"/>
               </w:rPr>
-              <w:t>ion</w:t>
-            </w:r>
-            <w:r>
-              <w:rPr>
-                <w:rFonts w:ascii="Calibri" w:eastAsia="Calibri" w:hAnsi="Calibri" w:cs="Calibri"/>
-              </w:rPr>
-              <w:t xml:space="preserve"> and </w:t>
-            </w:r>
-            <w:proofErr w:type="spellStart"/>
-            <w:r>
-              <w:rPr>
-                <w:rFonts w:ascii="Calibri" w:eastAsia="Calibri" w:hAnsi="Calibri" w:cs="Calibri"/>
-              </w:rPr>
-              <w:t>analy</w:t>
-            </w:r>
-            <w:proofErr w:type="spellEnd"/>
+              <w:t>sis</w:t>
+            </w:r>
+            <w:r>
+              <w:rPr>
+                <w:rFonts w:ascii="Calibri" w:eastAsia="Calibri" w:hAnsi="Calibri" w:cs="Calibri"/>
+              </w:rPr>
+              <w:t xml:space="preserve"> from various sources, perspectives, and methodologies.</w:t>
+            </w:r>
+          </w:p>
+          <w:p>
+            <w:pPr>
+              <w:textAlignment w:val="baseline"/>
+              <w:rPr>
+                <w:rFonts w:ascii="Calibri" w:eastAsia="Times New Roman" w:hAnsi="Calibri" w:cs="Calibri"/>
+              </w:rPr>
+            </w:pPr>
+          </w:p>
+        </w:tc>
+        <w:tc>
+          <w:tcPr>
+            <w:tcW w:w="2808" w:type="dxa"/>
+          </w:tcPr>
+          <w:p>
+            <w:pPr>
+              <w:textAlignment w:val="baseline"/>
+              <w:rPr>
+                <w:rFonts w:ascii="Calibri" w:eastAsia="Calibri" w:hAnsi="Calibri" w:cs="Calibri"/>
+              </w:rPr>
+            </w:pPr>
             <w:r>
               <w:rPr>
                 <w:rFonts w:ascii="Calibri" w:eastAsia="Calibri" w:hAnsi="Calibri" w:cs="Calibri"/>
                 <w:lang w:val="en-US"/>
               </w:rPr>
-              <w:t>sis</w:t>
-            </w:r>
-            <w:r>
-              <w:rPr>
-                <w:rFonts w:ascii="Calibri" w:eastAsia="Calibri" w:hAnsi="Calibri" w:cs="Calibri"/>
-              </w:rPr>
-              <w:t xml:space="preserve"> from various sources, perspectives, and methodologies.</w:t>
+              <w:t>P</w:t>
+            </w:r>
+            <w:r>
+              <w:rPr>
+                <w:rFonts w:ascii="Calibri" w:eastAsia="Calibri" w:hAnsi="Calibri" w:cs="Calibri"/>
+                <w:lang w:val="en-US"/>
+              </w:rPr>
+              <w:t xml:space="preserve">resentation </w:t>
+            </w:r>
+            <w:r>
+              <w:rPr>
+                <w:rFonts w:ascii="Calibri" w:eastAsia="Calibri" w:hAnsi="Calibri" w:cs="Calibri"/>
+              </w:rPr>
+              <w:t>excels in integrati</w:t>
+            </w:r>
+            <w:r>
+              <w:rPr>
+                <w:rFonts w:ascii="Calibri" w:eastAsia="Calibri" w:hAnsi="Calibri" w:cs="Calibri"/>
+                <w:lang w:val="en-US"/>
+              </w:rPr>
+              <w:t>on</w:t>
+            </w:r>
+            <w:r>
+              <w:rPr>
+                <w:rFonts w:ascii="Calibri" w:eastAsia="Calibri" w:hAnsi="Calibri" w:cs="Calibri"/>
+              </w:rPr>
+              <w:t xml:space="preserve"> and</w:t>
+            </w:r>
+            <w:r>
+              <w:rPr>
+                <w:rFonts w:ascii="Calibri" w:eastAsia="Calibri" w:hAnsi="Calibri" w:cs="Calibri"/>
+                <w:lang w:val="en-US"/>
+              </w:rPr>
+              <w:t xml:space="preserve"> knowledge </w:t>
+            </w:r>
+            <w:r>
+              <w:rPr>
+                <w:rFonts w:ascii="Calibri" w:eastAsia="Calibri" w:hAnsi="Calibri" w:cs="Calibri"/>
+                <w:lang w:val="en-US"/>
+              </w:rPr>
+              <w:t>analysis</w:t>
+            </w:r>
+            <w:r>
+              <w:rPr>
+                <w:rFonts w:ascii="Calibri" w:eastAsia="Calibri" w:hAnsi="Calibri" w:cs="Calibri"/>
+              </w:rPr>
+              <w:t>;</w:t>
+            </w:r>
+            <w:r>
+              <w:rPr>
+                <w:rFonts w:ascii="Calibri" w:eastAsia="Calibri" w:hAnsi="Calibri" w:cs="Calibri"/>
+              </w:rPr>
+              <w:t xml:space="preserve"> </w:t>
+            </w:r>
+            <w:r>
+              <w:rPr>
+                <w:rFonts w:ascii="Calibri" w:eastAsia="Calibri" w:hAnsi="Calibri" w:cs="Calibri"/>
+              </w:rPr>
+              <w:t xml:space="preserve">Q&amp;A </w:t>
+            </w:r>
+            <w:r>
+              <w:rPr>
+                <w:rFonts w:ascii="Calibri" w:eastAsia="Calibri" w:hAnsi="Calibri" w:cs="Calibri"/>
+              </w:rPr>
+              <w:t>showcas</w:t>
+            </w:r>
+            <w:r>
+              <w:rPr>
+                <w:rFonts w:ascii="Calibri" w:eastAsia="Calibri" w:hAnsi="Calibri" w:cs="Calibri"/>
+              </w:rPr>
+              <w:t xml:space="preserve">es </w:t>
+            </w:r>
+            <w:r>
+              <w:rPr>
+                <w:rFonts w:ascii="Calibri" w:eastAsia="Calibri" w:hAnsi="Calibri" w:cs="Calibri"/>
+              </w:rPr>
+              <w:t>a deep understanding of the topic.</w:t>
             </w:r>
           </w:p>
           <w:p>
@@ -3623,119 +3690,7 @@
         </w:tc>
         <w:tc>
           <w:tcPr>
-            <w:tcW w:w="2809" w:type="dxa"/>
-          </w:tcPr>
-          <w:p>
-            <w:pPr>
-              <w:textAlignment w:val="baseline"/>
-              <w:rPr>
-                <w:rFonts w:ascii="Calibri" w:eastAsia="Calibri" w:hAnsi="Calibri" w:cs="Calibri"/>
-              </w:rPr>
-            </w:pPr>
-            <w:r>
-              <w:rPr>
-                <w:rFonts w:ascii="Calibri" w:eastAsia="Calibri" w:hAnsi="Calibri" w:cs="Calibri"/>
-                <w:lang w:val="en-US"/>
-              </w:rPr>
-              <w:t>P</w:t>
-            </w:r>
-            <w:r>
-              <w:rPr>
-                <w:rFonts w:ascii="Calibri" w:eastAsia="Calibri" w:hAnsi="Calibri" w:cs="Calibri"/>
-                <w:lang w:val="en-US"/>
-              </w:rPr>
-              <w:t xml:space="preserve">resentation </w:t>
-            </w:r>
-            <w:r>
-              <w:rPr>
-                <w:rFonts w:ascii="Calibri" w:eastAsia="Calibri" w:hAnsi="Calibri" w:cs="Calibri"/>
-              </w:rPr>
-              <w:t xml:space="preserve">excels in </w:t>
-            </w:r>
-            <w:proofErr w:type="spellStart"/>
-            <w:r>
-              <w:rPr>
-                <w:rFonts w:ascii="Calibri" w:eastAsia="Calibri" w:hAnsi="Calibri" w:cs="Calibri"/>
-              </w:rPr>
-              <w:t>integrati</w:t>
-            </w:r>
-            <w:proofErr w:type="spellEnd"/>
-            <w:r>
-              <w:rPr>
-                <w:rFonts w:ascii="Calibri" w:eastAsia="Calibri" w:hAnsi="Calibri" w:cs="Calibri"/>
-                <w:lang w:val="en-US"/>
-              </w:rPr>
-              <w:t>on</w:t>
-            </w:r>
-            <w:r>
-              <w:rPr>
-                <w:rFonts w:ascii="Calibri" w:eastAsia="Calibri" w:hAnsi="Calibri" w:cs="Calibri"/>
-              </w:rPr>
-              <w:t xml:space="preserve"> and</w:t>
-            </w:r>
-            <w:r>
-              <w:rPr>
-                <w:rFonts w:ascii="Calibri" w:eastAsia="Calibri" w:hAnsi="Calibri" w:cs="Calibri"/>
-                <w:lang w:val="en-US"/>
-              </w:rPr>
-              <w:t xml:space="preserve"> knowledge </w:t>
-            </w:r>
-            <w:r>
-              <w:rPr>
-                <w:rFonts w:ascii="Calibri" w:eastAsia="Calibri" w:hAnsi="Calibri" w:cs="Calibri"/>
-                <w:lang w:val="en-US"/>
-              </w:rPr>
-              <w:t>analysis</w:t>
-            </w:r>
-            <w:r>
-              <w:rPr>
-                <w:rFonts w:ascii="Calibri" w:eastAsia="Calibri" w:hAnsi="Calibri" w:cs="Calibri"/>
-              </w:rPr>
-              <w:t>;</w:t>
-            </w:r>
-            <w:r>
-              <w:rPr>
-                <w:rFonts w:ascii="Calibri" w:eastAsia="Calibri" w:hAnsi="Calibri" w:cs="Calibri"/>
-              </w:rPr>
-              <w:t xml:space="preserve"> </w:t>
-            </w:r>
-            <w:r>
-              <w:rPr>
-                <w:rFonts w:ascii="Calibri" w:eastAsia="Calibri" w:hAnsi="Calibri" w:cs="Calibri"/>
-              </w:rPr>
-              <w:t xml:space="preserve">Q&amp;A </w:t>
-            </w:r>
-            <w:r>
-              <w:rPr>
-                <w:rFonts w:ascii="Calibri" w:eastAsia="Calibri" w:hAnsi="Calibri" w:cs="Calibri"/>
-              </w:rPr>
-              <w:t>showcas</w:t>
-            </w:r>
-            <w:r>
-              <w:rPr>
-                <w:rFonts w:ascii="Calibri" w:eastAsia="Calibri" w:hAnsi="Calibri" w:cs="Calibri"/>
-              </w:rPr>
-              <w:t xml:space="preserve">es </w:t>
-            </w:r>
-            <w:r>
-              <w:rPr>
-                <w:rFonts w:ascii="Calibri" w:eastAsia="Calibri" w:hAnsi="Calibri" w:cs="Calibri"/>
-              </w:rPr>
-              <w:t>a deep understanding of the topic.</w:t>
-            </w:r>
-          </w:p>
-          <w:p>
-            <w:pPr>
-              <w:textAlignment w:val="baseline"/>
-              <w:rPr>
-                <w:rFonts w:ascii="Calibri" w:eastAsia="Times New Roman" w:hAnsi="Calibri" w:cs="Calibri"/>
-              </w:rPr>
-            </w:pPr>
-          </w:p>
-        </w:tc>
-        <w:tc>
-          <w:tcPr>
-            <w:tcW w:w="2809" w:type="dxa"/>
+            <w:tcW w:w="1150" w:type="dxa"/>
           </w:tcPr>
           <w:p>
             <w:pPr>
@@ -3773,7 +3728,7 @@
 </file>
 
 <file path=word/numbering.xml><?xml version="1.0" encoding="utf-8"?>
-<w:numbering xmlns:wpc="http://schemas.microsoft.com/office/word/2010/wordprocessingCanvas" xmlns:cx="http://schemas.microsoft.com/office/drawing/2014/chartex" xmlns:cx1="http://schemas.microsoft.com/office/drawing/2015/9/8/chartex" xmlns:cx2="http://schemas.microsoft.com/office/drawing/2015/10/21/chartex" xmlns:cx3="http://schemas.microsoft.com/office/drawing/2016/5/9/chartex" xmlns:cx4="http://schemas.microsoft.com/office/drawing/2016/5/10/chartex" xmlns:cx5="http://schemas.microsoft.com/office/drawing/2016/5/11/chartex" xmlns:cx6="http://schemas.microsoft.com/office/drawing/2016/5/12/chartex" xmlns:cx7="http://schemas.microsoft.com/office/drawing/2016/5/13/chartex" xmlns:cx8="http://schemas.microsoft.com/office/drawing/2016/5/14/chartex" xmlns:mc="http://schemas.openxmlformats.org/markup-compatibility/2006" xmlns:aink="http://schemas.microsoft.com/office/drawing/2016/ink" xmlns:am3d="http://schemas.microsoft.com/office/drawing/2017/model3d" xmlns:o="urn:schemas-microsoft-com:office:office" xmlns:oel="http://schemas.microsoft.com/office/2019/extlst" xmlns:r="http://schemas.openxmlformats.org/officeDocument/2006/relationships" xmlns:m="http://schemas.openxmlformats.org/officeDocument/2006/math" xmlns:v="urn:schemas-microsoft-com:vml" xmlns:wp14="http://schemas.microsoft.com/office/word/2010/wordprocessingDrawing" xmlns:wp="http://schemas.openxmlformats.org/drawingml/2006/wordprocessingDrawing" xmlns:w10="urn:schemas-microsoft-com:office:word" xmlns:w="http://schemas.openxmlformats.org/wordprocessingml/2006/main" xmlns:w14="http://schemas.microsoft.com/office/word/2010/wordml" xmlns:w15="http://schemas.microsoft.com/office/word/2012/wordml" xmlns:w16cex="http://schemas.microsoft.com/office/word/2018/wordml/cex" xmlns:w16cid="http://schemas.microsoft.com/office/word/2016/wordml/cid" xmlns:w16="http://schemas.microsoft.com/office/word/2018/wordml" xmlns:w16sdtdh="http://schemas.microsoft.com/office/word/2020/wordml/sdtdatahash" xmlns:w16se="http://schemas.microsoft.com/office/word/2015/wordml/symex" xmlns:wpg="http://schemas.microsoft.com/office/word/2010/wordprocessingGroup" xmlns:wpi="http://schemas.microsoft.com/office/word/2010/wordprocessingInk" xmlns:wne="http://schemas.microsoft.com/office/word/2006/wordml" xmlns:wps="http://schemas.microsoft.com/office/word/2010/wordprocessingShape" mc:Ignorable="w14 w15 w16se w16cid w16 w16cex w16sdtdh wp14">
+<w:numbering xmlns:wpc="http://schemas.microsoft.com/office/word/2010/wordprocessingCanvas" xmlns:cx="http://schemas.microsoft.com/office/drawing/2014/chartex" xmlns:cx1="http://schemas.microsoft.com/office/drawing/2015/9/8/chartex" xmlns:cx2="http://schemas.microsoft.com/office/drawing/2015/10/21/chartex" xmlns:cx3="http://schemas.microsoft.com/office/drawing/2016/5/9/chartex" xmlns:cx4="http://schemas.microsoft.com/office/drawing/2016/5/10/chartex" xmlns:cx5="http://schemas.microsoft.com/office/drawing/2016/5/11/chartex" xmlns:cx6="http://schemas.microsoft.com/office/drawing/2016/5/12/chartex" xmlns:cx7="http://schemas.microsoft.com/office/drawing/2016/5/13/chartex" xmlns:cx8="http://schemas.microsoft.com/office/drawing/2016/5/14/chartex" xmlns:mc="http://schemas.openxmlformats.org/markup-compatibility/2006" xmlns:aink="http://schemas.microsoft.com/office/drawing/2016/ink" xmlns:am3d="http://schemas.microsoft.com/office/drawing/2017/model3d" xmlns:o="urn:schemas-microsoft-com:office:office" xmlns:oel="http://schemas.microsoft.com/office/2019/extlst" xmlns:r="http://schemas.openxmlformats.org/officeDocument/2006/relationships" xmlns:m="http://schemas.openxmlformats.org/officeDocument/2006/math" xmlns:v="urn:schemas-microsoft-com:vml" xmlns:wp14="http://schemas.microsoft.com/office/word/2010/wordprocessingDrawing" xmlns:wp="http://schemas.openxmlformats.org/drawingml/2006/wordprocessingDrawing" xmlns:w10="urn:schemas-microsoft-com:office:word" xmlns:w="http://schemas.openxmlformats.org/wordprocessingml/2006/main" xmlns:w14="http://schemas.microsoft.com/office/word/2010/wordml" xmlns:w15="http://schemas.microsoft.com/office/word/2012/wordml" xmlns:w16cex="http://schemas.microsoft.com/office/word/2018/wordml/cex" xmlns:w16cid="http://schemas.microsoft.com/office/word/2016/wordml/cid" xmlns:w16="http://schemas.microsoft.com/office/word/2018/wordml" xmlns:w16du="http://schemas.microsoft.com/office/word/2023/wordml/word16du" xmlns:w16sdtdh="http://schemas.microsoft.com/office/word/2020/wordml/sdtdatahash" xmlns:w16se="http://schemas.microsoft.com/office/word/2015/wordml/symex" xmlns:wpg="http://schemas.microsoft.com/office/word/2010/wordprocessingGroup" xmlns:wpi="http://schemas.microsoft.com/office/word/2010/wordprocessingInk" xmlns:wne="http://schemas.microsoft.com/office/word/2006/wordml" xmlns:wps="http://schemas.microsoft.com/office/word/2010/wordprocessingShape" mc:Ignorable="w14 w15 w16se w16cid w16 w16cex w16sdtdh w16du wp14">
   <w:abstractNum w:abstractNumId="0" w15:restartNumberingAfterBreak="0">
     <w:nsid w:val="00B65E8C"/>
     <w:multiLevelType w:val="hybridMultilevel"/>
@@ -5054,7 +5009,7 @@
 </file>
 
 <file path=word/styles.xml><?xml version="1.0" encoding="utf-8"?>
-<w:styles xmlns:mc="http://schemas.openxmlformats.org/markup-compatibility/2006" xmlns:r="http://schemas.openxmlformats.org/officeDocument/2006/relationships" xmlns:w="http://schemas.openxmlformats.org/wordprocessingml/2006/main" xmlns:w14="http://schemas.microsoft.com/office/word/2010/wordml" xmlns:w15="http://schemas.microsoft.com/office/word/2012/wordml" xmlns:w16cex="http://schemas.microsoft.com/office/word/2018/wordml/cex" xmlns:w16cid="http://schemas.microsoft.com/office/word/2016/wordml/cid" xmlns:w16="http://schemas.microsoft.com/office/word/2018/wordml" xmlns:w16sdtdh="http://schemas.microsoft.com/office/word/2020/wordml/sdtdatahash" xmlns:w16se="http://schemas.microsoft.com/office/word/2015/wordml/symex" mc:Ignorable="w14 w15 w16se w16cid w16 w16cex w16sdtdh">
+<w:styles xmlns:mc="http://schemas.openxmlformats.org/markup-compatibility/2006" xmlns:r="http://schemas.openxmlformats.org/officeDocument/2006/relationships" xmlns:w="http://schemas.openxmlformats.org/wordprocessingml/2006/main" xmlns:w14="http://schemas.microsoft.com/office/word/2010/wordml" xmlns:w15="http://schemas.microsoft.com/office/word/2012/wordml" xmlns:w16cex="http://schemas.microsoft.com/office/word/2018/wordml/cex" xmlns:w16cid="http://schemas.microsoft.com/office/word/2016/wordml/cid" xmlns:w16="http://schemas.microsoft.com/office/word/2018/wordml" xmlns:w16du="http://schemas.microsoft.com/office/word/2023/wordml/word16du" xmlns:w16sdtdh="http://schemas.microsoft.com/office/word/2020/wordml/sdtdatahash" xmlns:w16se="http://schemas.microsoft.com/office/word/2015/wordml/symex" mc:Ignorable="w14 w15 w16se w16cid w16 w16cex w16sdtdh w16du">
   <w:docDefaults>
     <w:rPrDefault>
       <w:rPr>
@@ -5949,26 +5904,6 @@
 </file>
 
 <file path=customXml/item1.xml><?xml version="1.0" encoding="utf-8"?>
-<p:properties xmlns:p="http://schemas.microsoft.com/office/2006/metadata/properties" xmlns:xsi="http://www.w3.org/2001/XMLSchema-instance" xmlns:pc="http://schemas.microsoft.com/office/infopath/2007/PartnerControls">
-  <documentManagement>
-    <lcf76f155ced4ddcb4097134ff3c332f xmlns="c2af1203-a1e0-49fe-9bc1-da87b6900221">
-      <Terms xmlns="http://schemas.microsoft.com/office/infopath/2007/PartnerControls"/>
-    </lcf76f155ced4ddcb4097134ff3c332f>
-    <TaxCatchAll xmlns="e7263df1-7b3c-4456-b643-d7b891353f09" xsi:nil="true"/>
-  </documentManagement>
-</p:properties>
-</file>
-
-<file path=customXml/item2.xml><?xml version="1.0" encoding="utf-8"?>
-<?mso-contentType ?>
-<FormTemplates xmlns="http://schemas.microsoft.com/sharepoint/v3/contenttype/forms">
-  <Display>DocumentLibraryForm</Display>
-  <Edit>DocumentLibraryForm</Edit>
-  <New>DocumentLibraryForm</New>
-</FormTemplates>
-</file>
-
-<file path=customXml/item3.xml><?xml version="1.0" encoding="utf-8"?>
 <ct:contentTypeSchema xmlns:ct="http://schemas.microsoft.com/office/2006/metadata/contentType" xmlns:ma="http://schemas.microsoft.com/office/2006/metadata/properties/metaAttributes" ct:_="" ma:_="" ma:contentTypeName="Document" ma:contentTypeID="0x010100A12D9C9D01CCA4438BE9E67D7166C649" ma:contentTypeVersion="16" ma:contentTypeDescription="Create a new document." ma:contentTypeScope="" ma:versionID="ef5461eeed1f5fed1e8ac8427d49ee74">
   <xsd:schema xmlns:xsd="http://www.w3.org/2001/XMLSchema" xmlns:xs="http://www.w3.org/2001/XMLSchema" xmlns:p="http://schemas.microsoft.com/office/2006/metadata/properties" xmlns:ns2="c2af1203-a1e0-49fe-9bc1-da87b6900221" xmlns:ns3="e7263df1-7b3c-4456-b643-d7b891353f09" targetNamespace="http://schemas.microsoft.com/office/2006/metadata/properties" ma:root="true" ma:fieldsID="0b7e09319a80c88d68a5bafa4469e7ea" ns2:_="" ns3:_="">
     <xsd:import namespace="c2af1203-a1e0-49fe-9bc1-da87b6900221"/>
@@ -6211,26 +6146,27 @@
 </ct:contentTypeSchema>
 </file>
 
-<file path=customXml/itemProps1.xml><?xml version="1.0" encoding="utf-8"?>
-<ds:datastoreItem xmlns:ds="http://schemas.openxmlformats.org/officeDocument/2006/customXml" ds:itemID="{B6A719F4-0EA2-44AC-AE6A-FF3BB7143B04}">
-  <ds:schemaRefs>
-    <ds:schemaRef ds:uri="http://schemas.microsoft.com/office/2006/metadata/properties"/>
-    <ds:schemaRef ds:uri="http://schemas.microsoft.com/office/infopath/2007/PartnerControls"/>
-    <ds:schemaRef ds:uri="c2af1203-a1e0-49fe-9bc1-da87b6900221"/>
-    <ds:schemaRef ds:uri="e7263df1-7b3c-4456-b643-d7b891353f09"/>
-  </ds:schemaRefs>
-</ds:datastoreItem>
+<file path=customXml/item2.xml><?xml version="1.0" encoding="utf-8"?>
+<?mso-contentType ?>
+<FormTemplates xmlns="http://schemas.microsoft.com/sharepoint/v3/contenttype/forms">
+  <Display>DocumentLibraryForm</Display>
+  <Edit>DocumentLibraryForm</Edit>
+  <New>DocumentLibraryForm</New>
+</FormTemplates>
 </file>
 
-<file path=customXml/itemProps2.xml><?xml version="1.0" encoding="utf-8"?>
-<ds:datastoreItem xmlns:ds="http://schemas.openxmlformats.org/officeDocument/2006/customXml" ds:itemID="{AD92593F-3DBE-4B7D-A763-D84595DF8936}">
-  <ds:schemaRefs>
-    <ds:schemaRef ds:uri="http://schemas.microsoft.com/sharepoint/v3/contenttype/forms"/>
-  </ds:schemaRefs>
-</ds:datastoreItem>
+<file path=customXml/item3.xml><?xml version="1.0" encoding="utf-8"?>
+<p:properties xmlns:p="http://schemas.microsoft.com/office/2006/metadata/properties" xmlns:xsi="http://www.w3.org/2001/XMLSchema-instance" xmlns:pc="http://schemas.microsoft.com/office/infopath/2007/PartnerControls">
+  <documentManagement>
+    <lcf76f155ced4ddcb4097134ff3c332f xmlns="c2af1203-a1e0-49fe-9bc1-da87b6900221">
+      <Terms xmlns="http://schemas.microsoft.com/office/infopath/2007/PartnerControls"/>
+    </lcf76f155ced4ddcb4097134ff3c332f>
+    <TaxCatchAll xmlns="e7263df1-7b3c-4456-b643-d7b891353f09" xsi:nil="true"/>
+  </documentManagement>
+</p:properties>
 </file>
 
-<file path=customXml/itemProps3.xml><?xml version="1.0" encoding="utf-8"?>
+<file path=customXml/itemProps1.xml><?xml version="1.0" encoding="utf-8"?>
 <ds:datastoreItem xmlns:ds="http://schemas.openxmlformats.org/officeDocument/2006/customXml" ds:itemID="{2F403EFA-AD0E-4B59-B119-F0D9B15BB101}">
   <ds:schemaRefs>
     <ds:schemaRef ds:uri="http://schemas.microsoft.com/office/2006/metadata/contentType"/>
@@ -6247,4 +6183,23 @@
     <ds:schemaRef ds:uri="http://schemas.microsoft.com/internal/obd"/>
   </ds:schemaRefs>
 </ds:datastoreItem>
+</file>
+
+<file path=customXml/itemProps2.xml><?xml version="1.0" encoding="utf-8"?>
+<ds:datastoreItem xmlns:ds="http://schemas.openxmlformats.org/officeDocument/2006/customXml" ds:itemID="{AD92593F-3DBE-4B7D-A763-D84595DF8936}">
+  <ds:schemaRefs>
+    <ds:schemaRef ds:uri="http://schemas.microsoft.com/sharepoint/v3/contenttype/forms"/>
+  </ds:schemaRefs>
+</ds:datastoreItem>
+</file>
+
+<file path=customXml/itemProps3.xml><?xml version="1.0" encoding="utf-8"?>
+<ds:datastoreItem xmlns:ds="http://schemas.openxmlformats.org/officeDocument/2006/customXml" ds:itemID="{B6A719F4-0EA2-44AC-AE6A-FF3BB7143B04}">
+  <ds:schemaRefs>
+    <ds:schemaRef ds:uri="http://schemas.microsoft.com/office/2006/metadata/properties"/>
+    <ds:schemaRef ds:uri="http://schemas.microsoft.com/office/infopath/2007/PartnerControls"/>
+    <ds:schemaRef ds:uri="c2af1203-a1e0-49fe-9bc1-da87b6900221"/>
+    <ds:schemaRef ds:uri="e7263df1-7b3c-4456-b643-d7b891353f09"/>
+  </ds:schemaRefs>
+</ds:datastoreItem>
 </file>
--- a/word_files/Annex/Q2-Presentation FINAL.docx
+++ b/word_files/Annex/Q2-Presentation FINAL.docx
@@ -10,147 +10,14 @@
         <w:rPr>
           <w:rFonts w:ascii="Segoe UI" w:hAnsi="Segoe UI" w:cs="Segoe UI"/>
           <w:color w:val="2E74B5"/>
-          <w:sz w:val="18"/>
-          <w:szCs w:val="18"/>
-        </w:rPr>
-      </w:pPr>
-      <w:r>
-        <w:rPr>
-          <w:rFonts w:ascii="Segoe UI" w:hAnsi="Segoe UI" w:cs="Segoe UI"/>
-          <w:color w:val="2E74B5"/>
-          <w:sz w:val="18"/>
-          <w:szCs w:val="18"/>
-        </w:rPr>
-        <w:t>Q2 Pre</w:t>
-      </w:r>
-      <w:r>
-        <w:rPr>
-          <w:rFonts w:ascii="Segoe UI" w:hAnsi="Segoe UI" w:cs="Segoe UI"/>
-          <w:color w:val="2E74B5"/>
-          <w:sz w:val="18"/>
-          <w:szCs w:val="18"/>
-        </w:rPr>
-        <w:t>sentation</w:t>
-      </w:r>
-      <w:r>
-        <w:rPr>
-          <w:rFonts w:ascii="Segoe UI" w:hAnsi="Segoe UI" w:cs="Segoe UI"/>
-          <w:color w:val="2E74B5"/>
-          <w:sz w:val="18"/>
-          <w:szCs w:val="18"/>
-        </w:rPr>
-        <w:t xml:space="preserve"> Rubric</w:t>
-      </w:r>
-    </w:p>
-    <w:p>
-      <w:pPr>
-        <w:pStyle w:val="paragraph"/>
-        <w:spacing w:before="0" w:beforeAutospacing="0" w:after="0" w:afterAutospacing="0"/>
-        <w:textAlignment w:val="baseline"/>
-        <w:rPr>
-          <w:rFonts w:ascii="Segoe UI" w:hAnsi="Segoe UI" w:cs="Segoe UI"/>
-          <w:color w:val="2E74B5"/>
-          <w:sz w:val="18"/>
-          <w:szCs w:val="18"/>
-        </w:rPr>
-      </w:pPr>
-      <w:r>
-        <w:rPr>
-          <w:rFonts w:ascii="Segoe UI" w:hAnsi="Segoe UI" w:cs="Segoe UI"/>
-          <w:color w:val="2E74B5"/>
-          <w:sz w:val="18"/>
-          <w:szCs w:val="18"/>
-        </w:rPr>
-        <w:t xml:space="preserve">Weight of assessment in final grade: </w:t>
-      </w:r>
-      <w:r>
-        <w:rPr>
-          <w:rFonts w:ascii="Segoe UI" w:hAnsi="Segoe UI" w:cs="Segoe UI"/>
-          <w:color w:val="2E74B5"/>
-          <w:sz w:val="18"/>
-          <w:szCs w:val="18"/>
-        </w:rPr>
-        <w:t>2</w:t>
-      </w:r>
-      <w:r>
-        <w:rPr>
-          <w:rFonts w:ascii="Segoe UI" w:hAnsi="Segoe UI" w:cs="Segoe UI"/>
-          <w:color w:val="2E74B5"/>
-          <w:sz w:val="18"/>
-          <w:szCs w:val="18"/>
-        </w:rPr>
-        <w:t>0%</w:t>
-      </w:r>
-    </w:p>
-    <w:p>
-      <w:pPr>
-        <w:pStyle w:val="paragraph"/>
-        <w:spacing w:before="0" w:beforeAutospacing="0" w:after="0" w:afterAutospacing="0"/>
-        <w:textAlignment w:val="baseline"/>
-        <w:rPr>
-          <w:rFonts w:ascii="Segoe UI" w:hAnsi="Segoe UI" w:cs="Segoe UI"/>
-          <w:color w:val="2E74B5"/>
-          <w:sz w:val="18"/>
-          <w:szCs w:val="18"/>
-        </w:rPr>
-      </w:pPr>
-      <w:r>
-        <w:rPr>
-          <w:rFonts w:ascii="Segoe UI" w:hAnsi="Segoe UI" w:cs="Segoe UI"/>
-          <w:color w:val="2E74B5"/>
-          <w:sz w:val="18"/>
-          <w:szCs w:val="18"/>
-        </w:rPr>
-        <w:t>Type of assessment: group</w:t>
-      </w:r>
-    </w:p>
-    <w:p>
-      <w:pPr>
-        <w:pStyle w:val="paragraph"/>
-        <w:spacing w:before="0" w:beforeAutospacing="0" w:after="0" w:afterAutospacing="0"/>
-        <w:textAlignment w:val="baseline"/>
-        <w:rPr>
-          <w:rFonts w:ascii="Segoe UI" w:hAnsi="Segoe UI" w:cs="Segoe UI"/>
-          <w:color w:val="2E74B5"/>
-          <w:sz w:val="18"/>
-          <w:szCs w:val="18"/>
-        </w:rPr>
-      </w:pPr>
-      <w:r>
-        <w:rPr>
-          <w:rFonts w:ascii="Segoe UI" w:hAnsi="Segoe UI" w:cs="Segoe UI"/>
-          <w:color w:val="2E74B5"/>
-          <w:sz w:val="18"/>
-          <w:szCs w:val="18"/>
-        </w:rPr>
-        <w:t>Evaluator: Supervisors</w:t>
-      </w:r>
-      <w:r>
-        <w:rPr>
-          <w:rFonts w:ascii="Segoe UI" w:hAnsi="Segoe UI" w:cs="Segoe UI"/>
-          <w:color w:val="2E74B5"/>
-          <w:sz w:val="18"/>
-          <w:szCs w:val="18"/>
-        </w:rPr>
-        <w:t>, thread leaders</w:t>
-      </w:r>
-    </w:p>
-    <w:p>
-      <w:pPr>
-        <w:pStyle w:val="paragraph"/>
-        <w:spacing w:before="0" w:beforeAutospacing="0" w:after="0" w:afterAutospacing="0"/>
-        <w:textAlignment w:val="baseline"/>
-        <w:rPr>
-          <w:rFonts w:ascii="Segoe UI" w:hAnsi="Segoe UI" w:cs="Segoe UI"/>
-          <w:color w:val="2E74B5"/>
-          <w:sz w:val="18"/>
-          <w:szCs w:val="18"/>
+          <w:sz w:val="28"/>
+          <w:szCs w:val="28"/>
         </w:rPr>
       </w:pPr>
     </w:p>
     <w:tbl>
       <w:tblPr>
-        <w:tblW w:w="4604" w:type="pct"/>
+        <w:tblW w:w="4672" w:type="pct"/>
         <w:tblBorders>
           <w:top w:val="single" w:sz="4" w:space="0" w:color="000000" w:themeColor="text1"/>
           <w:left w:val="single" w:sz="4" w:space="0" w:color="000000" w:themeColor="text1"/>
@@ -167,14 +34,14 @@
         <w:tblLook w:val="04A0" w:firstRow="1" w:lastRow="0" w:firstColumn="1" w:lastColumn="0" w:noHBand="0" w:noVBand="1"/>
       </w:tblPr>
       <w:tblGrid>
-        <w:gridCol w:w="1285"/>
-        <w:gridCol w:w="2807"/>
+        <w:gridCol w:w="1706"/>
+        <w:gridCol w:w="2386"/>
         <w:gridCol w:w="2808"/>
         <w:gridCol w:w="2808"/>
         <w:gridCol w:w="2808"/>
         <w:gridCol w:w="2808"/>
         <w:gridCol w:w="2808"/>
-        <w:gridCol w:w="1150"/>
+        <w:gridCol w:w="1435"/>
       </w:tblGrid>
       <w:tr>
         <w:trPr>
@@ -182,7 +49,7 @@
         </w:trPr>
         <w:tc>
           <w:tcPr>
-            <w:tcW w:w="1286" w:type="dxa"/>
+            <w:tcW w:w="1706" w:type="dxa"/>
             <w:shd w:val="clear" w:color="auto" w:fill="auto"/>
             <w:hideMark/>
           </w:tcPr>
@@ -191,13 +58,15 @@
               <w:textAlignment w:val="baseline"/>
               <w:rPr>
                 <w:rFonts w:ascii="Calibri" w:eastAsia="Times New Roman" w:hAnsi="Calibri" w:cs="Calibri"/>
-                <w:sz w:val="18"/>
-                <w:szCs w:val="18"/>
-              </w:rPr>
-            </w:pPr>
-            <w:r>
-              <w:rPr>
-                <w:rFonts w:ascii="Calibri" w:eastAsia="Times New Roman" w:hAnsi="Calibri" w:cs="Calibri"/>
+                <w:sz w:val="28"/>
+                <w:szCs w:val="28"/>
+              </w:rPr>
+            </w:pPr>
+            <w:r>
+              <w:rPr>
+                <w:rFonts w:ascii="Calibri" w:eastAsia="Times New Roman" w:hAnsi="Calibri" w:cs="Calibri"/>
+                <w:sz w:val="28"/>
+                <w:szCs w:val="28"/>
               </w:rPr>
               <w:t> </w:t>
             </w:r>
@@ -205,7 +74,7 @@
         </w:tc>
         <w:tc>
           <w:tcPr>
-            <w:tcW w:w="2807" w:type="dxa"/>
+            <w:tcW w:w="2386" w:type="dxa"/>
             <w:shd w:val="clear" w:color="auto" w:fill="auto"/>
             <w:vAlign w:val="center"/>
             <w:hideMark/>
@@ -216,15 +85,15 @@
               <w:textAlignment w:val="baseline"/>
               <w:rPr>
                 <w:rFonts w:ascii="Calibri" w:eastAsia="Times New Roman" w:hAnsi="Calibri" w:cs="Calibri"/>
-                <w:sz w:val="18"/>
-                <w:szCs w:val="18"/>
-              </w:rPr>
-            </w:pPr>
-            <w:r>
-              <w:rPr>
-                <w:rFonts w:ascii="Calibri" w:eastAsia="Times New Roman" w:hAnsi="Calibri" w:cs="Calibri"/>
-                <w:sz w:val="18"/>
-                <w:szCs w:val="18"/>
+                <w:sz w:val="28"/>
+                <w:szCs w:val="28"/>
+              </w:rPr>
+            </w:pPr>
+            <w:r>
+              <w:rPr>
+                <w:rFonts w:ascii="Calibri" w:eastAsia="Times New Roman" w:hAnsi="Calibri" w:cs="Calibri"/>
+                <w:sz w:val="28"/>
+                <w:szCs w:val="28"/>
               </w:rPr>
               <w:t xml:space="preserve">Learning Outcome </w:t>
             </w:r>
@@ -235,15 +104,15 @@
               <w:textAlignment w:val="baseline"/>
               <w:rPr>
                 <w:rFonts w:ascii="Calibri" w:eastAsia="Times New Roman" w:hAnsi="Calibri" w:cs="Calibri"/>
-                <w:sz w:val="18"/>
-                <w:szCs w:val="18"/>
-              </w:rPr>
-            </w:pPr>
-            <w:r>
-              <w:rPr>
-                <w:rFonts w:ascii="Calibri" w:eastAsia="Times New Roman" w:hAnsi="Calibri" w:cs="Calibri"/>
-                <w:sz w:val="18"/>
-                <w:szCs w:val="18"/>
+                <w:sz w:val="32"/>
+                <w:szCs w:val="32"/>
+              </w:rPr>
+            </w:pPr>
+            <w:r>
+              <w:rPr>
+                <w:rFonts w:ascii="Calibri" w:eastAsia="Times New Roman" w:hAnsi="Calibri" w:cs="Calibri"/>
+                <w:sz w:val="28"/>
+                <w:szCs w:val="28"/>
               </w:rPr>
               <w:t>(numbers based on overall outcomes)</w:t>
             </w:r>
@@ -262,13 +131,15 @@
               <w:textAlignment w:val="baseline"/>
               <w:rPr>
                 <w:rFonts w:ascii="Calibri" w:eastAsia="Times New Roman" w:hAnsi="Calibri" w:cs="Calibri"/>
-                <w:sz w:val="24"/>
-              </w:rPr>
-            </w:pPr>
-            <w:r>
-              <w:rPr>
-                <w:rFonts w:ascii="Calibri" w:eastAsia="Times New Roman" w:hAnsi="Calibri" w:cs="Calibri"/>
-                <w:sz w:val="24"/>
+                <w:sz w:val="32"/>
+                <w:szCs w:val="32"/>
+              </w:rPr>
+            </w:pPr>
+            <w:r>
+              <w:rPr>
+                <w:rFonts w:ascii="Calibri" w:eastAsia="Times New Roman" w:hAnsi="Calibri" w:cs="Calibri"/>
+                <w:sz w:val="32"/>
+                <w:szCs w:val="32"/>
               </w:rPr>
               <w:t>Criteria</w:t>
             </w:r>
@@ -285,13 +156,15 @@
               <w:textAlignment w:val="baseline"/>
               <w:rPr>
                 <w:rFonts w:ascii="Calibri" w:eastAsia="Times New Roman" w:hAnsi="Calibri" w:cs="Calibri"/>
-                <w:sz w:val="24"/>
-              </w:rPr>
-            </w:pPr>
-            <w:r>
-              <w:rPr>
-                <w:rFonts w:ascii="Calibri" w:eastAsia="Times New Roman" w:hAnsi="Calibri" w:cs="Calibri"/>
-                <w:sz w:val="24"/>
+                <w:sz w:val="32"/>
+                <w:szCs w:val="32"/>
+              </w:rPr>
+            </w:pPr>
+            <w:r>
+              <w:rPr>
+                <w:rFonts w:ascii="Calibri" w:eastAsia="Times New Roman" w:hAnsi="Calibri" w:cs="Calibri"/>
+                <w:sz w:val="32"/>
+                <w:szCs w:val="32"/>
               </w:rPr>
               <w:t>4-5 Insufficient</w:t>
             </w:r>
@@ -308,13 +181,15 @@
               <w:textAlignment w:val="baseline"/>
               <w:rPr>
                 <w:rFonts w:ascii="Calibri" w:eastAsia="Times New Roman" w:hAnsi="Calibri" w:cs="Calibri"/>
-                <w:sz w:val="24"/>
-              </w:rPr>
-            </w:pPr>
-            <w:r>
-              <w:rPr>
-                <w:rFonts w:ascii="Calibri" w:eastAsia="Times New Roman" w:hAnsi="Calibri" w:cs="Calibri"/>
-                <w:sz w:val="24"/>
+                <w:sz w:val="32"/>
+                <w:szCs w:val="32"/>
+              </w:rPr>
+            </w:pPr>
+            <w:r>
+              <w:rPr>
+                <w:rFonts w:ascii="Calibri" w:eastAsia="Times New Roman" w:hAnsi="Calibri" w:cs="Calibri"/>
+                <w:sz w:val="32"/>
+                <w:szCs w:val="32"/>
               </w:rPr>
               <w:t>6 Sufficient</w:t>
             </w:r>
@@ -331,13 +206,15 @@
               <w:textAlignment w:val="baseline"/>
               <w:rPr>
                 <w:rFonts w:ascii="Calibri" w:eastAsia="Times New Roman" w:hAnsi="Calibri" w:cs="Calibri"/>
-                <w:sz w:val="24"/>
-              </w:rPr>
-            </w:pPr>
-            <w:r>
-              <w:rPr>
-                <w:rFonts w:ascii="Calibri" w:eastAsia="Times New Roman" w:hAnsi="Calibri" w:cs="Calibri"/>
-                <w:sz w:val="24"/>
+                <w:sz w:val="32"/>
+                <w:szCs w:val="32"/>
+              </w:rPr>
+            </w:pPr>
+            <w:r>
+              <w:rPr>
+                <w:rFonts w:ascii="Calibri" w:eastAsia="Times New Roman" w:hAnsi="Calibri" w:cs="Calibri"/>
+                <w:sz w:val="32"/>
+                <w:szCs w:val="32"/>
               </w:rPr>
               <w:t>7-8 Good</w:t>
             </w:r>
@@ -354,13 +231,15 @@
               <w:textAlignment w:val="baseline"/>
               <w:rPr>
                 <w:rFonts w:ascii="Calibri" w:eastAsia="Times New Roman" w:hAnsi="Calibri" w:cs="Calibri"/>
-                <w:sz w:val="24"/>
-              </w:rPr>
-            </w:pPr>
-            <w:r>
-              <w:rPr>
-                <w:rFonts w:ascii="Calibri" w:eastAsia="Times New Roman" w:hAnsi="Calibri" w:cs="Calibri"/>
-                <w:sz w:val="24"/>
+                <w:sz w:val="32"/>
+                <w:szCs w:val="32"/>
+              </w:rPr>
+            </w:pPr>
+            <w:r>
+              <w:rPr>
+                <w:rFonts w:ascii="Calibri" w:eastAsia="Times New Roman" w:hAnsi="Calibri" w:cs="Calibri"/>
+                <w:sz w:val="32"/>
+                <w:szCs w:val="32"/>
               </w:rPr>
               <w:t>9-10 Excellent</w:t>
             </w:r>
@@ -368,7 +247,7 @@
         </w:tc>
         <w:tc>
           <w:tcPr>
-            <w:tcW w:w="1150" w:type="dxa"/>
+            <w:tcW w:w="1435" w:type="dxa"/>
             <w:vAlign w:val="center"/>
           </w:tcPr>
           <w:p>
@@ -377,13 +256,15 @@
               <w:textAlignment w:val="baseline"/>
               <w:rPr>
                 <w:rFonts w:ascii="Calibri" w:eastAsia="Times New Roman" w:hAnsi="Calibri" w:cs="Calibri"/>
-                <w:sz w:val="24"/>
-              </w:rPr>
-            </w:pPr>
-            <w:r>
-              <w:rPr>
-                <w:rFonts w:ascii="Calibri" w:eastAsia="Times New Roman" w:hAnsi="Calibri" w:cs="Calibri"/>
-                <w:sz w:val="24"/>
+                <w:sz w:val="32"/>
+                <w:szCs w:val="32"/>
+              </w:rPr>
+            </w:pPr>
+            <w:r>
+              <w:rPr>
+                <w:rFonts w:ascii="Calibri" w:eastAsia="Times New Roman" w:hAnsi="Calibri" w:cs="Calibri"/>
+                <w:sz w:val="32"/>
+                <w:szCs w:val="32"/>
               </w:rPr>
               <w:t>Comments</w:t>
             </w:r>
@@ -396,7 +277,7 @@
         </w:trPr>
         <w:tc>
           <w:tcPr>
-            <w:tcW w:w="1286" w:type="dxa"/>
+            <w:tcW w:w="1706" w:type="dxa"/>
             <w:vMerge w:val="restart"/>
             <w:shd w:val="clear" w:color="auto" w:fill="00B0F0"/>
             <w:vAlign w:val="center"/>
@@ -409,13 +290,16 @@
               <w:rPr>
                 <w:rFonts w:ascii="Calibri" w:hAnsi="Calibri" w:cs="Calibri"/>
                 <w:color w:val="000000"/>
-                <w:sz w:val="20"/>
+                <w:sz w:val="28"/>
+                <w:szCs w:val="28"/>
                 <w:shd w:val="clear" w:color="auto" w:fill="FFFFFF"/>
               </w:rPr>
             </w:pPr>
             <w:r>
               <w:rPr>
                 <w:rFonts w:ascii="Calibri" w:eastAsia="Times New Roman" w:hAnsi="Calibri" w:cs="Calibri"/>
+                <w:sz w:val="28"/>
+                <w:szCs w:val="28"/>
                 <w:lang w:val="en-GB" w:eastAsia="en-GB"/>
               </w:rPr>
               <w:t>Communicate </w:t>
@@ -424,17 +308,23 @@
         </w:tc>
         <w:tc>
           <w:tcPr>
-            <w:tcW w:w="2807" w:type="dxa"/>
+            <w:tcW w:w="2386" w:type="dxa"/>
             <w:shd w:val="clear" w:color="auto" w:fill="auto"/>
             <w:hideMark/>
           </w:tcPr>
           <w:p>
             <w:pPr>
               <w:pStyle w:val="NoSpacing"/>
+              <w:rPr>
+                <w:sz w:val="28"/>
+                <w:szCs w:val="28"/>
+              </w:rPr>
             </w:pPr>
             <w:r>
               <w:rPr>
                 <w:rStyle w:val="eop"/>
+                <w:sz w:val="28"/>
+                <w:szCs w:val="28"/>
               </w:rPr>
               <w:t>1</w:t>
             </w:r>
@@ -442,6 +332,8 @@
               <w:rPr>
                 <w:rFonts w:eastAsia="Calibri"/>
                 <w:kern w:val="2"/>
+                <w:sz w:val="28"/>
+                <w:szCs w:val="28"/>
                 <w:lang w:eastAsia="en-GB"/>
               </w:rPr>
               <w:t>.a.</w:t>
@@ -450,6 +342,8 @@
               <w:rPr>
                 <w:rFonts w:eastAsia="Calibri"/>
                 <w:kern w:val="2"/>
+                <w:sz w:val="28"/>
+                <w:szCs w:val="28"/>
                 <w:lang w:eastAsia="en-GB"/>
               </w:rPr>
               <w:t xml:space="preserve"> </w:t>
@@ -458,6 +352,8 @@
               <w:rPr>
                 <w:rFonts w:eastAsia="Calibri"/>
                 <w:kern w:val="2"/>
+                <w:sz w:val="28"/>
+                <w:szCs w:val="28"/>
                 <w:lang w:eastAsia="en-GB"/>
               </w:rPr>
               <w:t>Adapt a</w:t>
@@ -466,6 +362,8 @@
               <w:rPr>
                 <w:rFonts w:eastAsia="Calibri"/>
                 <w:kern w:val="2"/>
+                <w:sz w:val="28"/>
+                <w:szCs w:val="28"/>
                 <w:lang w:eastAsia="en-GB"/>
               </w:rPr>
               <w:t xml:space="preserve"> research</w:t>
@@ -474,6 +372,8 @@
               <w:rPr>
                 <w:rFonts w:eastAsia="Calibri"/>
                 <w:kern w:val="2"/>
+                <w:sz w:val="28"/>
+                <w:szCs w:val="28"/>
                 <w:lang w:eastAsia="en-GB"/>
               </w:rPr>
               <w:t xml:space="preserve"> presentation to various audiences (peers, stakeholders and non-academics).</w:t>
@@ -493,29 +393,39 @@
               </w:tabs>
               <w:rPr>
                 <w:rFonts w:ascii="Calibri" w:hAnsi="Calibri" w:cs="Calibri"/>
-              </w:rPr>
-            </w:pPr>
-            <w:r>
-              <w:rPr>
-                <w:rFonts w:ascii="Calibri" w:eastAsia="Calibri" w:hAnsi="Calibri" w:cs="Calibri"/>
+                <w:sz w:val="28"/>
+                <w:szCs w:val="28"/>
+              </w:rPr>
+            </w:pPr>
+            <w:r>
+              <w:rPr>
+                <w:rFonts w:ascii="Calibri" w:eastAsia="Calibri" w:hAnsi="Calibri" w:cs="Calibri"/>
+                <w:sz w:val="28"/>
+                <w:szCs w:val="28"/>
               </w:rPr>
               <w:t>Audience analysis and adaptability</w:t>
             </w:r>
             <w:r>
               <w:rPr>
                 <w:rFonts w:ascii="Calibri" w:eastAsia="Calibri" w:hAnsi="Calibri" w:cs="Calibri"/>
+                <w:sz w:val="28"/>
+                <w:szCs w:val="28"/>
               </w:rPr>
               <w:t xml:space="preserve"> </w:t>
             </w:r>
             <w:r>
               <w:rPr>
                 <w:rFonts w:ascii="Calibri" w:hAnsi="Calibri" w:cs="Calibri"/>
+                <w:sz w:val="28"/>
+                <w:szCs w:val="28"/>
               </w:rPr>
               <w:br/>
             </w:r>
             <w:r>
               <w:rPr>
                 <w:rFonts w:ascii="Calibri" w:eastAsia="Calibri" w:hAnsi="Calibri" w:cs="Calibri"/>
+                <w:sz w:val="28"/>
+                <w:szCs w:val="28"/>
               </w:rPr>
               <w:t xml:space="preserve">  </w:t>
             </w:r>
@@ -529,23 +439,31 @@
             <w:pPr>
               <w:rPr>
                 <w:rFonts w:ascii="Calibri" w:hAnsi="Calibri" w:cs="Calibri"/>
-              </w:rPr>
-            </w:pPr>
-            <w:r>
-              <w:rPr>
-                <w:rFonts w:ascii="Calibri" w:eastAsia="Calibri" w:hAnsi="Calibri" w:cs="Calibri"/>
+                <w:sz w:val="28"/>
+                <w:szCs w:val="28"/>
+              </w:rPr>
+            </w:pPr>
+            <w:r>
+              <w:rPr>
+                <w:rFonts w:ascii="Calibri" w:eastAsia="Calibri" w:hAnsi="Calibri" w:cs="Calibri"/>
+                <w:sz w:val="28"/>
+                <w:szCs w:val="28"/>
               </w:rPr>
               <w:t xml:space="preserve">The presentation is not properly understandable for various audiences; </w:t>
             </w:r>
             <w:r>
               <w:rPr>
                 <w:rFonts w:ascii="Calibri" w:eastAsia="Calibri" w:hAnsi="Calibri" w:cs="Calibri"/>
+                <w:sz w:val="28"/>
+                <w:szCs w:val="28"/>
               </w:rPr>
               <w:t>e.g.</w:t>
             </w:r>
             <w:r>
               <w:rPr>
                 <w:rFonts w:ascii="Calibri" w:eastAsia="Calibri" w:hAnsi="Calibri" w:cs="Calibri"/>
+                <w:sz w:val="28"/>
+                <w:szCs w:val="28"/>
               </w:rPr>
               <w:t>, because:</w:t>
             </w:r>
@@ -560,13 +478,15 @@
               <w:spacing w:after="0" w:line="257" w:lineRule="auto"/>
               <w:rPr>
                 <w:rFonts w:ascii="Calibri" w:hAnsi="Calibri" w:cs="Calibri"/>
-              </w:rPr>
-            </w:pPr>
-            <w:r>
-              <w:rPr>
-                <w:rFonts w:ascii="Calibri" w:hAnsi="Calibri" w:cs="Calibri"/>
-                <w:sz w:val="20"/>
-                <w:szCs w:val="20"/>
+                <w:sz w:val="28"/>
+                <w:szCs w:val="28"/>
+              </w:rPr>
+            </w:pPr>
+            <w:r>
+              <w:rPr>
+                <w:rFonts w:ascii="Calibri" w:hAnsi="Calibri" w:cs="Calibri"/>
+                <w:sz w:val="28"/>
+                <w:szCs w:val="28"/>
               </w:rPr>
               <w:t>Jargon / technical terms are not explained</w:t>
             </w:r>
@@ -581,13 +501,15 @@
               <w:spacing w:after="0" w:line="257" w:lineRule="auto"/>
               <w:rPr>
                 <w:rFonts w:ascii="Calibri" w:hAnsi="Calibri" w:cs="Calibri"/>
-              </w:rPr>
-            </w:pPr>
-            <w:r>
-              <w:rPr>
-                <w:rFonts w:ascii="Calibri" w:hAnsi="Calibri" w:cs="Calibri"/>
-                <w:sz w:val="20"/>
-                <w:szCs w:val="20"/>
+                <w:sz w:val="28"/>
+                <w:szCs w:val="28"/>
+              </w:rPr>
+            </w:pPr>
+            <w:r>
+              <w:rPr>
+                <w:rFonts w:ascii="Calibri" w:hAnsi="Calibri" w:cs="Calibri"/>
+                <w:sz w:val="28"/>
+                <w:szCs w:val="28"/>
               </w:rPr>
               <w:t>The presentation does not make clear how the research topic is relevant to stakeholders or a non-academic audience</w:t>
             </w:r>
@@ -596,12 +518,15 @@
             <w:pPr>
               <w:rPr>
                 <w:rFonts w:ascii="Calibri" w:hAnsi="Calibri" w:cs="Calibri"/>
-              </w:rPr>
-            </w:pPr>
-            <w:r>
-              <w:rPr>
-                <w:rFonts w:ascii="Calibri" w:eastAsia="Calibri" w:hAnsi="Calibri" w:cs="Calibri"/>
-                <w:szCs w:val="20"/>
+                <w:sz w:val="28"/>
+                <w:szCs w:val="28"/>
+              </w:rPr>
+            </w:pPr>
+            <w:r>
+              <w:rPr>
+                <w:rFonts w:ascii="Calibri" w:eastAsia="Calibri" w:hAnsi="Calibri" w:cs="Calibri"/>
+                <w:sz w:val="28"/>
+                <w:szCs w:val="28"/>
               </w:rPr>
               <w:t xml:space="preserve"> </w:t>
             </w:r>
@@ -615,11 +540,15 @@
             <w:pPr>
               <w:rPr>
                 <w:rFonts w:ascii="Calibri" w:hAnsi="Calibri" w:cs="Calibri"/>
-              </w:rPr>
-            </w:pPr>
-            <w:r>
-              <w:rPr>
-                <w:rFonts w:ascii="Calibri" w:eastAsia="Calibri" w:hAnsi="Calibri" w:cs="Calibri"/>
+                <w:sz w:val="28"/>
+                <w:szCs w:val="28"/>
+              </w:rPr>
+            </w:pPr>
+            <w:r>
+              <w:rPr>
+                <w:rFonts w:ascii="Calibri" w:eastAsia="Calibri" w:hAnsi="Calibri" w:cs="Calibri"/>
+                <w:sz w:val="28"/>
+                <w:szCs w:val="28"/>
               </w:rPr>
               <w:t>The presentation is largely understandable to various audiences; e.g., because:</w:t>
             </w:r>
@@ -634,13 +563,15 @@
               <w:spacing w:after="0" w:line="257" w:lineRule="auto"/>
               <w:rPr>
                 <w:rFonts w:ascii="Calibri" w:hAnsi="Calibri" w:cs="Calibri"/>
-              </w:rPr>
-            </w:pPr>
-            <w:r>
-              <w:rPr>
-                <w:rFonts w:ascii="Calibri" w:hAnsi="Calibri" w:cs="Calibri"/>
-                <w:sz w:val="20"/>
-                <w:szCs w:val="20"/>
+                <w:sz w:val="28"/>
+                <w:szCs w:val="28"/>
+              </w:rPr>
+            </w:pPr>
+            <w:r>
+              <w:rPr>
+                <w:rFonts w:ascii="Calibri" w:hAnsi="Calibri" w:cs="Calibri"/>
+                <w:sz w:val="28"/>
+                <w:szCs w:val="28"/>
               </w:rPr>
               <w:t>Key technical terms or concepts are explained, but not always clearly enough</w:t>
             </w:r>
@@ -655,49 +586,48 @@
               <w:spacing w:after="0" w:line="257" w:lineRule="auto"/>
               <w:rPr>
                 <w:rFonts w:ascii="Calibri" w:hAnsi="Calibri" w:cs="Calibri"/>
-              </w:rPr>
-            </w:pPr>
-            <w:r>
-              <w:rPr>
-                <w:rFonts w:ascii="Calibri" w:hAnsi="Calibri" w:cs="Calibri"/>
-                <w:sz w:val="20"/>
-                <w:szCs w:val="20"/>
+                <w:sz w:val="28"/>
+                <w:szCs w:val="28"/>
+              </w:rPr>
+            </w:pPr>
+            <w:r>
+              <w:rPr>
+                <w:rFonts w:ascii="Calibri" w:hAnsi="Calibri" w:cs="Calibri"/>
+                <w:sz w:val="28"/>
+                <w:szCs w:val="28"/>
               </w:rPr>
               <w:t xml:space="preserve">Relevance of the topic is presented, but not clearly related to peers, </w:t>
             </w:r>
             <w:r>
               <w:rPr>
                 <w:rFonts w:ascii="Calibri" w:hAnsi="Calibri" w:cs="Calibri"/>
-                <w:sz w:val="20"/>
-                <w:szCs w:val="20"/>
+                <w:sz w:val="28"/>
+                <w:szCs w:val="28"/>
               </w:rPr>
               <w:t>stakeholders,</w:t>
             </w:r>
             <w:r>
               <w:rPr>
                 <w:rFonts w:ascii="Calibri" w:hAnsi="Calibri" w:cs="Calibri"/>
-                <w:sz w:val="20"/>
-                <w:szCs w:val="20"/>
+                <w:sz w:val="28"/>
+                <w:szCs w:val="28"/>
               </w:rPr>
               <w:t xml:space="preserve"> or non-academics</w:t>
             </w:r>
             <w:r>
               <w:rPr>
                 <w:rFonts w:ascii="Calibri" w:hAnsi="Calibri" w:cs="Calibri"/>
+                <w:sz w:val="28"/>
+                <w:szCs w:val="28"/>
               </w:rPr>
               <w:br/>
-            </w:r>
-            <w:r>
-              <w:rPr>
-                <w:rFonts w:ascii="Calibri" w:hAnsi="Calibri" w:cs="Calibri"/>
-                <w:sz w:val="20"/>
-                <w:szCs w:val="20"/>
-              </w:rPr>
               <w:t xml:space="preserve"> </w:t>
             </w:r>
             <w:r>
               <w:rPr>
                 <w:rFonts w:ascii="Calibri" w:hAnsi="Calibri" w:cs="Calibri"/>
+                <w:sz w:val="28"/>
+                <w:szCs w:val="28"/>
               </w:rPr>
               <w:br/>
             </w:r>
@@ -711,11 +641,15 @@
             <w:pPr>
               <w:rPr>
                 <w:rFonts w:ascii="Calibri" w:hAnsi="Calibri" w:cs="Calibri"/>
-              </w:rPr>
-            </w:pPr>
-            <w:r>
-              <w:rPr>
-                <w:rFonts w:ascii="Calibri" w:eastAsia="Calibri" w:hAnsi="Calibri" w:cs="Calibri"/>
+                <w:sz w:val="28"/>
+                <w:szCs w:val="28"/>
+              </w:rPr>
+            </w:pPr>
+            <w:r>
+              <w:rPr>
+                <w:rFonts w:ascii="Calibri" w:eastAsia="Calibri" w:hAnsi="Calibri" w:cs="Calibri"/>
+                <w:sz w:val="28"/>
+                <w:szCs w:val="28"/>
               </w:rPr>
               <w:t>The presentation is entirely understandable for various audiences; e.g., because:</w:t>
             </w:r>
@@ -730,13 +664,15 @@
               <w:spacing w:after="0" w:line="257" w:lineRule="auto"/>
               <w:rPr>
                 <w:rFonts w:ascii="Calibri" w:hAnsi="Calibri" w:cs="Calibri"/>
-              </w:rPr>
-            </w:pPr>
-            <w:r>
-              <w:rPr>
-                <w:rFonts w:ascii="Calibri" w:hAnsi="Calibri" w:cs="Calibri"/>
-                <w:sz w:val="20"/>
-                <w:szCs w:val="20"/>
+                <w:sz w:val="28"/>
+                <w:szCs w:val="28"/>
+              </w:rPr>
+            </w:pPr>
+            <w:r>
+              <w:rPr>
+                <w:rFonts w:ascii="Calibri" w:hAnsi="Calibri" w:cs="Calibri"/>
+                <w:sz w:val="28"/>
+                <w:szCs w:val="28"/>
               </w:rPr>
               <w:t>Key terms or concepts are all clearly explained</w:t>
             </w:r>
@@ -751,51 +687,55 @@
               <w:spacing w:after="0" w:line="257" w:lineRule="auto"/>
               <w:rPr>
                 <w:rFonts w:ascii="Calibri" w:hAnsi="Calibri" w:cs="Calibri"/>
-              </w:rPr>
-            </w:pPr>
-            <w:r>
-              <w:rPr>
-                <w:rFonts w:ascii="Calibri" w:hAnsi="Calibri" w:cs="Calibri"/>
-                <w:sz w:val="20"/>
-                <w:szCs w:val="20"/>
+                <w:sz w:val="28"/>
+                <w:szCs w:val="28"/>
+              </w:rPr>
+            </w:pPr>
+            <w:r>
+              <w:rPr>
+                <w:rFonts w:ascii="Calibri" w:hAnsi="Calibri" w:cs="Calibri"/>
+                <w:sz w:val="28"/>
+                <w:szCs w:val="28"/>
               </w:rPr>
               <w:t xml:space="preserve">Relevance of the topic is addressed and clearly related to peers, </w:t>
             </w:r>
             <w:r>
               <w:rPr>
                 <w:rFonts w:ascii="Calibri" w:hAnsi="Calibri" w:cs="Calibri"/>
-                <w:sz w:val="20"/>
-                <w:szCs w:val="20"/>
+                <w:sz w:val="28"/>
+                <w:szCs w:val="28"/>
               </w:rPr>
               <w:t>stakeholders,</w:t>
             </w:r>
             <w:r>
               <w:rPr>
                 <w:rFonts w:ascii="Calibri" w:hAnsi="Calibri" w:cs="Calibri"/>
-                <w:sz w:val="20"/>
-                <w:szCs w:val="20"/>
+                <w:sz w:val="28"/>
+                <w:szCs w:val="28"/>
               </w:rPr>
               <w:t xml:space="preserve"> or non-academics (e.g</w:t>
             </w:r>
             <w:r>
               <w:rPr>
                 <w:rFonts w:ascii="Calibri" w:hAnsi="Calibri" w:cs="Calibri"/>
-                <w:sz w:val="20"/>
-                <w:szCs w:val="20"/>
+                <w:sz w:val="28"/>
+                <w:szCs w:val="28"/>
               </w:rPr>
               <w:t>.</w:t>
             </w:r>
             <w:r>
               <w:rPr>
                 <w:rFonts w:ascii="Calibri" w:hAnsi="Calibri" w:cs="Calibri"/>
-                <w:sz w:val="20"/>
-                <w:szCs w:val="20"/>
+                <w:sz w:val="28"/>
+                <w:szCs w:val="28"/>
               </w:rPr>
               <w:t xml:space="preserve">, by using a concrete example or accounting for research choices made) </w:t>
             </w:r>
             <w:r>
               <w:rPr>
                 <w:rFonts w:ascii="Calibri" w:hAnsi="Calibri" w:cs="Calibri"/>
+                <w:sz w:val="28"/>
+                <w:szCs w:val="28"/>
               </w:rPr>
               <w:br/>
             </w:r>
@@ -809,11 +749,15 @@
             <w:pPr>
               <w:rPr>
                 <w:rFonts w:ascii="Calibri" w:hAnsi="Calibri" w:cs="Calibri"/>
-              </w:rPr>
-            </w:pPr>
-            <w:r>
-              <w:rPr>
-                <w:rFonts w:ascii="Calibri" w:eastAsia="Calibri" w:hAnsi="Calibri" w:cs="Calibri"/>
+                <w:sz w:val="28"/>
+                <w:szCs w:val="28"/>
+              </w:rPr>
+            </w:pPr>
+            <w:r>
+              <w:rPr>
+                <w:rFonts w:ascii="Calibri" w:eastAsia="Calibri" w:hAnsi="Calibri" w:cs="Calibri"/>
+                <w:sz w:val="28"/>
+                <w:szCs w:val="28"/>
               </w:rPr>
               <w:t xml:space="preserve">The presentation is entirely understandable </w:t>
             </w:r>
@@ -822,12 +766,16 @@
                 <w:rFonts w:ascii="Calibri" w:eastAsia="Calibri" w:hAnsi="Calibri" w:cs="Calibri"/>
                 <w:i/>
                 <w:iCs/>
+                <w:sz w:val="28"/>
+                <w:szCs w:val="28"/>
               </w:rPr>
               <w:t>and</w:t>
             </w:r>
             <w:r>
               <w:rPr>
                 <w:rFonts w:ascii="Calibri" w:eastAsia="Calibri" w:hAnsi="Calibri" w:cs="Calibri"/>
+                <w:sz w:val="28"/>
+                <w:szCs w:val="28"/>
               </w:rPr>
               <w:t xml:space="preserve"> attractive for various audiences; e.g., because:</w:t>
             </w:r>
@@ -842,31 +790,31 @@
               <w:spacing w:after="0" w:line="257" w:lineRule="auto"/>
               <w:rPr>
                 <w:rFonts w:ascii="Calibri" w:hAnsi="Calibri" w:cs="Calibri"/>
-                <w:sz w:val="20"/>
-                <w:szCs w:val="20"/>
-              </w:rPr>
-            </w:pPr>
-            <w:r>
-              <w:rPr>
-                <w:rFonts w:ascii="Calibri" w:hAnsi="Calibri" w:cs="Calibri"/>
-                <w:sz w:val="20"/>
-                <w:szCs w:val="20"/>
+                <w:sz w:val="28"/>
+                <w:szCs w:val="28"/>
+              </w:rPr>
+            </w:pPr>
+            <w:r>
+              <w:rPr>
+                <w:rFonts w:ascii="Calibri" w:hAnsi="Calibri" w:cs="Calibri"/>
+                <w:sz w:val="28"/>
+                <w:szCs w:val="28"/>
               </w:rPr>
               <w:t xml:space="preserve">Speakers apply an </w:t>
             </w:r>
             <w:r>
               <w:rPr>
                 <w:rFonts w:ascii="Calibri" w:hAnsi="Calibri" w:cs="Calibri"/>
-                <w:sz w:val="20"/>
-                <w:szCs w:val="20"/>
+                <w:sz w:val="28"/>
+                <w:szCs w:val="28"/>
               </w:rPr>
               <w:t xml:space="preserve">engaging </w:t>
             </w:r>
             <w:r>
               <w:rPr>
                 <w:rFonts w:ascii="Calibri" w:hAnsi="Calibri" w:cs="Calibri"/>
-                <w:sz w:val="20"/>
-                <w:szCs w:val="20"/>
+                <w:sz w:val="28"/>
+                <w:szCs w:val="28"/>
               </w:rPr>
               <w:t xml:space="preserve">narrative to explain the relevance of the topic </w:t>
             </w:r>
@@ -881,77 +829,79 @@
               <w:spacing w:after="0" w:line="257" w:lineRule="auto"/>
               <w:rPr>
                 <w:rFonts w:ascii="Calibri" w:eastAsia="Calibri" w:hAnsi="Calibri" w:cs="Calibri"/>
-              </w:rPr>
-            </w:pPr>
-            <w:r>
-              <w:rPr>
-                <w:rFonts w:ascii="Calibri" w:hAnsi="Calibri" w:cs="Calibri"/>
-                <w:sz w:val="20"/>
-                <w:szCs w:val="20"/>
+                <w:sz w:val="28"/>
+                <w:szCs w:val="28"/>
+              </w:rPr>
+            </w:pPr>
+            <w:r>
+              <w:rPr>
+                <w:rFonts w:ascii="Calibri" w:hAnsi="Calibri" w:cs="Calibri"/>
+                <w:sz w:val="28"/>
+                <w:szCs w:val="28"/>
               </w:rPr>
               <w:t>Speaker</w:t>
             </w:r>
             <w:r>
               <w:rPr>
                 <w:rFonts w:ascii="Calibri" w:hAnsi="Calibri" w:cs="Calibri"/>
-                <w:sz w:val="20"/>
-                <w:szCs w:val="20"/>
+                <w:sz w:val="28"/>
+                <w:szCs w:val="28"/>
               </w:rPr>
               <w:t xml:space="preserve"> actively </w:t>
             </w:r>
             <w:r>
               <w:rPr>
                 <w:rFonts w:ascii="Calibri" w:hAnsi="Calibri" w:cs="Calibri"/>
-                <w:sz w:val="20"/>
-                <w:szCs w:val="20"/>
+                <w:sz w:val="28"/>
+                <w:szCs w:val="28"/>
               </w:rPr>
               <w:t>gear</w:t>
             </w:r>
             <w:r>
               <w:rPr>
                 <w:rFonts w:ascii="Calibri" w:hAnsi="Calibri" w:cs="Calibri"/>
-                <w:sz w:val="20"/>
-                <w:szCs w:val="20"/>
+                <w:sz w:val="28"/>
+                <w:szCs w:val="28"/>
               </w:rPr>
               <w:t>s</w:t>
             </w:r>
             <w:r>
               <w:rPr>
                 <w:rFonts w:ascii="Calibri" w:hAnsi="Calibri" w:cs="Calibri"/>
-                <w:sz w:val="20"/>
-                <w:szCs w:val="20"/>
+                <w:sz w:val="28"/>
+                <w:szCs w:val="28"/>
               </w:rPr>
               <w:t xml:space="preserve"> examples and explanations to </w:t>
             </w:r>
             <w:r>
               <w:rPr>
                 <w:rFonts w:ascii="Calibri" w:hAnsi="Calibri" w:cs="Calibri"/>
-                <w:sz w:val="20"/>
-                <w:szCs w:val="20"/>
+                <w:sz w:val="28"/>
+                <w:szCs w:val="28"/>
               </w:rPr>
               <w:t>audiences</w:t>
             </w:r>
             <w:r>
               <w:rPr>
                 <w:rFonts w:ascii="Calibri" w:hAnsi="Calibri" w:cs="Calibri"/>
-                <w:sz w:val="20"/>
-                <w:szCs w:val="20"/>
+                <w:sz w:val="28"/>
+                <w:szCs w:val="28"/>
               </w:rPr>
               <w:t xml:space="preserve"> (</w:t>
             </w:r>
             <w:r>
               <w:rPr>
                 <w:rFonts w:ascii="Calibri" w:hAnsi="Calibri" w:cs="Calibri"/>
-                <w:sz w:val="20"/>
-                <w:szCs w:val="20"/>
+                <w:sz w:val="28"/>
+                <w:szCs w:val="28"/>
               </w:rPr>
               <w:t>e.g.,</w:t>
             </w:r>
             <w:r>
               <w:rPr>
                 <w:rFonts w:ascii="Calibri" w:hAnsi="Calibri" w:cs="Calibri"/>
-                <w:sz w:val="20"/>
-                <w:szCs w:val="20"/>
+                <w:sz w:val="28"/>
+                <w:szCs w:val="28"/>
               </w:rPr>
               <w:t xml:space="preserve"> specific stakeholders)</w:t>
             </w:r>
@@ -959,13 +909,15 @@
         </w:tc>
         <w:tc>
           <w:tcPr>
-            <w:tcW w:w="1150" w:type="dxa"/>
+            <w:tcW w:w="1435" w:type="dxa"/>
           </w:tcPr>
           <w:p>
             <w:pPr>
               <w:textAlignment w:val="baseline"/>
               <w:rPr>
                 <w:rFonts w:ascii="Calibri" w:eastAsia="Times New Roman" w:hAnsi="Calibri" w:cs="Calibri"/>
+                <w:sz w:val="28"/>
+                <w:szCs w:val="28"/>
               </w:rPr>
             </w:pPr>
           </w:p>
@@ -974,7 +926,7 @@
       <w:tr>
         <w:tc>
           <w:tcPr>
-            <w:tcW w:w="1286" w:type="dxa"/>
+            <w:tcW w:w="1706" w:type="dxa"/>
             <w:vMerge/>
             <w:vAlign w:val="center"/>
             <w:hideMark/>
@@ -983,15 +935,15 @@
             <w:pPr>
               <w:rPr>
                 <w:rFonts w:ascii="Calibri" w:eastAsia="Times New Roman" w:hAnsi="Calibri" w:cs="Calibri"/>
-                <w:sz w:val="18"/>
-                <w:szCs w:val="18"/>
-              </w:rPr>
-            </w:pPr>
-          </w:p>
-        </w:tc>
-        <w:tc>
-          <w:tcPr>
-            <w:tcW w:w="2807" w:type="dxa"/>
+                <w:sz w:val="28"/>
+                <w:szCs w:val="28"/>
+              </w:rPr>
+            </w:pPr>
+          </w:p>
+        </w:tc>
+        <w:tc>
+          <w:tcPr>
+            <w:tcW w:w="2386" w:type="dxa"/>
             <w:vMerge w:val="restart"/>
             <w:shd w:val="clear" w:color="auto" w:fill="auto"/>
             <w:hideMark/>
@@ -1002,6 +954,8 @@
               <w:rPr>
                 <w:rFonts w:ascii="Calibri" w:eastAsia="Calibri" w:hAnsi="Calibri" w:cs="Calibri"/>
                 <w:color w:val="000000" w:themeColor="text1"/>
+                <w:sz w:val="28"/>
+                <w:szCs w:val="28"/>
               </w:rPr>
             </w:pPr>
             <w:r>
@@ -1009,6 +963,8 @@
                 <w:rStyle w:val="eop"/>
                 <w:rFonts w:ascii="Calibri" w:eastAsia="Calibri" w:hAnsi="Calibri" w:cs="Calibri"/>
                 <w:color w:val="000000" w:themeColor="text1"/>
+                <w:sz w:val="28"/>
+                <w:szCs w:val="28"/>
               </w:rPr>
               <w:t xml:space="preserve">b. Create an effective </w:t>
             </w:r>
@@ -1017,6 +973,8 @@
                 <w:rStyle w:val="eop"/>
                 <w:rFonts w:ascii="Calibri" w:eastAsia="Calibri" w:hAnsi="Calibri" w:cs="Calibri"/>
                 <w:color w:val="000000" w:themeColor="text1"/>
+                <w:sz w:val="28"/>
+                <w:szCs w:val="28"/>
               </w:rPr>
               <w:t xml:space="preserve">research </w:t>
             </w:r>
@@ -1024,6 +982,8 @@
               <w:rPr>
                 <w:rStyle w:val="eop"/>
                 <w:rFonts w:ascii="Calibri" w:eastAsia="Calibri" w:hAnsi="Calibri" w:cs="Calibri"/>
+                <w:sz w:val="28"/>
+                <w:szCs w:val="28"/>
               </w:rPr>
               <w:t>presentation (e.g., with a clear structure and visuals</w:t>
             </w:r>
@@ -1032,6 +992,8 @@
                 <w:rStyle w:val="eop"/>
                 <w:rFonts w:ascii="Calibri" w:eastAsia="Calibri" w:hAnsi="Calibri" w:cs="Calibri"/>
                 <w:color w:val="000000" w:themeColor="text1"/>
+                <w:sz w:val="28"/>
+                <w:szCs w:val="28"/>
               </w:rPr>
               <w:t xml:space="preserve">) </w:t>
             </w:r>
@@ -1047,12 +1009,22 @@
             <w:pPr>
               <w:rPr>
                 <w:rFonts w:ascii="Calibri" w:hAnsi="Calibri" w:cs="Calibri"/>
-              </w:rPr>
-            </w:pPr>
-            <w:r>
+                <w:sz w:val="28"/>
+                <w:szCs w:val="28"/>
+              </w:rPr>
+            </w:pPr>
+            <w:r>
+              <w:rPr>
+                <w:sz w:val="28"/>
+                <w:szCs w:val="28"/>
+              </w:rPr>
               <w:t>Storyline and structure</w:t>
             </w:r>
             <w:r>
+              <w:rPr>
+                <w:sz w:val="28"/>
+                <w:szCs w:val="28"/>
+              </w:rPr>
               <w:br/>
             </w:r>
           </w:p>
@@ -1060,6 +1032,8 @@
             <w:pPr>
               <w:rPr>
                 <w:rFonts w:ascii="Calibri" w:eastAsia="Calibri" w:hAnsi="Calibri" w:cs="Calibri"/>
+                <w:sz w:val="28"/>
+                <w:szCs w:val="28"/>
               </w:rPr>
             </w:pPr>
           </w:p>
@@ -1072,23 +1046,31 @@
             <w:pPr>
               <w:rPr>
                 <w:rFonts w:ascii="Calibri" w:eastAsia="Calibri" w:hAnsi="Calibri" w:cs="Calibri"/>
-              </w:rPr>
-            </w:pPr>
-            <w:r>
-              <w:rPr>
-                <w:rFonts w:ascii="Calibri" w:eastAsia="Calibri" w:hAnsi="Calibri" w:cs="Calibri"/>
+                <w:sz w:val="28"/>
+                <w:szCs w:val="28"/>
+              </w:rPr>
+            </w:pPr>
+            <w:r>
+              <w:rPr>
+                <w:rFonts w:ascii="Calibri" w:eastAsia="Calibri" w:hAnsi="Calibri" w:cs="Calibri"/>
+                <w:sz w:val="28"/>
+                <w:szCs w:val="28"/>
               </w:rPr>
               <w:t xml:space="preserve">The presentation does not </w:t>
             </w:r>
             <w:r>
               <w:rPr>
                 <w:rFonts w:ascii="Calibri" w:eastAsia="Calibri" w:hAnsi="Calibri" w:cs="Calibri"/>
+                <w:sz w:val="28"/>
+                <w:szCs w:val="28"/>
               </w:rPr>
               <w:t>have a clear storyline</w:t>
             </w:r>
             <w:r>
               <w:rPr>
                 <w:rFonts w:ascii="Calibri" w:eastAsia="Calibri" w:hAnsi="Calibri" w:cs="Calibri"/>
+                <w:sz w:val="28"/>
+                <w:szCs w:val="28"/>
               </w:rPr>
               <w:t>, and / or</w:t>
             </w:r>
@@ -1097,17 +1079,23 @@
             <w:pPr>
               <w:rPr>
                 <w:rFonts w:ascii="Calibri" w:eastAsia="Calibri" w:hAnsi="Calibri" w:cs="Calibri"/>
-              </w:rPr>
-            </w:pPr>
-            <w:r>
-              <w:rPr>
-                <w:rFonts w:ascii="Calibri" w:eastAsia="Calibri" w:hAnsi="Calibri" w:cs="Calibri"/>
+                <w:sz w:val="28"/>
+                <w:szCs w:val="28"/>
+              </w:rPr>
+            </w:pPr>
+            <w:r>
+              <w:rPr>
+                <w:rFonts w:ascii="Calibri" w:eastAsia="Calibri" w:hAnsi="Calibri" w:cs="Calibri"/>
+                <w:sz w:val="28"/>
+                <w:szCs w:val="28"/>
               </w:rPr>
               <w:t>conclusions do not correspond to the aim,</w:t>
             </w:r>
             <w:r>
               <w:rPr>
                 <w:rFonts w:ascii="Calibri" w:eastAsia="Calibri" w:hAnsi="Calibri" w:cs="Calibri"/>
+                <w:sz w:val="28"/>
+                <w:szCs w:val="28"/>
               </w:rPr>
               <w:t xml:space="preserve"> and/or </w:t>
             </w:r>
@@ -1116,11 +1104,15 @@
             <w:pPr>
               <w:rPr>
                 <w:rFonts w:ascii="Calibri" w:eastAsia="Calibri" w:hAnsi="Calibri" w:cs="Calibri"/>
-              </w:rPr>
-            </w:pPr>
-            <w:r>
-              <w:rPr>
-                <w:rFonts w:ascii="Calibri" w:eastAsia="Calibri" w:hAnsi="Calibri" w:cs="Calibri"/>
+                <w:sz w:val="28"/>
+                <w:szCs w:val="28"/>
+              </w:rPr>
+            </w:pPr>
+            <w:r>
+              <w:rPr>
+                <w:rFonts w:ascii="Calibri" w:eastAsia="Calibri" w:hAnsi="Calibri" w:cs="Calibri"/>
+                <w:sz w:val="28"/>
+                <w:szCs w:val="28"/>
               </w:rPr>
               <w:t>key elements from the research project are missing</w:t>
             </w:r>
@@ -1130,11 +1122,15 @@
               <w:spacing w:line="257" w:lineRule="auto"/>
               <w:rPr>
                 <w:rFonts w:ascii="Calibri" w:hAnsi="Calibri" w:cs="Calibri"/>
-              </w:rPr>
-            </w:pPr>
-            <w:r>
-              <w:rPr>
-                <w:rFonts w:ascii="Calibri" w:eastAsia="Calibri" w:hAnsi="Calibri" w:cs="Calibri"/>
+                <w:sz w:val="28"/>
+                <w:szCs w:val="28"/>
+              </w:rPr>
+            </w:pPr>
+            <w:r>
+              <w:rPr>
+                <w:rFonts w:ascii="Calibri" w:eastAsia="Calibri" w:hAnsi="Calibri" w:cs="Calibri"/>
+                <w:sz w:val="28"/>
+                <w:szCs w:val="28"/>
               </w:rPr>
               <w:t xml:space="preserve"> </w:t>
             </w:r>
@@ -1143,6 +1139,8 @@
             <w:pPr>
               <w:rPr>
                 <w:rFonts w:ascii="Calibri" w:hAnsi="Calibri" w:cs="Calibri"/>
+                <w:sz w:val="28"/>
+                <w:szCs w:val="28"/>
               </w:rPr>
             </w:pPr>
           </w:p>
@@ -1155,35 +1153,47 @@
             <w:pPr>
               <w:rPr>
                 <w:rFonts w:ascii="Calibri" w:eastAsia="Calibri" w:hAnsi="Calibri" w:cs="Calibri"/>
-              </w:rPr>
-            </w:pPr>
-            <w:r>
-              <w:rPr>
-                <w:rFonts w:ascii="Calibri" w:eastAsia="Calibri" w:hAnsi="Calibri" w:cs="Calibri"/>
+                <w:sz w:val="28"/>
+                <w:szCs w:val="28"/>
+              </w:rPr>
+            </w:pPr>
+            <w:r>
+              <w:rPr>
+                <w:rFonts w:ascii="Calibri" w:eastAsia="Calibri" w:hAnsi="Calibri" w:cs="Calibri"/>
+                <w:sz w:val="28"/>
+                <w:szCs w:val="28"/>
               </w:rPr>
               <w:t>The presentation contains</w:t>
             </w:r>
             <w:r>
               <w:rPr>
                 <w:rFonts w:ascii="Calibri" w:eastAsia="Calibri" w:hAnsi="Calibri" w:cs="Calibri"/>
+                <w:sz w:val="28"/>
+                <w:szCs w:val="28"/>
               </w:rPr>
               <w:t xml:space="preserve"> a clear storyline</w:t>
             </w:r>
             <w:r>
               <w:rPr>
                 <w:rFonts w:ascii="Calibri" w:eastAsia="Calibri" w:hAnsi="Calibri" w:cs="Calibri"/>
+                <w:sz w:val="28"/>
+                <w:szCs w:val="28"/>
               </w:rPr>
               <w:t xml:space="preserve">; </w:t>
             </w:r>
             <w:r>
               <w:rPr>
                 <w:rFonts w:ascii="Calibri" w:eastAsia="Calibri" w:hAnsi="Calibri" w:cs="Calibri"/>
+                <w:sz w:val="28"/>
+                <w:szCs w:val="28"/>
               </w:rPr>
               <w:t>conclusion</w:t>
             </w:r>
             <w:r>
               <w:rPr>
                 <w:rFonts w:ascii="Calibri" w:eastAsia="Calibri" w:hAnsi="Calibri" w:cs="Calibri"/>
+                <w:sz w:val="28"/>
+                <w:szCs w:val="28"/>
               </w:rPr>
               <w:t>s correspond to the aim</w:t>
             </w:r>
@@ -1192,26 +1202,38 @@
             <w:pPr>
               <w:rPr>
                 <w:rFonts w:ascii="Calibri" w:eastAsia="Calibri" w:hAnsi="Calibri" w:cs="Calibri"/>
-              </w:rPr>
-            </w:pPr>
-            <w:r>
+                <w:sz w:val="28"/>
+                <w:szCs w:val="28"/>
+              </w:rPr>
+            </w:pPr>
+            <w:r>
+              <w:rPr>
+                <w:sz w:val="28"/>
+                <w:szCs w:val="28"/>
+              </w:rPr>
               <w:br/>
             </w:r>
             <w:r>
               <w:rPr>
                 <w:rFonts w:ascii="Calibri" w:eastAsia="Calibri" w:hAnsi="Calibri" w:cs="Calibri"/>
+                <w:sz w:val="28"/>
+                <w:szCs w:val="28"/>
               </w:rPr>
               <w:t>Narrative can be more attractive</w:t>
             </w:r>
             <w:r>
               <w:rPr>
                 <w:rFonts w:ascii="Calibri" w:eastAsia="Calibri" w:hAnsi="Calibri" w:cs="Calibri"/>
+                <w:sz w:val="28"/>
+                <w:szCs w:val="28"/>
               </w:rPr>
               <w:t xml:space="preserve"> (e.g. by starting with an engaging attention grabber)</w:t>
             </w:r>
             <w:r>
               <w:rPr>
                 <w:rFonts w:ascii="Calibri" w:eastAsia="Calibri" w:hAnsi="Calibri" w:cs="Calibri"/>
+                <w:sz w:val="28"/>
+                <w:szCs w:val="28"/>
               </w:rPr>
               <w:t xml:space="preserve"> </w:t>
             </w:r>
@@ -1220,30 +1242,40 @@
             <w:pPr>
               <w:rPr>
                 <w:rFonts w:ascii="Calibri" w:eastAsia="Calibri" w:hAnsi="Calibri" w:cs="Calibri"/>
-              </w:rPr>
-            </w:pPr>
-          </w:p>
-          <w:p>
-            <w:pPr>
-              <w:rPr>
-                <w:rFonts w:ascii="Calibri" w:eastAsia="Calibri" w:hAnsi="Calibri" w:cs="Calibri"/>
-              </w:rPr>
-            </w:pPr>
-            <w:r>
-              <w:rPr>
-                <w:rFonts w:ascii="Calibri" w:eastAsia="Calibri" w:hAnsi="Calibri" w:cs="Calibri"/>
+                <w:sz w:val="28"/>
+                <w:szCs w:val="28"/>
+              </w:rPr>
+            </w:pPr>
+          </w:p>
+          <w:p>
+            <w:pPr>
+              <w:rPr>
+                <w:rFonts w:ascii="Calibri" w:eastAsia="Calibri" w:hAnsi="Calibri" w:cs="Calibri"/>
+                <w:sz w:val="28"/>
+                <w:szCs w:val="28"/>
+              </w:rPr>
+            </w:pPr>
+            <w:r>
+              <w:rPr>
+                <w:rFonts w:ascii="Calibri" w:eastAsia="Calibri" w:hAnsi="Calibri" w:cs="Calibri"/>
+                <w:sz w:val="28"/>
+                <w:szCs w:val="28"/>
               </w:rPr>
               <w:t xml:space="preserve">Clear organization of key </w:t>
             </w:r>
             <w:r>
               <w:rPr>
                 <w:rFonts w:ascii="Calibri" w:eastAsia="Calibri" w:hAnsi="Calibri" w:cs="Calibri"/>
+                <w:sz w:val="28"/>
+                <w:szCs w:val="28"/>
               </w:rPr>
               <w:t>points</w:t>
             </w:r>
             <w:r>
               <w:rPr>
                 <w:rFonts w:ascii="Calibri" w:eastAsia="Calibri" w:hAnsi="Calibri" w:cs="Calibri"/>
+                <w:sz w:val="28"/>
+                <w:szCs w:val="28"/>
               </w:rPr>
               <w:t>, some connections/transitions may be unclear</w:t>
             </w:r>
@@ -1252,13 +1284,17 @@
             <w:pPr>
               <w:rPr>
                 <w:rFonts w:ascii="Calibri" w:eastAsia="Calibri" w:hAnsi="Calibri" w:cs="Calibri"/>
-              </w:rPr>
-            </w:pPr>
-          </w:p>
-          <w:p>
-            <w:pPr>
-              <w:rPr>
-                <w:rFonts w:ascii="Calibri" w:eastAsia="Calibri" w:hAnsi="Calibri" w:cs="Calibri"/>
+                <w:sz w:val="28"/>
+                <w:szCs w:val="28"/>
+              </w:rPr>
+            </w:pPr>
+          </w:p>
+          <w:p>
+            <w:pPr>
+              <w:rPr>
+                <w:rFonts w:ascii="Calibri" w:eastAsia="Calibri" w:hAnsi="Calibri" w:cs="Calibri"/>
+                <w:sz w:val="28"/>
+                <w:szCs w:val="28"/>
               </w:rPr>
             </w:pPr>
           </w:p>
@@ -1271,35 +1307,48 @@
             <w:pPr>
               <w:rPr>
                 <w:rFonts w:ascii="Calibri" w:eastAsia="Calibri" w:hAnsi="Calibri" w:cs="Calibri"/>
-              </w:rPr>
-            </w:pPr>
-            <w:r>
-              <w:rPr>
-                <w:rFonts w:ascii="Calibri" w:eastAsia="Calibri" w:hAnsi="Calibri" w:cs="Calibri"/>
-              </w:rPr>
+                <w:sz w:val="28"/>
+                <w:szCs w:val="28"/>
+              </w:rPr>
+            </w:pPr>
+            <w:r>
+              <w:rPr>
+                <w:rFonts w:ascii="Calibri" w:eastAsia="Calibri" w:hAnsi="Calibri" w:cs="Calibri"/>
+                <w:sz w:val="28"/>
+                <w:szCs w:val="28"/>
+              </w:rPr>
+              <w:lastRenderedPageBreak/>
               <w:t xml:space="preserve">The presentation contains </w:t>
             </w:r>
             <w:r>
               <w:rPr>
                 <w:rFonts w:ascii="Calibri" w:eastAsia="Calibri" w:hAnsi="Calibri" w:cs="Calibri"/>
+                <w:sz w:val="28"/>
+                <w:szCs w:val="28"/>
               </w:rPr>
               <w:t>a clear storyline</w:t>
             </w:r>
             <w:r>
               <w:rPr>
                 <w:rFonts w:ascii="Calibri" w:eastAsia="Calibri" w:hAnsi="Calibri" w:cs="Calibri"/>
+                <w:sz w:val="28"/>
+                <w:szCs w:val="28"/>
               </w:rPr>
               <w:t xml:space="preserve">; key points are clearly related to the </w:t>
             </w:r>
             <w:r>
               <w:rPr>
                 <w:rFonts w:ascii="Calibri" w:eastAsia="Calibri" w:hAnsi="Calibri" w:cs="Calibri"/>
+                <w:sz w:val="28"/>
+                <w:szCs w:val="28"/>
               </w:rPr>
               <w:t>presentation</w:t>
             </w:r>
             <w:r>
               <w:rPr>
                 <w:rFonts w:ascii="Calibri" w:eastAsia="Calibri" w:hAnsi="Calibri" w:cs="Calibri"/>
+                <w:sz w:val="28"/>
+                <w:szCs w:val="28"/>
               </w:rPr>
               <w:t xml:space="preserve"> aim</w:t>
             </w:r>
@@ -1308,36 +1357,48 @@
             <w:pPr>
               <w:rPr>
                 <w:rFonts w:ascii="Calibri" w:eastAsia="Calibri" w:hAnsi="Calibri" w:cs="Calibri"/>
-              </w:rPr>
-            </w:pPr>
-          </w:p>
-          <w:p>
-            <w:pPr>
-              <w:rPr>
-                <w:rFonts w:ascii="Calibri" w:eastAsia="Calibri" w:hAnsi="Calibri" w:cs="Calibri"/>
-              </w:rPr>
-            </w:pPr>
-            <w:r>
-              <w:rPr>
-                <w:rFonts w:ascii="Calibri" w:eastAsia="Calibri" w:hAnsi="Calibri" w:cs="Calibri"/>
+                <w:sz w:val="28"/>
+                <w:szCs w:val="28"/>
+              </w:rPr>
+            </w:pPr>
+          </w:p>
+          <w:p>
+            <w:pPr>
+              <w:rPr>
+                <w:rFonts w:ascii="Calibri" w:eastAsia="Calibri" w:hAnsi="Calibri" w:cs="Calibri"/>
+                <w:sz w:val="28"/>
+                <w:szCs w:val="28"/>
+              </w:rPr>
+            </w:pPr>
+            <w:r>
+              <w:rPr>
+                <w:rFonts w:ascii="Calibri" w:eastAsia="Calibri" w:hAnsi="Calibri" w:cs="Calibri"/>
+                <w:sz w:val="28"/>
+                <w:szCs w:val="28"/>
               </w:rPr>
               <w:t xml:space="preserve">Presentation </w:t>
             </w:r>
             <w:r>
               <w:rPr>
                 <w:rFonts w:ascii="Calibri" w:eastAsia="Calibri" w:hAnsi="Calibri" w:cs="Calibri"/>
+                <w:sz w:val="28"/>
+                <w:szCs w:val="28"/>
               </w:rPr>
               <w:t xml:space="preserve">contains attractive narrative elements </w:t>
             </w:r>
             <w:r>
               <w:rPr>
                 <w:rFonts w:ascii="Calibri" w:eastAsia="Calibri" w:hAnsi="Calibri" w:cs="Calibri"/>
+                <w:sz w:val="28"/>
+                <w:szCs w:val="28"/>
               </w:rPr>
               <w:t>(e.g., an engaging attention grabber and final sentence</w:t>
             </w:r>
             <w:r>
               <w:rPr>
                 <w:rFonts w:ascii="Calibri" w:eastAsia="Calibri" w:hAnsi="Calibri" w:cs="Calibri"/>
+                <w:sz w:val="28"/>
+                <w:szCs w:val="28"/>
               </w:rPr>
               <w:t>)</w:t>
             </w:r>
@@ -1347,6 +1408,8 @@
               <w:textAlignment w:val="baseline"/>
               <w:rPr>
                 <w:rFonts w:ascii="Calibri" w:eastAsia="Times New Roman" w:hAnsi="Calibri" w:cs="Calibri"/>
+                <w:sz w:val="28"/>
+                <w:szCs w:val="28"/>
               </w:rPr>
             </w:pPr>
           </w:p>
@@ -1355,31 +1418,50 @@
               <w:textAlignment w:val="baseline"/>
               <w:rPr>
                 <w:rFonts w:ascii="Calibri" w:eastAsia="Times New Roman" w:hAnsi="Calibri" w:cs="Calibri"/>
-              </w:rPr>
-            </w:pPr>
-            <w:r>
-              <w:rPr>
-                <w:rFonts w:ascii="Calibri" w:eastAsia="Times New Roman" w:hAnsi="Calibri" w:cs="Calibri"/>
+                <w:sz w:val="28"/>
+                <w:szCs w:val="28"/>
+              </w:rPr>
+            </w:pPr>
+            <w:r>
+              <w:rPr>
+                <w:rFonts w:ascii="Calibri" w:eastAsia="Times New Roman" w:hAnsi="Calibri" w:cs="Calibri"/>
+                <w:sz w:val="28"/>
+                <w:szCs w:val="28"/>
               </w:rPr>
               <w:t xml:space="preserve">Clear organization of </w:t>
             </w:r>
             <w:r>
               <w:rPr>
                 <w:rFonts w:ascii="Calibri" w:eastAsia="Times New Roman" w:hAnsi="Calibri" w:cs="Calibri"/>
+                <w:sz w:val="28"/>
+                <w:szCs w:val="28"/>
               </w:rPr>
               <w:t xml:space="preserve">key </w:t>
             </w:r>
             <w:r>
               <w:rPr>
                 <w:rFonts w:ascii="Calibri" w:eastAsia="Times New Roman" w:hAnsi="Calibri" w:cs="Calibri"/>
+                <w:sz w:val="28"/>
+                <w:szCs w:val="28"/>
               </w:rPr>
               <w:t>points</w:t>
             </w:r>
             <w:r>
               <w:rPr>
                 <w:rFonts w:ascii="Calibri" w:eastAsia="Times New Roman" w:hAnsi="Calibri" w:cs="Calibri"/>
-              </w:rPr>
-              <w:t>; connections and transitions between elements are clear</w:t>
+                <w:sz w:val="28"/>
+                <w:szCs w:val="28"/>
+              </w:rPr>
+              <w:t xml:space="preserve">; connections and transitions between </w:t>
+            </w:r>
+            <w:r>
+              <w:rPr>
+                <w:rFonts w:ascii="Calibri" w:eastAsia="Times New Roman" w:hAnsi="Calibri" w:cs="Calibri"/>
+                <w:sz w:val="28"/>
+                <w:szCs w:val="28"/>
+              </w:rPr>
+              <w:lastRenderedPageBreak/>
+              <w:t>elements are clear</w:t>
             </w:r>
           </w:p>
           <w:p>
@@ -1387,6 +1469,8 @@
               <w:textAlignment w:val="baseline"/>
               <w:rPr>
                 <w:rFonts w:ascii="Calibri" w:eastAsia="Times New Roman" w:hAnsi="Calibri" w:cs="Calibri"/>
+                <w:sz w:val="28"/>
+                <w:szCs w:val="28"/>
               </w:rPr>
             </w:pPr>
           </w:p>
@@ -1399,29 +1483,40 @@
             <w:pPr>
               <w:rPr>
                 <w:rFonts w:ascii="Calibri" w:eastAsia="Calibri" w:hAnsi="Calibri" w:cs="Calibri"/>
-              </w:rPr>
-            </w:pPr>
-            <w:r>
-              <w:rPr>
-                <w:rFonts w:ascii="Calibri" w:eastAsia="Calibri" w:hAnsi="Calibri" w:cs="Calibri"/>
-              </w:rPr>
+                <w:sz w:val="28"/>
+                <w:szCs w:val="28"/>
+              </w:rPr>
+            </w:pPr>
+            <w:r>
+              <w:rPr>
+                <w:rFonts w:ascii="Calibri" w:eastAsia="Calibri" w:hAnsi="Calibri" w:cs="Calibri"/>
+                <w:sz w:val="28"/>
+                <w:szCs w:val="28"/>
+              </w:rPr>
+              <w:lastRenderedPageBreak/>
               <w:t>T</w:t>
             </w:r>
             <w:r>
               <w:rPr>
                 <w:rFonts w:ascii="Calibri" w:eastAsia="Calibri" w:hAnsi="Calibri" w:cs="Calibri"/>
+                <w:sz w:val="28"/>
+                <w:szCs w:val="28"/>
               </w:rPr>
               <w:t xml:space="preserve">he presentation contains a clear storyline; key points are clearly related to the </w:t>
             </w:r>
             <w:r>
               <w:rPr>
                 <w:rFonts w:ascii="Calibri" w:eastAsia="Calibri" w:hAnsi="Calibri" w:cs="Calibri"/>
+                <w:sz w:val="28"/>
+                <w:szCs w:val="28"/>
               </w:rPr>
               <w:t>presentation</w:t>
             </w:r>
             <w:r>
               <w:rPr>
                 <w:rFonts w:ascii="Calibri" w:eastAsia="Calibri" w:hAnsi="Calibri" w:cs="Calibri"/>
+                <w:sz w:val="28"/>
+                <w:szCs w:val="28"/>
               </w:rPr>
               <w:t xml:space="preserve"> aim</w:t>
             </w:r>
@@ -1430,18 +1525,24 @@
             <w:pPr>
               <w:rPr>
                 <w:rFonts w:ascii="Calibri" w:eastAsia="Calibri" w:hAnsi="Calibri" w:cs="Calibri"/>
-              </w:rPr>
-            </w:pPr>
-          </w:p>
-          <w:p>
-            <w:pPr>
-              <w:rPr>
-                <w:rFonts w:ascii="Calibri" w:eastAsia="Calibri" w:hAnsi="Calibri" w:cs="Calibri"/>
-              </w:rPr>
-            </w:pPr>
-            <w:r>
-              <w:rPr>
-                <w:rFonts w:ascii="Calibri" w:eastAsia="Calibri" w:hAnsi="Calibri" w:cs="Calibri"/>
+                <w:sz w:val="28"/>
+                <w:szCs w:val="28"/>
+              </w:rPr>
+            </w:pPr>
+          </w:p>
+          <w:p>
+            <w:pPr>
+              <w:rPr>
+                <w:rFonts w:ascii="Calibri" w:eastAsia="Calibri" w:hAnsi="Calibri" w:cs="Calibri"/>
+                <w:sz w:val="28"/>
+                <w:szCs w:val="28"/>
+              </w:rPr>
+            </w:pPr>
+            <w:r>
+              <w:rPr>
+                <w:rFonts w:ascii="Calibri" w:eastAsia="Calibri" w:hAnsi="Calibri" w:cs="Calibri"/>
+                <w:sz w:val="28"/>
+                <w:szCs w:val="28"/>
               </w:rPr>
               <w:t>Attention of the audience is drawn throughout the presentation by an engaging narrative</w:t>
             </w:r>
@@ -1451,6 +1552,8 @@
               <w:textAlignment w:val="baseline"/>
               <w:rPr>
                 <w:rFonts w:ascii="Calibri" w:eastAsia="Times New Roman" w:hAnsi="Calibri" w:cs="Calibri"/>
+                <w:sz w:val="28"/>
+                <w:szCs w:val="28"/>
               </w:rPr>
             </w:pPr>
           </w:p>
@@ -1459,37 +1562,56 @@
               <w:textAlignment w:val="baseline"/>
               <w:rPr>
                 <w:rFonts w:ascii="Calibri" w:eastAsia="Times New Roman" w:hAnsi="Calibri" w:cs="Calibri"/>
-              </w:rPr>
-            </w:pPr>
-            <w:r>
-              <w:rPr>
-                <w:rFonts w:ascii="Calibri" w:eastAsia="Times New Roman" w:hAnsi="Calibri" w:cs="Calibri"/>
+                <w:sz w:val="28"/>
+                <w:szCs w:val="28"/>
+              </w:rPr>
+            </w:pPr>
+            <w:r>
+              <w:rPr>
+                <w:rFonts w:ascii="Calibri" w:eastAsia="Times New Roman" w:hAnsi="Calibri" w:cs="Calibri"/>
+                <w:sz w:val="28"/>
+                <w:szCs w:val="28"/>
               </w:rPr>
               <w:t>Well-crafted storyline</w:t>
             </w:r>
             <w:r>
               <w:rPr>
                 <w:rFonts w:ascii="Calibri" w:eastAsia="Times New Roman" w:hAnsi="Calibri" w:cs="Calibri"/>
+                <w:sz w:val="28"/>
+                <w:szCs w:val="28"/>
               </w:rPr>
               <w:t xml:space="preserve">; </w:t>
             </w:r>
             <w:r>
               <w:rPr>
                 <w:rFonts w:ascii="Calibri" w:eastAsia="Times New Roman" w:hAnsi="Calibri" w:cs="Calibri"/>
+                <w:sz w:val="28"/>
+                <w:szCs w:val="28"/>
               </w:rPr>
               <w:t xml:space="preserve">argumentative moves </w:t>
             </w:r>
             <w:r>
               <w:rPr>
                 <w:rFonts w:ascii="Calibri" w:eastAsia="Times New Roman" w:hAnsi="Calibri" w:cs="Calibri"/>
-              </w:rPr>
-              <w:t xml:space="preserve">between key points are emphasized via varied transitions </w:t>
-            </w:r>
-          </w:p>
-        </w:tc>
-        <w:tc>
-          <w:tcPr>
-            <w:tcW w:w="1150" w:type="dxa"/>
+                <w:sz w:val="28"/>
+                <w:szCs w:val="28"/>
+              </w:rPr>
+              <w:t xml:space="preserve">between key points are emphasized via varied </w:t>
+            </w:r>
+            <w:r>
+              <w:rPr>
+                <w:rFonts w:ascii="Calibri" w:eastAsia="Times New Roman" w:hAnsi="Calibri" w:cs="Calibri"/>
+                <w:sz w:val="28"/>
+                <w:szCs w:val="28"/>
+              </w:rPr>
+              <w:lastRenderedPageBreak/>
+              <w:t xml:space="preserve">transitions </w:t>
+            </w:r>
+          </w:p>
+        </w:tc>
+        <w:tc>
+          <w:tcPr>
+            <w:tcW w:w="1435" w:type="dxa"/>
             <w:vMerge w:val="restart"/>
           </w:tcPr>
           <w:p>
@@ -1497,6 +1619,8 @@
               <w:textAlignment w:val="baseline"/>
               <w:rPr>
                 <w:rFonts w:ascii="Calibri" w:eastAsia="Times New Roman" w:hAnsi="Calibri" w:cs="Calibri"/>
+                <w:sz w:val="28"/>
+                <w:szCs w:val="28"/>
               </w:rPr>
             </w:pPr>
           </w:p>
@@ -1508,7 +1632,7 @@
         </w:trPr>
         <w:tc>
           <w:tcPr>
-            <w:tcW w:w="1286" w:type="dxa"/>
+            <w:tcW w:w="1706" w:type="dxa"/>
             <w:vMerge/>
             <w:vAlign w:val="center"/>
             <w:hideMark/>
@@ -1517,13 +1641,15 @@
             <w:pPr>
               <w:rPr>
                 <w:rFonts w:ascii="Calibri" w:hAnsi="Calibri" w:cs="Calibri"/>
-              </w:rPr>
-            </w:pPr>
-          </w:p>
-        </w:tc>
-        <w:tc>
-          <w:tcPr>
-            <w:tcW w:w="2807" w:type="dxa"/>
+                <w:sz w:val="28"/>
+                <w:szCs w:val="28"/>
+              </w:rPr>
+            </w:pPr>
+          </w:p>
+        </w:tc>
+        <w:tc>
+          <w:tcPr>
+            <w:tcW w:w="2386" w:type="dxa"/>
             <w:vMerge/>
             <w:hideMark/>
           </w:tcPr>
@@ -1531,6 +1657,8 @@
             <w:pPr>
               <w:rPr>
                 <w:rFonts w:ascii="Calibri" w:hAnsi="Calibri" w:cs="Calibri"/>
+                <w:sz w:val="28"/>
+                <w:szCs w:val="28"/>
               </w:rPr>
             </w:pPr>
           </w:p>
@@ -1545,17 +1673,23 @@
             <w:pPr>
               <w:rPr>
                 <w:rFonts w:ascii="Calibri" w:hAnsi="Calibri" w:cs="Calibri"/>
-              </w:rPr>
-            </w:pPr>
-            <w:r>
-              <w:rPr>
-                <w:rFonts w:ascii="Calibri" w:hAnsi="Calibri" w:cs="Calibri"/>
+                <w:sz w:val="28"/>
+                <w:szCs w:val="28"/>
+              </w:rPr>
+            </w:pPr>
+            <w:r>
+              <w:rPr>
+                <w:rFonts w:ascii="Calibri" w:hAnsi="Calibri" w:cs="Calibri"/>
+                <w:sz w:val="28"/>
+                <w:szCs w:val="28"/>
               </w:rPr>
               <w:t>Use of visuals</w:t>
             </w:r>
             <w:r>
               <w:rPr>
                 <w:rFonts w:ascii="Calibri" w:hAnsi="Calibri" w:cs="Calibri"/>
+                <w:sz w:val="28"/>
+                <w:szCs w:val="28"/>
               </w:rPr>
               <w:br/>
             </w:r>
@@ -1564,6 +1698,8 @@
             <w:pPr>
               <w:rPr>
                 <w:rFonts w:ascii="Calibri" w:eastAsia="Calibri" w:hAnsi="Calibri" w:cs="Calibri"/>
+                <w:sz w:val="28"/>
+                <w:szCs w:val="28"/>
               </w:rPr>
             </w:pPr>
           </w:p>
@@ -1576,11 +1712,15 @@
             <w:pPr>
               <w:rPr>
                 <w:rFonts w:ascii="Calibri" w:hAnsi="Calibri" w:cs="Calibri"/>
-              </w:rPr>
-            </w:pPr>
-            <w:r>
-              <w:rPr>
-                <w:rFonts w:ascii="Calibri" w:eastAsia="Calibri" w:hAnsi="Calibri" w:cs="Calibri"/>
+                <w:sz w:val="28"/>
+                <w:szCs w:val="28"/>
+              </w:rPr>
+            </w:pPr>
+            <w:r>
+              <w:rPr>
+                <w:rFonts w:ascii="Calibri" w:eastAsia="Calibri" w:hAnsi="Calibri" w:cs="Calibri"/>
+                <w:sz w:val="28"/>
+                <w:szCs w:val="28"/>
               </w:rPr>
               <w:t>Visuals (figures/tables) are of insufficient quality, e.g., because they are</w:t>
             </w:r>
@@ -1595,15 +1735,15 @@
               <w:spacing w:line="257" w:lineRule="auto"/>
               <w:rPr>
                 <w:rFonts w:ascii="Calibri" w:hAnsi="Calibri" w:cs="Calibri"/>
-                <w:sz w:val="20"/>
-                <w:szCs w:val="20"/>
-              </w:rPr>
-            </w:pPr>
-            <w:r>
-              <w:rPr>
-                <w:rFonts w:ascii="Calibri" w:hAnsi="Calibri" w:cs="Calibri"/>
-                <w:sz w:val="20"/>
-                <w:szCs w:val="20"/>
+                <w:sz w:val="28"/>
+                <w:szCs w:val="28"/>
+              </w:rPr>
+            </w:pPr>
+            <w:r>
+              <w:rPr>
+                <w:rFonts w:ascii="Calibri" w:hAnsi="Calibri" w:cs="Calibri"/>
+                <w:sz w:val="28"/>
+                <w:szCs w:val="28"/>
               </w:rPr>
               <w:t>illegible</w:t>
             </w:r>
@@ -1618,13 +1758,15 @@
               <w:spacing w:after="0" w:line="257" w:lineRule="auto"/>
               <w:rPr>
                 <w:rFonts w:ascii="Calibri" w:hAnsi="Calibri" w:cs="Calibri"/>
-              </w:rPr>
-            </w:pPr>
-            <w:r>
-              <w:rPr>
-                <w:rFonts w:ascii="Calibri" w:hAnsi="Calibri" w:cs="Calibri"/>
-                <w:sz w:val="20"/>
-                <w:szCs w:val="20"/>
+                <w:sz w:val="28"/>
+                <w:szCs w:val="28"/>
+              </w:rPr>
+            </w:pPr>
+            <w:r>
+              <w:rPr>
+                <w:rFonts w:ascii="Calibri" w:hAnsi="Calibri" w:cs="Calibri"/>
+                <w:sz w:val="28"/>
+                <w:szCs w:val="28"/>
               </w:rPr>
               <w:t>not stand-alone comprehensible,</w:t>
             </w:r>
@@ -1639,23 +1781,23 @@
               <w:spacing w:after="0" w:line="257" w:lineRule="auto"/>
               <w:rPr>
                 <w:rFonts w:ascii="Calibri" w:hAnsi="Calibri" w:cs="Calibri"/>
-                <w:sz w:val="20"/>
-                <w:szCs w:val="20"/>
-              </w:rPr>
-            </w:pPr>
-            <w:r>
-              <w:rPr>
-                <w:rFonts w:ascii="Calibri" w:hAnsi="Calibri" w:cs="Calibri"/>
-                <w:sz w:val="20"/>
-                <w:szCs w:val="20"/>
+                <w:sz w:val="28"/>
+                <w:szCs w:val="28"/>
+              </w:rPr>
+            </w:pPr>
+            <w:r>
+              <w:rPr>
+                <w:rFonts w:ascii="Calibri" w:hAnsi="Calibri" w:cs="Calibri"/>
+                <w:sz w:val="28"/>
+                <w:szCs w:val="28"/>
               </w:rPr>
               <w:t>irrelevant to the topi</w:t>
             </w:r>
             <w:r>
               <w:rPr>
                 <w:rFonts w:ascii="Calibri" w:hAnsi="Calibri" w:cs="Calibri"/>
-                <w:sz w:val="20"/>
-                <w:szCs w:val="20"/>
+                <w:sz w:val="28"/>
+                <w:szCs w:val="28"/>
               </w:rPr>
               <w:t>c</w:t>
             </w:r>
@@ -1669,11 +1811,15 @@
             <w:pPr>
               <w:rPr>
                 <w:rFonts w:ascii="Calibri" w:eastAsia="Calibri" w:hAnsi="Calibri" w:cs="Calibri"/>
-              </w:rPr>
-            </w:pPr>
-            <w:r>
-              <w:rPr>
-                <w:rFonts w:ascii="Calibri" w:eastAsia="Calibri" w:hAnsi="Calibri" w:cs="Calibri"/>
+                <w:sz w:val="28"/>
+                <w:szCs w:val="28"/>
+              </w:rPr>
+            </w:pPr>
+            <w:r>
+              <w:rPr>
+                <w:rFonts w:ascii="Calibri" w:eastAsia="Calibri" w:hAnsi="Calibri" w:cs="Calibri"/>
+                <w:sz w:val="28"/>
+                <w:szCs w:val="28"/>
               </w:rPr>
               <w:t xml:space="preserve"> Visuals are of decent quality (referred to and stand-alone readable); some minor issues may occur</w:t>
             </w:r>
@@ -1682,6 +1828,8 @@
             <w:pPr>
               <w:rPr>
                 <w:rFonts w:ascii="Calibri" w:eastAsia="Calibri" w:hAnsi="Calibri" w:cs="Calibri"/>
+                <w:sz w:val="28"/>
+                <w:szCs w:val="28"/>
               </w:rPr>
             </w:pPr>
           </w:p>
@@ -1694,17 +1842,23 @@
             <w:pPr>
               <w:rPr>
                 <w:rFonts w:ascii="Calibri" w:eastAsia="Calibri" w:hAnsi="Calibri" w:cs="Calibri"/>
-              </w:rPr>
-            </w:pPr>
-            <w:r>
-              <w:rPr>
-                <w:rFonts w:ascii="Calibri" w:eastAsia="Times New Roman" w:hAnsi="Calibri" w:cs="Calibri"/>
+                <w:sz w:val="28"/>
+                <w:szCs w:val="28"/>
+              </w:rPr>
+            </w:pPr>
+            <w:r>
+              <w:rPr>
+                <w:rFonts w:ascii="Calibri" w:eastAsia="Times New Roman" w:hAnsi="Calibri" w:cs="Calibri"/>
+                <w:sz w:val="28"/>
+                <w:szCs w:val="28"/>
               </w:rPr>
               <w:t xml:space="preserve">Visuals are of good quality: they are </w:t>
             </w:r>
             <w:r>
               <w:rPr>
                 <w:rFonts w:ascii="Calibri" w:eastAsia="Calibri" w:hAnsi="Calibri" w:cs="Calibri"/>
+                <w:sz w:val="28"/>
+                <w:szCs w:val="28"/>
               </w:rPr>
               <w:t>supportive of content, referred to and stand-alone readable</w:t>
             </w:r>
@@ -1713,6 +1867,8 @@
             <w:pPr>
               <w:rPr>
                 <w:rFonts w:ascii="Calibri" w:eastAsia="Calibri" w:hAnsi="Calibri" w:cs="Calibri"/>
+                <w:sz w:val="28"/>
+                <w:szCs w:val="28"/>
               </w:rPr>
             </w:pPr>
           </w:p>
@@ -1725,77 +1881,103 @@
             <w:pPr>
               <w:rPr>
                 <w:rFonts w:ascii="Calibri" w:eastAsia="Times New Roman" w:hAnsi="Calibri" w:cs="Calibri"/>
-              </w:rPr>
-            </w:pPr>
-            <w:r>
-              <w:rPr>
-                <w:rFonts w:ascii="Calibri" w:eastAsia="Times New Roman" w:hAnsi="Calibri" w:cs="Calibri"/>
+                <w:sz w:val="28"/>
+                <w:szCs w:val="28"/>
+              </w:rPr>
+            </w:pPr>
+            <w:r>
+              <w:rPr>
+                <w:rFonts w:ascii="Calibri" w:eastAsia="Times New Roman" w:hAnsi="Calibri" w:cs="Calibri"/>
+                <w:sz w:val="28"/>
+                <w:szCs w:val="28"/>
               </w:rPr>
               <w:t xml:space="preserve">All visuals are of high </w:t>
             </w:r>
             <w:r>
               <w:rPr>
                 <w:rFonts w:ascii="Calibri" w:eastAsia="Times New Roman" w:hAnsi="Calibri" w:cs="Calibri"/>
+                <w:sz w:val="28"/>
+                <w:szCs w:val="28"/>
               </w:rPr>
               <w:t>quality; attention</w:t>
             </w:r>
             <w:r>
               <w:rPr>
                 <w:rFonts w:ascii="Calibri" w:eastAsia="Times New Roman" w:hAnsi="Calibri" w:cs="Calibri"/>
+                <w:sz w:val="28"/>
+                <w:szCs w:val="28"/>
               </w:rPr>
               <w:t xml:space="preserve"> of the audience is drawn to important </w:t>
             </w:r>
             <w:r>
               <w:rPr>
                 <w:rFonts w:ascii="Calibri" w:eastAsia="Times New Roman" w:hAnsi="Calibri" w:cs="Calibri"/>
+                <w:sz w:val="28"/>
+                <w:szCs w:val="28"/>
               </w:rPr>
               <w:t xml:space="preserve">visual </w:t>
             </w:r>
             <w:r>
               <w:rPr>
                 <w:rFonts w:ascii="Calibri" w:eastAsia="Times New Roman" w:hAnsi="Calibri" w:cs="Calibri"/>
+                <w:sz w:val="28"/>
+                <w:szCs w:val="28"/>
               </w:rPr>
               <w:t>elements</w:t>
             </w:r>
             <w:r>
               <w:rPr>
                 <w:rFonts w:ascii="Calibri" w:eastAsia="Times New Roman" w:hAnsi="Calibri" w:cs="Calibri"/>
+                <w:sz w:val="28"/>
+                <w:szCs w:val="28"/>
               </w:rPr>
               <w:t xml:space="preserve"> (e.g., via colours or arrows)</w:t>
             </w:r>
             <w:r>
               <w:rPr>
                 <w:rFonts w:ascii="Calibri" w:eastAsia="Times New Roman" w:hAnsi="Calibri" w:cs="Calibri"/>
+                <w:sz w:val="28"/>
+                <w:szCs w:val="28"/>
               </w:rPr>
               <w:t>, complex vi</w:t>
             </w:r>
             <w:r>
               <w:rPr>
                 <w:rFonts w:ascii="Calibri" w:eastAsia="Times New Roman" w:hAnsi="Calibri" w:cs="Calibri"/>
+                <w:sz w:val="28"/>
+                <w:szCs w:val="28"/>
               </w:rPr>
               <w:t>s</w:t>
             </w:r>
             <w:r>
               <w:rPr>
                 <w:rFonts w:ascii="Calibri" w:eastAsia="Times New Roman" w:hAnsi="Calibri" w:cs="Calibri"/>
+                <w:sz w:val="28"/>
+                <w:szCs w:val="28"/>
               </w:rPr>
               <w:t xml:space="preserve">uals are built up step by step, </w:t>
             </w:r>
             <w:r>
               <w:rPr>
                 <w:rFonts w:ascii="Calibri" w:eastAsia="Times New Roman" w:hAnsi="Calibri" w:cs="Calibri"/>
+                <w:sz w:val="28"/>
+                <w:szCs w:val="28"/>
               </w:rPr>
               <w:t>and</w:t>
             </w:r>
             <w:r>
               <w:rPr>
                 <w:rFonts w:ascii="Calibri" w:eastAsia="Times New Roman" w:hAnsi="Calibri" w:cs="Calibri"/>
+                <w:sz w:val="28"/>
+                <w:szCs w:val="28"/>
               </w:rPr>
               <w:t xml:space="preserve"> visuals are</w:t>
             </w:r>
             <w:r>
               <w:rPr>
                 <w:rFonts w:ascii="Calibri" w:eastAsia="Times New Roman" w:hAnsi="Calibri" w:cs="Calibri"/>
+                <w:sz w:val="28"/>
+                <w:szCs w:val="28"/>
               </w:rPr>
               <w:t xml:space="preserve"> used to support the storyline</w:t>
             </w:r>
@@ -1804,19 +1986,23 @@
             <w:pPr>
               <w:rPr>
                 <w:rFonts w:ascii="Calibri" w:eastAsia="Calibri" w:hAnsi="Calibri" w:cs="Calibri"/>
-              </w:rPr>
-            </w:pPr>
-          </w:p>
-        </w:tc>
-        <w:tc>
-          <w:tcPr>
-            <w:tcW w:w="1150" w:type="dxa"/>
+                <w:sz w:val="28"/>
+                <w:szCs w:val="28"/>
+              </w:rPr>
+            </w:pPr>
+          </w:p>
+        </w:tc>
+        <w:tc>
+          <w:tcPr>
+            <w:tcW w:w="1435" w:type="dxa"/>
             <w:vMerge/>
           </w:tcPr>
           <w:p>
             <w:pPr>
               <w:rPr>
                 <w:rFonts w:ascii="Calibri" w:hAnsi="Calibri" w:cs="Calibri"/>
+                <w:sz w:val="28"/>
+                <w:szCs w:val="28"/>
               </w:rPr>
             </w:pPr>
           </w:p>
@@ -1825,7 +2011,7 @@
       <w:tr>
         <w:tc>
           <w:tcPr>
-            <w:tcW w:w="1286" w:type="dxa"/>
+            <w:tcW w:w="1706" w:type="dxa"/>
             <w:vMerge/>
             <w:vAlign w:val="center"/>
             <w:hideMark/>
@@ -1834,15 +2020,15 @@
             <w:pPr>
               <w:rPr>
                 <w:rFonts w:ascii="Calibri" w:eastAsia="Times New Roman" w:hAnsi="Calibri" w:cs="Calibri"/>
-                <w:sz w:val="18"/>
-                <w:szCs w:val="18"/>
-              </w:rPr>
-            </w:pPr>
-          </w:p>
-        </w:tc>
-        <w:tc>
-          <w:tcPr>
-            <w:tcW w:w="2807" w:type="dxa"/>
+                <w:sz w:val="28"/>
+                <w:szCs w:val="28"/>
+              </w:rPr>
+            </w:pPr>
+          </w:p>
+        </w:tc>
+        <w:tc>
+          <w:tcPr>
+            <w:tcW w:w="2386" w:type="dxa"/>
             <w:vMerge w:val="restart"/>
             <w:shd w:val="clear" w:color="auto" w:fill="auto"/>
             <w:hideMark/>
@@ -1854,6 +2040,8 @@
                 <w:rStyle w:val="eop"/>
                 <w:rFonts w:ascii="Calibri" w:eastAsia="Calibri" w:hAnsi="Calibri" w:cs="Calibri"/>
                 <w:color w:val="000000" w:themeColor="text1"/>
+                <w:sz w:val="28"/>
+                <w:szCs w:val="28"/>
               </w:rPr>
             </w:pPr>
             <w:r>
@@ -1861,6 +2049,8 @@
                 <w:rStyle w:val="eop"/>
                 <w:rFonts w:ascii="Calibri" w:eastAsia="Calibri" w:hAnsi="Calibri" w:cs="Calibri"/>
                 <w:color w:val="000000" w:themeColor="text1"/>
+                <w:sz w:val="28"/>
+                <w:szCs w:val="28"/>
               </w:rPr>
               <w:t>d</w:t>
             </w:r>
@@ -1869,6 +2059,8 @@
                 <w:rStyle w:val="eop"/>
                 <w:rFonts w:ascii="Calibri" w:eastAsia="Calibri" w:hAnsi="Calibri" w:cs="Calibri"/>
                 <w:color w:val="000000" w:themeColor="text1"/>
+                <w:sz w:val="28"/>
+                <w:szCs w:val="28"/>
               </w:rPr>
               <w:t xml:space="preserve">.  Effectively deliver a presentation at </w:t>
             </w:r>
@@ -1877,6 +2069,8 @@
                 <w:rStyle w:val="eop"/>
                 <w:rFonts w:ascii="Calibri" w:eastAsia="Calibri" w:hAnsi="Calibri" w:cs="Calibri"/>
                 <w:color w:val="000000" w:themeColor="text1"/>
+                <w:sz w:val="28"/>
+                <w:szCs w:val="28"/>
               </w:rPr>
               <w:t xml:space="preserve">a </w:t>
             </w:r>
@@ -1885,6 +2079,8 @@
                 <w:rStyle w:val="eop"/>
                 <w:rFonts w:ascii="Calibri" w:eastAsia="Calibri" w:hAnsi="Calibri" w:cs="Calibri"/>
                 <w:color w:val="000000" w:themeColor="text1"/>
+                <w:sz w:val="28"/>
+                <w:szCs w:val="28"/>
               </w:rPr>
               <w:t>symposium</w:t>
             </w:r>
@@ -1900,25 +2096,31 @@
             <w:pPr>
               <w:rPr>
                 <w:rFonts w:ascii="Calibri" w:eastAsia="Times New Roman" w:hAnsi="Calibri" w:cs="Calibri"/>
-                <w:sz w:val="18"/>
-                <w:szCs w:val="18"/>
-              </w:rPr>
-            </w:pPr>
-            <w:r>
-              <w:rPr>
-                <w:rFonts w:ascii="Calibri" w:hAnsi="Calibri" w:cs="Calibri"/>
+                <w:sz w:val="28"/>
+                <w:szCs w:val="28"/>
+              </w:rPr>
+            </w:pPr>
+            <w:r>
+              <w:rPr>
+                <w:rFonts w:ascii="Calibri" w:hAnsi="Calibri" w:cs="Calibri"/>
+                <w:sz w:val="28"/>
+                <w:szCs w:val="28"/>
               </w:rPr>
               <w:t>Delivery skills</w:t>
             </w:r>
             <w:r>
               <w:rPr>
                 <w:rFonts w:ascii="Calibri" w:hAnsi="Calibri" w:cs="Calibri"/>
+                <w:sz w:val="28"/>
+                <w:szCs w:val="28"/>
               </w:rPr>
               <w:br/>
             </w:r>
             <w:r>
               <w:rPr>
                 <w:rFonts w:ascii="Calibri" w:hAnsi="Calibri" w:cs="Calibri"/>
+                <w:sz w:val="28"/>
+                <w:szCs w:val="28"/>
               </w:rPr>
               <w:t>(individual evaluation)</w:t>
             </w:r>
@@ -1927,6 +2129,8 @@
             <w:pPr>
               <w:rPr>
                 <w:rFonts w:ascii="Calibri" w:hAnsi="Calibri" w:cs="Calibri"/>
+                <w:sz w:val="28"/>
+                <w:szCs w:val="28"/>
               </w:rPr>
             </w:pPr>
           </w:p>
@@ -1936,6 +2140,8 @@
               <w:rPr>
                 <w:rFonts w:ascii="Calibri" w:hAnsi="Calibri" w:cs="Calibri"/>
                 <w:color w:val="000000" w:themeColor="text1"/>
+                <w:sz w:val="28"/>
+                <w:szCs w:val="28"/>
                 <w:lang w:val="en-US"/>
               </w:rPr>
             </w:pPr>
@@ -1950,53 +2156,71 @@
               <w:textAlignment w:val="baseline"/>
               <w:rPr>
                 <w:rFonts w:ascii="Calibri" w:eastAsia="Times New Roman" w:hAnsi="Calibri" w:cs="Calibri"/>
-              </w:rPr>
-            </w:pPr>
-            <w:r>
-              <w:rPr>
-                <w:rFonts w:ascii="Calibri" w:eastAsia="Times New Roman" w:hAnsi="Calibri" w:cs="Calibri"/>
+                <w:sz w:val="28"/>
+                <w:szCs w:val="28"/>
+              </w:rPr>
+            </w:pPr>
+            <w:r>
+              <w:rPr>
+                <w:rFonts w:ascii="Calibri" w:eastAsia="Times New Roman" w:hAnsi="Calibri" w:cs="Calibri"/>
+                <w:sz w:val="28"/>
+                <w:szCs w:val="28"/>
               </w:rPr>
               <w:t xml:space="preserve">Speaker </w:t>
             </w:r>
             <w:r>
               <w:rPr>
                 <w:rFonts w:ascii="Calibri" w:eastAsia="Times New Roman" w:hAnsi="Calibri" w:cs="Calibri"/>
+                <w:sz w:val="28"/>
+                <w:szCs w:val="28"/>
               </w:rPr>
               <w:t xml:space="preserve">does not establish contact with the audience </w:t>
             </w:r>
             <w:r>
               <w:rPr>
                 <w:rFonts w:ascii="Calibri" w:eastAsia="Times New Roman" w:hAnsi="Calibri" w:cs="Calibri"/>
+                <w:sz w:val="28"/>
+                <w:szCs w:val="28"/>
               </w:rPr>
               <w:t xml:space="preserve">(e.g., no eye contact, </w:t>
             </w:r>
             <w:r>
               <w:rPr>
                 <w:rFonts w:ascii="Calibri" w:eastAsia="Times New Roman" w:hAnsi="Calibri" w:cs="Calibri"/>
+                <w:sz w:val="28"/>
+                <w:szCs w:val="28"/>
               </w:rPr>
               <w:t xml:space="preserve">clarity issues due to volume or high pace, no active </w:t>
             </w:r>
             <w:r>
               <w:rPr>
                 <w:rFonts w:ascii="Calibri" w:eastAsia="Times New Roman" w:hAnsi="Calibri" w:cs="Calibri"/>
+                <w:sz w:val="28"/>
+                <w:szCs w:val="28"/>
               </w:rPr>
               <w:t>posture,</w:t>
             </w:r>
             <w:r>
               <w:rPr>
                 <w:rFonts w:ascii="Calibri" w:eastAsia="Times New Roman" w:hAnsi="Calibri" w:cs="Calibri"/>
+                <w:sz w:val="28"/>
+                <w:szCs w:val="28"/>
               </w:rPr>
               <w:t xml:space="preserve"> or gestures)</w:t>
             </w:r>
             <w:r>
               <w:rPr>
                 <w:rFonts w:ascii="Calibri" w:hAnsi="Calibri" w:cs="Calibri"/>
+                <w:sz w:val="28"/>
+                <w:szCs w:val="28"/>
               </w:rPr>
               <w:br/>
             </w:r>
             <w:r>
               <w:rPr>
                 <w:rFonts w:ascii="Calibri" w:hAnsi="Calibri" w:cs="Calibri"/>
+                <w:sz w:val="28"/>
+                <w:szCs w:val="28"/>
               </w:rPr>
               <w:br/>
             </w:r>
@@ -2011,101 +2235,135 @@
               <w:textAlignment w:val="baseline"/>
               <w:rPr>
                 <w:rFonts w:ascii="Calibri" w:eastAsia="Times New Roman" w:hAnsi="Calibri" w:cs="Calibri"/>
-              </w:rPr>
-            </w:pPr>
-            <w:r>
-              <w:rPr>
-                <w:rFonts w:ascii="Calibri" w:eastAsia="Times New Roman" w:hAnsi="Calibri" w:cs="Calibri"/>
+                <w:sz w:val="28"/>
+                <w:szCs w:val="28"/>
+              </w:rPr>
+            </w:pPr>
+            <w:r>
+              <w:rPr>
+                <w:rFonts w:ascii="Calibri" w:eastAsia="Times New Roman" w:hAnsi="Calibri" w:cs="Calibri"/>
+                <w:sz w:val="28"/>
+                <w:szCs w:val="28"/>
               </w:rPr>
               <w:t xml:space="preserve">Speaker </w:t>
             </w:r>
             <w:r>
               <w:rPr>
                 <w:rFonts w:ascii="Calibri" w:eastAsia="Times New Roman" w:hAnsi="Calibri" w:cs="Calibri"/>
+                <w:sz w:val="28"/>
+                <w:szCs w:val="28"/>
               </w:rPr>
               <w:t xml:space="preserve">regularly </w:t>
             </w:r>
             <w:r>
               <w:rPr>
                 <w:rFonts w:ascii="Calibri" w:eastAsia="Times New Roman" w:hAnsi="Calibri" w:cs="Calibri"/>
+                <w:sz w:val="28"/>
+                <w:szCs w:val="28"/>
               </w:rPr>
               <w:t>display</w:t>
             </w:r>
             <w:r>
               <w:rPr>
                 <w:rFonts w:ascii="Calibri" w:eastAsia="Times New Roman" w:hAnsi="Calibri" w:cs="Calibri"/>
+                <w:sz w:val="28"/>
+                <w:szCs w:val="28"/>
               </w:rPr>
               <w:t>s</w:t>
             </w:r>
             <w:r>
               <w:rPr>
                 <w:rFonts w:ascii="Calibri" w:eastAsia="Times New Roman" w:hAnsi="Calibri" w:cs="Calibri"/>
+                <w:sz w:val="28"/>
+                <w:szCs w:val="28"/>
               </w:rPr>
               <w:t xml:space="preserve"> delivery skills to</w:t>
             </w:r>
             <w:r>
               <w:rPr>
                 <w:rFonts w:ascii="Calibri" w:eastAsia="Times New Roman" w:hAnsi="Calibri" w:cs="Calibri"/>
+                <w:sz w:val="28"/>
+                <w:szCs w:val="28"/>
               </w:rPr>
               <w:t xml:space="preserve"> establish contact with the audienc</w:t>
             </w:r>
             <w:r>
               <w:rPr>
                 <w:rFonts w:ascii="Calibri" w:eastAsia="Times New Roman" w:hAnsi="Calibri" w:cs="Calibri"/>
+                <w:sz w:val="28"/>
+                <w:szCs w:val="28"/>
               </w:rPr>
               <w:t>e, but</w:t>
             </w:r>
             <w:r>
               <w:rPr>
                 <w:rFonts w:ascii="Calibri" w:eastAsia="Times New Roman" w:hAnsi="Calibri" w:cs="Calibri"/>
+                <w:sz w:val="28"/>
+                <w:szCs w:val="28"/>
               </w:rPr>
               <w:t xml:space="preserve"> occasionally </w:t>
             </w:r>
             <w:r>
               <w:rPr>
                 <w:rFonts w:ascii="Calibri" w:eastAsia="Times New Roman" w:hAnsi="Calibri" w:cs="Calibri"/>
+                <w:sz w:val="28"/>
+                <w:szCs w:val="28"/>
               </w:rPr>
               <w:t xml:space="preserve">lacks </w:t>
             </w:r>
             <w:r>
               <w:rPr>
                 <w:rFonts w:ascii="Calibri" w:eastAsia="Times New Roman" w:hAnsi="Calibri" w:cs="Calibri"/>
+                <w:sz w:val="28"/>
+                <w:szCs w:val="28"/>
               </w:rPr>
               <w:t>eye contact, clarity</w:t>
             </w:r>
             <w:r>
               <w:rPr>
                 <w:rFonts w:ascii="Calibri" w:eastAsia="Times New Roman" w:hAnsi="Calibri" w:cs="Calibri"/>
+                <w:sz w:val="28"/>
+                <w:szCs w:val="28"/>
               </w:rPr>
               <w:t xml:space="preserve"> (regarding pace or articulation)</w:t>
             </w:r>
             <w:r>
               <w:rPr>
                 <w:rFonts w:ascii="Calibri" w:eastAsia="Times New Roman" w:hAnsi="Calibri" w:cs="Calibri"/>
+                <w:sz w:val="28"/>
+                <w:szCs w:val="28"/>
               </w:rPr>
               <w:t xml:space="preserve">, or </w:t>
             </w:r>
             <w:r>
               <w:rPr>
                 <w:rFonts w:ascii="Calibri" w:eastAsia="Times New Roman" w:hAnsi="Calibri" w:cs="Calibri"/>
+                <w:sz w:val="28"/>
+                <w:szCs w:val="28"/>
               </w:rPr>
               <w:t>a</w:t>
             </w:r>
             <w:r>
               <w:rPr>
                 <w:rFonts w:ascii="Calibri" w:eastAsia="Times New Roman" w:hAnsi="Calibri" w:cs="Calibri"/>
+                <w:sz w:val="28"/>
+                <w:szCs w:val="28"/>
               </w:rPr>
               <w:t>n</w:t>
             </w:r>
             <w:r>
               <w:rPr>
                 <w:rFonts w:ascii="Calibri" w:eastAsia="Times New Roman" w:hAnsi="Calibri" w:cs="Calibri"/>
+                <w:sz w:val="28"/>
+                <w:szCs w:val="28"/>
               </w:rPr>
               <w:t xml:space="preserve"> </w:t>
             </w:r>
             <w:r>
               <w:rPr>
                 <w:rFonts w:ascii="Calibri" w:eastAsia="Times New Roman" w:hAnsi="Calibri" w:cs="Calibri"/>
+                <w:sz w:val="28"/>
+                <w:szCs w:val="28"/>
               </w:rPr>
               <w:t xml:space="preserve">active posture and gestures </w:t>
             </w:r>
@@ -2115,6 +2373,8 @@
               <w:textAlignment w:val="baseline"/>
               <w:rPr>
                 <w:rFonts w:ascii="Calibri" w:eastAsia="Times New Roman" w:hAnsi="Calibri" w:cs="Calibri"/>
+                <w:sz w:val="28"/>
+                <w:szCs w:val="28"/>
                 <w:lang w:val="en-US"/>
               </w:rPr>
             </w:pPr>
@@ -2129,41 +2389,55 @@
               <w:textAlignment w:val="baseline"/>
               <w:rPr>
                 <w:rFonts w:ascii="Calibri" w:eastAsia="Times New Roman" w:hAnsi="Calibri" w:cs="Calibri"/>
-              </w:rPr>
-            </w:pPr>
-            <w:r>
-              <w:rPr>
-                <w:rFonts w:ascii="Calibri" w:eastAsia="Times New Roman" w:hAnsi="Calibri" w:cs="Calibri"/>
+                <w:sz w:val="28"/>
+                <w:szCs w:val="28"/>
+              </w:rPr>
+            </w:pPr>
+            <w:r>
+              <w:rPr>
+                <w:rFonts w:ascii="Calibri" w:eastAsia="Times New Roman" w:hAnsi="Calibri" w:cs="Calibri"/>
+                <w:sz w:val="28"/>
+                <w:szCs w:val="28"/>
               </w:rPr>
               <w:t>Speaker displays engaging delivery skills</w:t>
             </w:r>
             <w:r>
               <w:rPr>
                 <w:rFonts w:ascii="Calibri" w:eastAsia="Times New Roman" w:hAnsi="Calibri" w:cs="Calibri"/>
+                <w:sz w:val="28"/>
+                <w:szCs w:val="28"/>
               </w:rPr>
               <w:t xml:space="preserve"> (regular eye contact, </w:t>
             </w:r>
             <w:r>
               <w:rPr>
                 <w:rFonts w:ascii="Calibri" w:eastAsia="Times New Roman" w:hAnsi="Calibri" w:cs="Calibri"/>
+                <w:sz w:val="28"/>
+                <w:szCs w:val="28"/>
               </w:rPr>
               <w:t>good pace</w:t>
             </w:r>
             <w:r>
               <w:rPr>
                 <w:rFonts w:ascii="Calibri" w:eastAsia="Times New Roman" w:hAnsi="Calibri" w:cs="Calibri"/>
+                <w:sz w:val="28"/>
+                <w:szCs w:val="28"/>
               </w:rPr>
               <w:t>,</w:t>
             </w:r>
             <w:r>
               <w:rPr>
                 <w:rFonts w:ascii="Calibri" w:eastAsia="Times New Roman" w:hAnsi="Calibri" w:cs="Calibri"/>
+                <w:sz w:val="28"/>
+                <w:szCs w:val="28"/>
               </w:rPr>
               <w:t xml:space="preserve"> varied intonation, active posture and supporting gestures)</w:t>
             </w:r>
             <w:r>
               <w:rPr>
                 <w:rFonts w:ascii="Calibri" w:eastAsia="Times New Roman" w:hAnsi="Calibri" w:cs="Calibri"/>
+                <w:sz w:val="28"/>
+                <w:szCs w:val="28"/>
               </w:rPr>
               <w:t xml:space="preserve"> but with minor inconsistencies</w:t>
             </w:r>
@@ -2173,6 +2447,8 @@
               <w:textAlignment w:val="baseline"/>
               <w:rPr>
                 <w:rFonts w:ascii="Calibri" w:eastAsia="Times New Roman" w:hAnsi="Calibri" w:cs="Calibri"/>
+                <w:sz w:val="28"/>
+                <w:szCs w:val="28"/>
               </w:rPr>
             </w:pPr>
           </w:p>
@@ -2181,6 +2457,8 @@
               <w:textAlignment w:val="baseline"/>
               <w:rPr>
                 <w:rFonts w:ascii="Calibri" w:eastAsia="Times New Roman" w:hAnsi="Calibri" w:cs="Calibri"/>
+                <w:sz w:val="28"/>
+                <w:szCs w:val="28"/>
               </w:rPr>
             </w:pPr>
           </w:p>
@@ -2194,41 +2472,55 @@
               <w:textAlignment w:val="baseline"/>
               <w:rPr>
                 <w:rFonts w:ascii="Calibri" w:eastAsia="Times New Roman" w:hAnsi="Calibri" w:cs="Calibri"/>
-              </w:rPr>
-            </w:pPr>
-            <w:r>
-              <w:rPr>
-                <w:rFonts w:ascii="Calibri" w:eastAsia="Times New Roman" w:hAnsi="Calibri" w:cs="Calibri"/>
+                <w:sz w:val="28"/>
+                <w:szCs w:val="28"/>
+              </w:rPr>
+            </w:pPr>
+            <w:r>
+              <w:rPr>
+                <w:rFonts w:ascii="Calibri" w:eastAsia="Times New Roman" w:hAnsi="Calibri" w:cs="Calibri"/>
+                <w:sz w:val="28"/>
+                <w:szCs w:val="28"/>
               </w:rPr>
               <w:t>Speaker consistently displays engaging delivery skills</w:t>
             </w:r>
             <w:r>
               <w:rPr>
                 <w:rFonts w:ascii="Calibri" w:eastAsia="Times New Roman" w:hAnsi="Calibri" w:cs="Calibri"/>
+                <w:sz w:val="28"/>
+                <w:szCs w:val="28"/>
               </w:rPr>
               <w:t xml:space="preserve">, and </w:t>
             </w:r>
             <w:r>
               <w:rPr>
                 <w:rFonts w:ascii="Calibri" w:eastAsia="Times New Roman" w:hAnsi="Calibri" w:cs="Calibri"/>
+                <w:sz w:val="28"/>
+                <w:szCs w:val="28"/>
               </w:rPr>
               <w:t>can</w:t>
             </w:r>
             <w:r>
               <w:rPr>
                 <w:rFonts w:ascii="Calibri" w:eastAsia="Times New Roman" w:hAnsi="Calibri" w:cs="Calibri"/>
+                <w:sz w:val="28"/>
+                <w:szCs w:val="28"/>
               </w:rPr>
               <w:t xml:space="preserve"> </w:t>
             </w:r>
             <w:r>
               <w:rPr>
                 <w:rFonts w:ascii="Calibri" w:eastAsia="Times New Roman" w:hAnsi="Calibri" w:cs="Calibri"/>
+                <w:sz w:val="28"/>
+                <w:szCs w:val="28"/>
               </w:rPr>
               <w:t>adapt delivery skills to the content and storyline</w:t>
             </w:r>
             <w:r>
               <w:rPr>
                 <w:rFonts w:ascii="Calibri" w:eastAsia="Times New Roman" w:hAnsi="Calibri" w:cs="Calibri"/>
+                <w:sz w:val="28"/>
+                <w:szCs w:val="28"/>
               </w:rPr>
               <w:t xml:space="preserve"> </w:t>
             </w:r>
@@ -2238,6 +2530,8 @@
               <w:textAlignment w:val="baseline"/>
               <w:rPr>
                 <w:rFonts w:ascii="Calibri" w:eastAsia="Times New Roman" w:hAnsi="Calibri" w:cs="Calibri"/>
+                <w:sz w:val="28"/>
+                <w:szCs w:val="28"/>
               </w:rPr>
             </w:pPr>
           </w:p>
@@ -2246,13 +2540,15 @@
               <w:textAlignment w:val="baseline"/>
               <w:rPr>
                 <w:rFonts w:ascii="Calibri" w:eastAsia="Times New Roman" w:hAnsi="Calibri" w:cs="Calibri"/>
-              </w:rPr>
-            </w:pPr>
-          </w:p>
-        </w:tc>
-        <w:tc>
-          <w:tcPr>
-            <w:tcW w:w="1150" w:type="dxa"/>
+                <w:sz w:val="28"/>
+                <w:szCs w:val="28"/>
+              </w:rPr>
+            </w:pPr>
+          </w:p>
+        </w:tc>
+        <w:tc>
+          <w:tcPr>
+            <w:tcW w:w="1435" w:type="dxa"/>
             <w:vMerge w:val="restart"/>
           </w:tcPr>
           <w:p>
@@ -2260,6 +2556,8 @@
               <w:textAlignment w:val="baseline"/>
               <w:rPr>
                 <w:rFonts w:ascii="Calibri" w:eastAsia="Times New Roman" w:hAnsi="Calibri" w:cs="Calibri"/>
+                <w:sz w:val="28"/>
+                <w:szCs w:val="28"/>
               </w:rPr>
             </w:pPr>
           </w:p>
@@ -2271,7 +2569,7 @@
         </w:trPr>
         <w:tc>
           <w:tcPr>
-            <w:tcW w:w="1286" w:type="dxa"/>
+            <w:tcW w:w="1706" w:type="dxa"/>
             <w:vMerge/>
             <w:vAlign w:val="center"/>
             <w:hideMark/>
@@ -2280,13 +2578,15 @@
             <w:pPr>
               <w:rPr>
                 <w:rFonts w:ascii="Calibri" w:hAnsi="Calibri" w:cs="Calibri"/>
-              </w:rPr>
-            </w:pPr>
-          </w:p>
-        </w:tc>
-        <w:tc>
-          <w:tcPr>
-            <w:tcW w:w="2807" w:type="dxa"/>
+                <w:sz w:val="28"/>
+                <w:szCs w:val="28"/>
+              </w:rPr>
+            </w:pPr>
+          </w:p>
+        </w:tc>
+        <w:tc>
+          <w:tcPr>
+            <w:tcW w:w="2386" w:type="dxa"/>
             <w:vMerge/>
             <w:hideMark/>
           </w:tcPr>
@@ -2294,6 +2594,8 @@
             <w:pPr>
               <w:rPr>
                 <w:rFonts w:ascii="Calibri" w:hAnsi="Calibri" w:cs="Calibri"/>
+                <w:sz w:val="28"/>
+                <w:szCs w:val="28"/>
               </w:rPr>
             </w:pPr>
           </w:p>
@@ -2308,31 +2610,39 @@
             <w:pPr>
               <w:rPr>
                 <w:rFonts w:ascii="Calibri" w:eastAsia="Times New Roman" w:hAnsi="Calibri" w:cs="Calibri"/>
-                <w:sz w:val="18"/>
-                <w:szCs w:val="18"/>
-              </w:rPr>
-            </w:pPr>
-            <w:r>
-              <w:rPr>
-                <w:rFonts w:ascii="Calibri" w:hAnsi="Calibri" w:cs="Calibri"/>
+                <w:sz w:val="28"/>
+                <w:szCs w:val="28"/>
+              </w:rPr>
+            </w:pPr>
+            <w:r>
+              <w:rPr>
+                <w:rFonts w:ascii="Calibri" w:hAnsi="Calibri" w:cs="Calibri"/>
+                <w:sz w:val="28"/>
+                <w:szCs w:val="28"/>
               </w:rPr>
               <w:t>Interaction with the audience</w:t>
             </w:r>
             <w:r>
               <w:rPr>
                 <w:rFonts w:ascii="Calibri" w:hAnsi="Calibri" w:cs="Calibri"/>
+                <w:sz w:val="28"/>
+                <w:szCs w:val="28"/>
               </w:rPr>
               <w:br/>
             </w:r>
             <w:r>
               <w:rPr>
                 <w:rFonts w:ascii="Calibri" w:hAnsi="Calibri" w:cs="Calibri"/>
+                <w:sz w:val="28"/>
+                <w:szCs w:val="28"/>
               </w:rPr>
               <w:t>(group)</w:t>
             </w:r>
             <w:r>
               <w:rPr>
                 <w:rFonts w:ascii="Calibri" w:hAnsi="Calibri" w:cs="Calibri"/>
+                <w:sz w:val="28"/>
+                <w:szCs w:val="28"/>
               </w:rPr>
               <w:br/>
             </w:r>
@@ -2341,6 +2651,8 @@
             <w:pPr>
               <w:rPr>
                 <w:rFonts w:ascii="Calibri" w:hAnsi="Calibri" w:cs="Calibri"/>
+                <w:sz w:val="28"/>
+                <w:szCs w:val="28"/>
               </w:rPr>
             </w:pPr>
           </w:p>
@@ -2353,23 +2665,31 @@
             <w:pPr>
               <w:rPr>
                 <w:rFonts w:ascii="Calibri" w:eastAsia="Times New Roman" w:hAnsi="Calibri" w:cs="Calibri"/>
-              </w:rPr>
-            </w:pPr>
-            <w:r>
-              <w:rPr>
-                <w:rFonts w:ascii="Calibri" w:eastAsia="Times New Roman" w:hAnsi="Calibri" w:cs="Calibri"/>
+                <w:sz w:val="28"/>
+                <w:szCs w:val="28"/>
+              </w:rPr>
+            </w:pPr>
+            <w:r>
+              <w:rPr>
+                <w:rFonts w:ascii="Calibri" w:eastAsia="Times New Roman" w:hAnsi="Calibri" w:cs="Calibri"/>
+                <w:sz w:val="28"/>
+                <w:szCs w:val="28"/>
               </w:rPr>
               <w:t>Speaker</w:t>
             </w:r>
             <w:r>
               <w:rPr>
                 <w:rFonts w:ascii="Calibri" w:eastAsia="Times New Roman" w:hAnsi="Calibri" w:cs="Calibri"/>
+                <w:sz w:val="28"/>
+                <w:szCs w:val="28"/>
               </w:rPr>
               <w:t>s</w:t>
             </w:r>
             <w:r>
               <w:rPr>
                 <w:rFonts w:ascii="Calibri" w:eastAsia="Times New Roman" w:hAnsi="Calibri" w:cs="Calibri"/>
+                <w:sz w:val="28"/>
+                <w:szCs w:val="28"/>
               </w:rPr>
               <w:t xml:space="preserve"> do not attempt to actively involve the audience, and/or do not demonstrate listening skills, and/or do not handle questions effectively</w:t>
             </w:r>
@@ -2384,30 +2704,40 @@
               <w:rPr>
                 <w:rFonts w:ascii="Calibri" w:hAnsi="Calibri" w:cs="Calibri"/>
                 <w:color w:val="000000" w:themeColor="text1"/>
+                <w:sz w:val="28"/>
+                <w:szCs w:val="28"/>
                 <w:lang w:val="en-US"/>
               </w:rPr>
             </w:pPr>
             <w:r>
               <w:rPr>
                 <w:rFonts w:ascii="Calibri" w:eastAsia="Times New Roman" w:hAnsi="Calibri" w:cs="Calibri"/>
+                <w:sz w:val="28"/>
+                <w:szCs w:val="28"/>
               </w:rPr>
               <w:t>Speaker</w:t>
             </w:r>
             <w:r>
               <w:rPr>
                 <w:rFonts w:ascii="Calibri" w:eastAsia="Times New Roman" w:hAnsi="Calibri" w:cs="Calibri"/>
+                <w:sz w:val="28"/>
+                <w:szCs w:val="28"/>
               </w:rPr>
               <w:t>s</w:t>
             </w:r>
             <w:r>
               <w:rPr>
                 <w:rFonts w:ascii="Calibri" w:eastAsia="Times New Roman" w:hAnsi="Calibri" w:cs="Calibri"/>
+                <w:sz w:val="28"/>
+                <w:szCs w:val="28"/>
               </w:rPr>
               <w:t xml:space="preserve"> attempt to establish a connection with the audience, </w:t>
             </w:r>
             <w:r>
               <w:rPr>
                 <w:rFonts w:ascii="Calibri" w:eastAsia="Times New Roman" w:hAnsi="Calibri" w:cs="Calibri"/>
+                <w:sz w:val="28"/>
+                <w:szCs w:val="28"/>
               </w:rPr>
               <w:t>but involve</w:t>
             </w:r>
@@ -2415,6 +2745,8 @@
               <w:rPr>
                 <w:rFonts w:ascii="Calibri" w:hAnsi="Calibri" w:cs="Calibri"/>
                 <w:color w:val="000000" w:themeColor="text1"/>
+                <w:sz w:val="28"/>
+                <w:szCs w:val="28"/>
                 <w:lang w:val="en-US"/>
               </w:rPr>
               <w:t xml:space="preserve"> the audience inconsistently, show some gaps in active listening skills, or occasionally do not effectively answer questions</w:t>
@@ -2424,6 +2756,8 @@
             <w:pPr>
               <w:rPr>
                 <w:rFonts w:ascii="Calibri" w:eastAsia="Times New Roman" w:hAnsi="Calibri" w:cs="Calibri"/>
+                <w:sz w:val="28"/>
+                <w:szCs w:val="28"/>
               </w:rPr>
             </w:pPr>
           </w:p>
@@ -2436,132 +2770,177 @@
             <w:pPr>
               <w:rPr>
                 <w:rFonts w:ascii="Calibri" w:eastAsia="Times New Roman" w:hAnsi="Calibri" w:cs="Calibri"/>
-              </w:rPr>
-            </w:pPr>
-            <w:r>
-              <w:rPr>
-                <w:rFonts w:ascii="Calibri" w:eastAsia="Times New Roman" w:hAnsi="Calibri" w:cs="Calibri"/>
+                <w:sz w:val="28"/>
+                <w:szCs w:val="28"/>
+              </w:rPr>
+            </w:pPr>
+            <w:r>
+              <w:rPr>
+                <w:rFonts w:ascii="Calibri" w:eastAsia="Times New Roman" w:hAnsi="Calibri" w:cs="Calibri"/>
+                <w:sz w:val="28"/>
+                <w:szCs w:val="28"/>
+              </w:rPr>
+              <w:t>Speaker</w:t>
+            </w:r>
+            <w:r>
+              <w:rPr>
+                <w:rFonts w:ascii="Calibri" w:eastAsia="Times New Roman" w:hAnsi="Calibri" w:cs="Calibri"/>
+                <w:sz w:val="28"/>
+                <w:szCs w:val="28"/>
+              </w:rPr>
+              <w:t>s</w:t>
+            </w:r>
+            <w:r>
+              <w:rPr>
+                <w:rFonts w:ascii="Calibri" w:eastAsia="Times New Roman" w:hAnsi="Calibri" w:cs="Calibri"/>
+                <w:sz w:val="28"/>
+                <w:szCs w:val="28"/>
+              </w:rPr>
+              <w:t xml:space="preserve"> establish a connection with the audience, regularly involve the audience, show active listening skills, and handle questions effectively</w:t>
+            </w:r>
+          </w:p>
+        </w:tc>
+        <w:tc>
+          <w:tcPr>
+            <w:tcW w:w="2808" w:type="dxa"/>
+          </w:tcPr>
+          <w:p>
+            <w:pPr>
+              <w:rPr>
+                <w:rFonts w:ascii="Calibri" w:eastAsia="Times New Roman" w:hAnsi="Calibri" w:cs="Calibri"/>
+                <w:sz w:val="28"/>
+                <w:szCs w:val="28"/>
+              </w:rPr>
+            </w:pPr>
+            <w:r>
+              <w:rPr>
+                <w:rFonts w:ascii="Calibri" w:eastAsia="Times New Roman" w:hAnsi="Calibri" w:cs="Calibri"/>
+                <w:sz w:val="28"/>
+                <w:szCs w:val="28"/>
+              </w:rPr>
+              <w:t>Speaker</w:t>
+            </w:r>
+            <w:r>
+              <w:rPr>
+                <w:rFonts w:ascii="Calibri" w:eastAsia="Times New Roman" w:hAnsi="Calibri" w:cs="Calibri"/>
+                <w:sz w:val="28"/>
+                <w:szCs w:val="28"/>
+              </w:rPr>
+              <w:t xml:space="preserve">s </w:t>
+            </w:r>
+            <w:r>
+              <w:rPr>
+                <w:rFonts w:ascii="Calibri" w:eastAsia="Times New Roman" w:hAnsi="Calibri" w:cs="Calibri"/>
+                <w:sz w:val="28"/>
+                <w:szCs w:val="28"/>
+              </w:rPr>
+              <w:t>actively establish a successful connection with the audience and consistently interact with the audience by showing active listening skills and effective handling of questions</w:t>
+            </w:r>
+          </w:p>
+          <w:p>
+            <w:pPr>
+              <w:rPr>
+                <w:rFonts w:ascii="Calibri" w:eastAsia="Times New Roman" w:hAnsi="Calibri" w:cs="Calibri"/>
+                <w:sz w:val="28"/>
+                <w:szCs w:val="28"/>
+              </w:rPr>
+            </w:pPr>
+          </w:p>
+          <w:p>
+            <w:pPr>
+              <w:rPr>
+                <w:rFonts w:ascii="Calibri" w:eastAsia="Times New Roman" w:hAnsi="Calibri" w:cs="Calibri"/>
+                <w:sz w:val="28"/>
+                <w:szCs w:val="28"/>
+              </w:rPr>
+            </w:pPr>
+            <w:r>
+              <w:rPr>
+                <w:rFonts w:ascii="Calibri" w:eastAsia="Times New Roman" w:hAnsi="Calibri" w:cs="Calibri"/>
+                <w:sz w:val="28"/>
+                <w:szCs w:val="28"/>
+              </w:rPr>
+              <w:t>Speaker</w:t>
+            </w:r>
+            <w:r>
+              <w:rPr>
+                <w:rFonts w:ascii="Calibri" w:eastAsia="Times New Roman" w:hAnsi="Calibri" w:cs="Calibri"/>
+                <w:sz w:val="28"/>
+                <w:szCs w:val="28"/>
+              </w:rPr>
+              <w:t>s</w:t>
+            </w:r>
+            <w:r>
+              <w:rPr>
+                <w:rFonts w:ascii="Calibri" w:eastAsia="Times New Roman" w:hAnsi="Calibri" w:cs="Calibri"/>
+                <w:sz w:val="28"/>
+                <w:szCs w:val="28"/>
+              </w:rPr>
+              <w:t xml:space="preserve"> show to be in control of the situation (e.g., by </w:t>
+            </w:r>
+            <w:r>
+              <w:rPr>
+                <w:rFonts w:ascii="Calibri" w:eastAsia="Times New Roman" w:hAnsi="Calibri" w:cs="Calibri"/>
+                <w:sz w:val="28"/>
+                <w:szCs w:val="28"/>
+              </w:rPr>
+              <w:t xml:space="preserve">strategically choosing position </w:t>
+            </w:r>
+            <w:r>
+              <w:rPr>
+                <w:rFonts w:ascii="Calibri" w:eastAsia="Times New Roman" w:hAnsi="Calibri" w:cs="Calibri"/>
+                <w:sz w:val="28"/>
+                <w:szCs w:val="28"/>
+              </w:rPr>
+              <w:t>or responding</w:t>
+            </w:r>
+            <w:r>
+              <w:rPr>
+                <w:rFonts w:ascii="Calibri" w:eastAsia="Times New Roman" w:hAnsi="Calibri" w:cs="Calibri"/>
+                <w:sz w:val="28"/>
+                <w:szCs w:val="28"/>
+              </w:rPr>
+              <w:t xml:space="preserve"> to</w:t>
+            </w:r>
+            <w:r>
+              <w:rPr>
+                <w:rFonts w:ascii="Calibri" w:eastAsia="Times New Roman" w:hAnsi="Calibri" w:cs="Calibri"/>
+                <w:sz w:val="28"/>
+                <w:szCs w:val="28"/>
+              </w:rPr>
+              <w:t xml:space="preserve"> unexpected / </w:t>
+            </w:r>
+            <w:r>
+              <w:rPr>
+                <w:rFonts w:ascii="Calibri" w:eastAsia="Times New Roman" w:hAnsi="Calibri" w:cs="Calibri"/>
+                <w:sz w:val="28"/>
+                <w:szCs w:val="28"/>
               </w:rPr>
               <w:lastRenderedPageBreak/>
-              <w:t>Speaker</w:t>
-            </w:r>
-            <w:r>
-              <w:rPr>
-                <w:rFonts w:ascii="Calibri" w:eastAsia="Times New Roman" w:hAnsi="Calibri" w:cs="Calibri"/>
-              </w:rPr>
-              <w:t>s</w:t>
-            </w:r>
-            <w:r>
-              <w:rPr>
-                <w:rFonts w:ascii="Calibri" w:eastAsia="Times New Roman" w:hAnsi="Calibri" w:cs="Calibri"/>
-              </w:rPr>
-              <w:t xml:space="preserve"> establish a connection with the audience, regularly involve the audience, show active listening skills, and handle questions effectively</w:t>
-            </w:r>
-          </w:p>
-        </w:tc>
-        <w:tc>
-          <w:tcPr>
-            <w:tcW w:w="2808" w:type="dxa"/>
-          </w:tcPr>
-          <w:p>
-            <w:pPr>
-              <w:rPr>
-                <w:rFonts w:ascii="Calibri" w:eastAsia="Times New Roman" w:hAnsi="Calibri" w:cs="Calibri"/>
-              </w:rPr>
-            </w:pPr>
-            <w:r>
-              <w:rPr>
-                <w:rFonts w:ascii="Calibri" w:eastAsia="Times New Roman" w:hAnsi="Calibri" w:cs="Calibri"/>
-              </w:rPr>
-              <w:t>Speaker</w:t>
-            </w:r>
-            <w:r>
-              <w:rPr>
-                <w:rFonts w:ascii="Calibri" w:eastAsia="Times New Roman" w:hAnsi="Calibri" w:cs="Calibri"/>
-              </w:rPr>
-              <w:t xml:space="preserve">s </w:t>
-            </w:r>
-            <w:r>
-              <w:rPr>
-                <w:rFonts w:ascii="Calibri" w:eastAsia="Times New Roman" w:hAnsi="Calibri" w:cs="Calibri"/>
-              </w:rPr>
-              <w:t>actively establish a successful connection with the audience and consistently interact with the audience by showing active listening skills and effective handling of questions</w:t>
-            </w:r>
-          </w:p>
-          <w:p>
-            <w:pPr>
-              <w:rPr>
-                <w:rFonts w:ascii="Calibri" w:eastAsia="Times New Roman" w:hAnsi="Calibri" w:cs="Calibri"/>
-              </w:rPr>
-            </w:pPr>
-          </w:p>
-          <w:p>
-            <w:pPr>
-              <w:rPr>
-                <w:rFonts w:ascii="Calibri" w:eastAsia="Times New Roman" w:hAnsi="Calibri" w:cs="Calibri"/>
-              </w:rPr>
-            </w:pPr>
-            <w:r>
-              <w:rPr>
-                <w:rFonts w:ascii="Calibri" w:eastAsia="Times New Roman" w:hAnsi="Calibri" w:cs="Calibri"/>
-              </w:rPr>
-              <w:lastRenderedPageBreak/>
-              <w:t>Speaker</w:t>
-            </w:r>
-            <w:r>
-              <w:rPr>
-                <w:rFonts w:ascii="Calibri" w:eastAsia="Times New Roman" w:hAnsi="Calibri" w:cs="Calibri"/>
-              </w:rPr>
-              <w:t>s</w:t>
-            </w:r>
-            <w:r>
-              <w:rPr>
-                <w:rFonts w:ascii="Calibri" w:eastAsia="Times New Roman" w:hAnsi="Calibri" w:cs="Calibri"/>
-              </w:rPr>
-              <w:t xml:space="preserve"> show to be in control of the situation (e.g., by </w:t>
-            </w:r>
-            <w:r>
-              <w:rPr>
-                <w:rFonts w:ascii="Calibri" w:eastAsia="Times New Roman" w:hAnsi="Calibri" w:cs="Calibri"/>
-              </w:rPr>
-              <w:t xml:space="preserve">strategically choosing position </w:t>
-            </w:r>
-            <w:r>
-              <w:rPr>
-                <w:rFonts w:ascii="Calibri" w:eastAsia="Times New Roman" w:hAnsi="Calibri" w:cs="Calibri"/>
-              </w:rPr>
-              <w:t>or responding</w:t>
-            </w:r>
-            <w:r>
-              <w:rPr>
-                <w:rFonts w:ascii="Calibri" w:eastAsia="Times New Roman" w:hAnsi="Calibri" w:cs="Calibri"/>
-              </w:rPr>
-              <w:t xml:space="preserve"> to</w:t>
-            </w:r>
-            <w:r>
-              <w:rPr>
-                <w:rFonts w:ascii="Calibri" w:eastAsia="Times New Roman" w:hAnsi="Calibri" w:cs="Calibri"/>
-              </w:rPr>
-              <w:t xml:space="preserve"> unexpected / challenging situations)</w:t>
-            </w:r>
-          </w:p>
-          <w:p>
-            <w:pPr>
-              <w:rPr>
-                <w:rFonts w:ascii="Calibri" w:eastAsia="Times New Roman" w:hAnsi="Calibri" w:cs="Calibri"/>
-              </w:rPr>
-            </w:pPr>
-          </w:p>
-        </w:tc>
-        <w:tc>
-          <w:tcPr>
-            <w:tcW w:w="1150" w:type="dxa"/>
+              <w:t>challenging situations)</w:t>
+            </w:r>
+          </w:p>
+          <w:p>
+            <w:pPr>
+              <w:rPr>
+                <w:rFonts w:ascii="Calibri" w:eastAsia="Times New Roman" w:hAnsi="Calibri" w:cs="Calibri"/>
+                <w:sz w:val="28"/>
+                <w:szCs w:val="28"/>
+              </w:rPr>
+            </w:pPr>
+          </w:p>
+        </w:tc>
+        <w:tc>
+          <w:tcPr>
+            <w:tcW w:w="1435" w:type="dxa"/>
             <w:vMerge/>
           </w:tcPr>
           <w:p>
             <w:pPr>
               <w:rPr>
                 <w:rFonts w:ascii="Calibri" w:hAnsi="Calibri" w:cs="Calibri"/>
+                <w:sz w:val="28"/>
+                <w:szCs w:val="28"/>
               </w:rPr>
             </w:pPr>
           </w:p>
@@ -2573,7 +2952,7 @@
         </w:trPr>
         <w:tc>
           <w:tcPr>
-            <w:tcW w:w="1286" w:type="dxa"/>
+            <w:tcW w:w="1706" w:type="dxa"/>
             <w:shd w:val="clear" w:color="auto" w:fill="DA32AE"/>
             <w:vAlign w:val="center"/>
             <w:hideMark/>
@@ -2583,13 +2962,15 @@
               <w:jc w:val="center"/>
               <w:rPr>
                 <w:rFonts w:ascii="Calibri" w:eastAsia="Times New Roman" w:hAnsi="Calibri" w:cs="Calibri"/>
-                <w:sz w:val="18"/>
-                <w:szCs w:val="18"/>
-              </w:rPr>
-            </w:pPr>
-            <w:r>
-              <w:rPr>
-                <w:rFonts w:ascii="Calibri" w:eastAsia="Times New Roman" w:hAnsi="Calibri" w:cs="Calibri"/>
+                <w:sz w:val="28"/>
+                <w:szCs w:val="28"/>
+              </w:rPr>
+            </w:pPr>
+            <w:r>
+              <w:rPr>
+                <w:rFonts w:ascii="Calibri" w:eastAsia="Times New Roman" w:hAnsi="Calibri" w:cs="Calibri"/>
+                <w:sz w:val="28"/>
+                <w:szCs w:val="28"/>
               </w:rPr>
               <w:t>Collaborate</w:t>
             </w:r>
@@ -2597,7 +2978,7 @@
         </w:tc>
         <w:tc>
           <w:tcPr>
-            <w:tcW w:w="2807" w:type="dxa"/>
+            <w:tcW w:w="2386" w:type="dxa"/>
             <w:shd w:val="clear" w:color="auto" w:fill="auto"/>
             <w:hideMark/>
           </w:tcPr>
@@ -2605,12 +2986,16 @@
             <w:pPr>
               <w:pStyle w:val="NoSpacing"/>
               <w:rPr>
+                <w:sz w:val="28"/>
+                <w:szCs w:val="28"/>
                 <w:lang w:val="en-US"/>
               </w:rPr>
             </w:pPr>
             <w:r>
               <w:rPr>
                 <w:rStyle w:val="normaltextrun"/>
+                <w:sz w:val="28"/>
+                <w:szCs w:val="28"/>
               </w:rPr>
               <w:t>2.e. Provide constructive feedback and show openness to feedback from others.</w:t>
             </w:r>
@@ -2627,13 +3012,15 @@
               <w:textAlignment w:val="baseline"/>
               <w:rPr>
                 <w:rFonts w:ascii="Calibri" w:eastAsia="Times New Roman" w:hAnsi="Calibri" w:cs="Calibri"/>
-                <w:sz w:val="18"/>
-                <w:szCs w:val="18"/>
-              </w:rPr>
-            </w:pPr>
-            <w:r>
-              <w:rPr>
-                <w:rFonts w:ascii="Calibri" w:eastAsia="Times New Roman" w:hAnsi="Calibri" w:cs="Calibri"/>
+                <w:sz w:val="28"/>
+                <w:szCs w:val="28"/>
+              </w:rPr>
+            </w:pPr>
+            <w:r>
+              <w:rPr>
+                <w:rFonts w:ascii="Calibri" w:eastAsia="Times New Roman" w:hAnsi="Calibri" w:cs="Calibri"/>
+                <w:sz w:val="28"/>
+                <w:szCs w:val="28"/>
               </w:rPr>
               <w:t xml:space="preserve"> Providing feedback to the other teams on their presentation based on the rubric </w:t>
             </w:r>
@@ -2648,11 +3035,15 @@
               <w:textAlignment w:val="baseline"/>
               <w:rPr>
                 <w:rFonts w:ascii="Calibri" w:eastAsia="Times New Roman" w:hAnsi="Calibri" w:cs="Calibri"/>
-              </w:rPr>
-            </w:pPr>
-            <w:r>
-              <w:rPr>
-                <w:rFonts w:ascii="Calibri" w:eastAsia="Times New Roman" w:hAnsi="Calibri" w:cs="Calibri"/>
+                <w:sz w:val="28"/>
+                <w:szCs w:val="28"/>
+              </w:rPr>
+            </w:pPr>
+            <w:r>
+              <w:rPr>
+                <w:rFonts w:ascii="Calibri" w:eastAsia="Times New Roman" w:hAnsi="Calibri" w:cs="Calibri"/>
+                <w:sz w:val="28"/>
+                <w:szCs w:val="28"/>
               </w:rPr>
               <w:t>The feedback is not related to the content or the format of the poster.</w:t>
             </w:r>
@@ -2667,11 +3058,15 @@
               <w:textAlignment w:val="baseline"/>
               <w:rPr>
                 <w:rFonts w:ascii="Calibri" w:eastAsia="Times New Roman" w:hAnsi="Calibri" w:cs="Calibri"/>
-              </w:rPr>
-            </w:pPr>
-            <w:r>
-              <w:rPr>
-                <w:rFonts w:ascii="Calibri" w:eastAsia="Times New Roman" w:hAnsi="Calibri" w:cs="Calibri"/>
+                <w:sz w:val="28"/>
+                <w:szCs w:val="28"/>
+              </w:rPr>
+            </w:pPr>
+            <w:r>
+              <w:rPr>
+                <w:rFonts w:ascii="Calibri" w:eastAsia="Times New Roman" w:hAnsi="Calibri" w:cs="Calibri"/>
+                <w:sz w:val="28"/>
+                <w:szCs w:val="28"/>
               </w:rPr>
               <w:t xml:space="preserve">The feedback is brief, but it is based on the Poster rubrics’ elements related to communication and research. </w:t>
             </w:r>
@@ -2686,11 +3081,15 @@
               <w:textAlignment w:val="baseline"/>
               <w:rPr>
                 <w:rFonts w:ascii="Calibri" w:eastAsia="Times New Roman" w:hAnsi="Calibri" w:cs="Calibri"/>
-              </w:rPr>
-            </w:pPr>
-            <w:r>
-              <w:rPr>
-                <w:rFonts w:ascii="Calibri" w:eastAsia="Times New Roman" w:hAnsi="Calibri" w:cs="Calibri"/>
+                <w:sz w:val="28"/>
+                <w:szCs w:val="28"/>
+              </w:rPr>
+            </w:pPr>
+            <w:r>
+              <w:rPr>
+                <w:rFonts w:ascii="Calibri" w:eastAsia="Times New Roman" w:hAnsi="Calibri" w:cs="Calibri"/>
+                <w:sz w:val="28"/>
+                <w:szCs w:val="28"/>
               </w:rPr>
               <w:t>The detailed feedback is based on the Poster rubrics’ elements related to communication and research, it mentions positive and negative aspects of the poster.</w:t>
             </w:r>
@@ -2705,17 +3104,23 @@
               <w:textAlignment w:val="baseline"/>
               <w:rPr>
                 <w:rFonts w:ascii="Calibri" w:eastAsia="Times New Roman" w:hAnsi="Calibri" w:cs="Calibri"/>
-              </w:rPr>
-            </w:pPr>
-            <w:r>
-              <w:rPr>
-                <w:rFonts w:ascii="Calibri" w:eastAsia="Times New Roman" w:hAnsi="Calibri" w:cs="Calibri"/>
+                <w:sz w:val="28"/>
+                <w:szCs w:val="28"/>
+              </w:rPr>
+            </w:pPr>
+            <w:r>
+              <w:rPr>
+                <w:rFonts w:ascii="Calibri" w:eastAsia="Times New Roman" w:hAnsi="Calibri" w:cs="Calibri"/>
+                <w:sz w:val="28"/>
+                <w:szCs w:val="28"/>
               </w:rPr>
               <w:t>The detailed feedback is based on the Poster rubrics’ elements related to communication and research, it mentions positive and negative aspects of the poster and it is constructive, suggesting solutions to make the other team’s poster presentation better</w:t>
             </w:r>
             <w:r>
               <w:rPr>
                 <w:rFonts w:ascii="Calibri" w:eastAsia="Times New Roman" w:hAnsi="Calibri" w:cs="Calibri"/>
+                <w:sz w:val="28"/>
+                <w:szCs w:val="28"/>
               </w:rPr>
               <w:t>.</w:t>
             </w:r>
@@ -2723,13 +3128,15 @@
         </w:tc>
         <w:tc>
           <w:tcPr>
-            <w:tcW w:w="1150" w:type="dxa"/>
+            <w:tcW w:w="1435" w:type="dxa"/>
           </w:tcPr>
           <w:p>
             <w:pPr>
               <w:textAlignment w:val="baseline"/>
               <w:rPr>
                 <w:rFonts w:ascii="Calibri" w:eastAsia="Times New Roman" w:hAnsi="Calibri" w:cs="Calibri"/>
+                <w:sz w:val="28"/>
+                <w:szCs w:val="28"/>
               </w:rPr>
             </w:pPr>
           </w:p>
@@ -2741,7 +3148,7 @@
         </w:trPr>
         <w:tc>
           <w:tcPr>
-            <w:tcW w:w="1286" w:type="dxa"/>
+            <w:tcW w:w="1706" w:type="dxa"/>
             <w:vMerge w:val="restart"/>
             <w:shd w:val="clear" w:color="auto" w:fill="92D050"/>
             <w:vAlign w:val="center"/>
@@ -2754,11 +3161,15 @@
               <w:textAlignment w:val="baseline"/>
               <w:rPr>
                 <w:rFonts w:ascii="Calibri" w:eastAsia="Times New Roman" w:hAnsi="Calibri" w:cs="Calibri"/>
-              </w:rPr>
-            </w:pPr>
-            <w:r>
-              <w:rPr>
-                <w:rFonts w:ascii="Calibri" w:eastAsia="Times New Roman" w:hAnsi="Calibri" w:cs="Calibri"/>
+                <w:sz w:val="28"/>
+                <w:szCs w:val="28"/>
+              </w:rPr>
+            </w:pPr>
+            <w:r>
+              <w:rPr>
+                <w:rFonts w:ascii="Calibri" w:eastAsia="Times New Roman" w:hAnsi="Calibri" w:cs="Calibri"/>
+                <w:sz w:val="28"/>
+                <w:szCs w:val="28"/>
               </w:rPr>
               <w:t>Research</w:t>
             </w:r>
@@ -2766,7 +3177,7 @@
         </w:tc>
         <w:tc>
           <w:tcPr>
-            <w:tcW w:w="2807" w:type="dxa"/>
+            <w:tcW w:w="2386" w:type="dxa"/>
             <w:shd w:val="clear" w:color="auto" w:fill="auto"/>
             <w:hideMark/>
           </w:tcPr>
@@ -2776,12 +3187,16 @@
               <w:rPr>
                 <w:rFonts w:eastAsia="Calibri"/>
                 <w:color w:val="000000" w:themeColor="text1"/>
+                <w:sz w:val="28"/>
+                <w:szCs w:val="28"/>
               </w:rPr>
             </w:pPr>
             <w:r>
               <w:rPr>
                 <w:rFonts w:eastAsia="Calibri"/>
                 <w:color w:val="000000" w:themeColor="text1"/>
+                <w:sz w:val="28"/>
+                <w:szCs w:val="28"/>
               </w:rPr>
               <w:t>3.a. Develop research plan and gather the right tools and knowledge to complete their project</w:t>
             </w:r>
@@ -2798,14 +3213,16 @@
               <w:rPr>
                 <w:rFonts w:ascii="Calibri" w:eastAsia="Calibri" w:hAnsi="Calibri" w:cs="Calibri"/>
                 <w:color w:val="000000" w:themeColor="text1"/>
-                <w:szCs w:val="20"/>
+                <w:sz w:val="28"/>
+                <w:szCs w:val="28"/>
               </w:rPr>
             </w:pPr>
             <w:r>
               <w:rPr>
                 <w:rFonts w:ascii="Calibri" w:eastAsia="Calibri" w:hAnsi="Calibri" w:cs="Calibri"/>
                 <w:color w:val="000000" w:themeColor="text1"/>
-                <w:szCs w:val="20"/>
+                <w:sz w:val="28"/>
+                <w:szCs w:val="28"/>
               </w:rPr>
               <w:t>Research plan formu</w:t>
             </w:r>
@@ -2813,7 +3230,8 @@
               <w:rPr>
                 <w:rFonts w:ascii="Calibri" w:eastAsia="Calibri" w:hAnsi="Calibri" w:cs="Calibri"/>
                 <w:color w:val="000000" w:themeColor="text1"/>
-                <w:szCs w:val="20"/>
+                <w:sz w:val="28"/>
+                <w:szCs w:val="28"/>
               </w:rPr>
               <w:t>l</w:t>
             </w:r>
@@ -2821,7 +3239,8 @@
               <w:rPr>
                 <w:rFonts w:ascii="Calibri" w:eastAsia="Calibri" w:hAnsi="Calibri" w:cs="Calibri"/>
                 <w:color w:val="000000" w:themeColor="text1"/>
-                <w:szCs w:val="20"/>
+                <w:sz w:val="28"/>
+                <w:szCs w:val="28"/>
               </w:rPr>
               <w:t>ation</w:t>
             </w:r>
@@ -2836,14 +3255,16 @@
               <w:rPr>
                 <w:rFonts w:ascii="Calibri" w:eastAsia="Calibri" w:hAnsi="Calibri" w:cs="Calibri"/>
                 <w:color w:val="000000" w:themeColor="text1"/>
-                <w:szCs w:val="20"/>
+                <w:sz w:val="28"/>
+                <w:szCs w:val="28"/>
               </w:rPr>
             </w:pPr>
             <w:r>
               <w:rPr>
                 <w:rFonts w:ascii="Calibri" w:eastAsia="Calibri" w:hAnsi="Calibri" w:cs="Calibri"/>
                 <w:color w:val="000000" w:themeColor="text1"/>
-                <w:szCs w:val="20"/>
+                <w:sz w:val="28"/>
+                <w:szCs w:val="28"/>
               </w:rPr>
               <w:t>Th</w:t>
             </w:r>
@@ -2851,7 +3272,8 @@
               <w:rPr>
                 <w:rFonts w:ascii="Calibri" w:eastAsia="Calibri" w:hAnsi="Calibri" w:cs="Calibri"/>
                 <w:color w:val="000000" w:themeColor="text1"/>
-                <w:szCs w:val="20"/>
+                <w:sz w:val="28"/>
+                <w:szCs w:val="28"/>
               </w:rPr>
               <w:t>e methods are</w:t>
             </w:r>
@@ -2859,7 +3281,8 @@
               <w:rPr>
                 <w:rFonts w:ascii="Calibri" w:eastAsia="Calibri" w:hAnsi="Calibri" w:cs="Calibri"/>
                 <w:color w:val="000000" w:themeColor="text1"/>
-                <w:szCs w:val="20"/>
+                <w:sz w:val="28"/>
+                <w:szCs w:val="28"/>
               </w:rPr>
               <w:t xml:space="preserve"> unclear</w:t>
             </w:r>
@@ -2867,7 +3290,8 @@
               <w:rPr>
                 <w:rFonts w:ascii="Calibri" w:eastAsia="Calibri" w:hAnsi="Calibri" w:cs="Calibri"/>
                 <w:color w:val="000000" w:themeColor="text1"/>
-                <w:szCs w:val="20"/>
+                <w:sz w:val="28"/>
+                <w:szCs w:val="28"/>
               </w:rPr>
               <w:t>ly</w:t>
             </w:r>
@@ -2875,7 +3299,8 @@
               <w:rPr>
                 <w:rFonts w:ascii="Calibri" w:eastAsia="Calibri" w:hAnsi="Calibri" w:cs="Calibri"/>
                 <w:color w:val="000000" w:themeColor="text1"/>
-                <w:szCs w:val="20"/>
+                <w:sz w:val="28"/>
+                <w:szCs w:val="28"/>
               </w:rPr>
               <w:t xml:space="preserve"> formulated, overly broad, or not effectively addressing the research topic.</w:t>
             </w:r>
@@ -2885,7 +3310,8 @@
               <w:rPr>
                 <w:rFonts w:ascii="Calibri" w:eastAsia="Calibri" w:hAnsi="Calibri" w:cs="Calibri"/>
                 <w:color w:val="000000" w:themeColor="text1"/>
-                <w:szCs w:val="20"/>
+                <w:sz w:val="28"/>
+                <w:szCs w:val="28"/>
               </w:rPr>
             </w:pPr>
           </w:p>
@@ -2899,7 +3325,8 @@
               <w:rPr>
                 <w:rFonts w:ascii="Calibri" w:eastAsia="Calibri" w:hAnsi="Calibri" w:cs="Calibri"/>
                 <w:color w:val="D13438"/>
-                <w:szCs w:val="20"/>
+                <w:sz w:val="28"/>
+                <w:szCs w:val="28"/>
                 <w:u w:val="single"/>
               </w:rPr>
             </w:pPr>
@@ -2907,7 +3334,8 @@
               <w:rPr>
                 <w:rFonts w:ascii="Calibri" w:eastAsia="Calibri" w:hAnsi="Calibri" w:cs="Calibri"/>
                 <w:color w:val="000000" w:themeColor="text1"/>
-                <w:szCs w:val="20"/>
+                <w:sz w:val="28"/>
+                <w:szCs w:val="28"/>
               </w:rPr>
               <w:t>The</w:t>
             </w:r>
@@ -2915,7 +3343,8 @@
               <w:rPr>
                 <w:rFonts w:ascii="Calibri" w:eastAsia="Calibri" w:hAnsi="Calibri" w:cs="Calibri"/>
                 <w:color w:val="000000" w:themeColor="text1"/>
-                <w:szCs w:val="20"/>
+                <w:sz w:val="28"/>
+                <w:szCs w:val="28"/>
               </w:rPr>
               <w:t xml:space="preserve"> methods </w:t>
             </w:r>
@@ -2923,7 +3352,8 @@
               <w:rPr>
                 <w:rFonts w:ascii="Calibri" w:eastAsia="Calibri" w:hAnsi="Calibri" w:cs="Calibri"/>
                 <w:color w:val="000000" w:themeColor="text1"/>
-                <w:szCs w:val="20"/>
+                <w:sz w:val="28"/>
+                <w:szCs w:val="28"/>
               </w:rPr>
               <w:t>may require further refinement to effectively address the research topic.</w:t>
             </w:r>
@@ -2933,7 +3363,8 @@
               <w:rPr>
                 <w:rFonts w:ascii="Calibri" w:eastAsia="Calibri" w:hAnsi="Calibri" w:cs="Calibri"/>
                 <w:color w:val="000000" w:themeColor="text1"/>
-                <w:szCs w:val="20"/>
+                <w:sz w:val="28"/>
+                <w:szCs w:val="28"/>
               </w:rPr>
             </w:pPr>
           </w:p>
@@ -2947,14 +3378,16 @@
               <w:rPr>
                 <w:rFonts w:ascii="Calibri" w:eastAsia="Calibri" w:hAnsi="Calibri" w:cs="Calibri"/>
                 <w:color w:val="000000" w:themeColor="text1"/>
-                <w:szCs w:val="20"/>
+                <w:sz w:val="28"/>
+                <w:szCs w:val="28"/>
               </w:rPr>
             </w:pPr>
             <w:r>
               <w:rPr>
                 <w:rFonts w:ascii="Calibri" w:eastAsia="Calibri" w:hAnsi="Calibri" w:cs="Calibri"/>
                 <w:color w:val="000000" w:themeColor="text1"/>
-                <w:szCs w:val="20"/>
+                <w:sz w:val="28"/>
+                <w:szCs w:val="28"/>
               </w:rPr>
               <w:t>Th</w:t>
             </w:r>
@@ -2962,7 +3395,8 @@
               <w:rPr>
                 <w:rFonts w:ascii="Calibri" w:eastAsia="Calibri" w:hAnsi="Calibri" w:cs="Calibri"/>
                 <w:color w:val="000000" w:themeColor="text1"/>
-                <w:szCs w:val="20"/>
+                <w:sz w:val="28"/>
+                <w:szCs w:val="28"/>
               </w:rPr>
               <w:t xml:space="preserve">e methods are </w:t>
             </w:r>
@@ -2970,7 +3404,8 @@
               <w:rPr>
                 <w:rFonts w:ascii="Calibri" w:eastAsia="Calibri" w:hAnsi="Calibri" w:cs="Calibri"/>
                 <w:color w:val="000000" w:themeColor="text1"/>
-                <w:szCs w:val="20"/>
+                <w:sz w:val="28"/>
+                <w:szCs w:val="28"/>
               </w:rPr>
               <w:t>relevant to the research question</w:t>
             </w:r>
@@ -2978,7 +3413,8 @@
               <w:rPr>
                 <w:rFonts w:ascii="Calibri" w:eastAsia="Calibri" w:hAnsi="Calibri" w:cs="Calibri"/>
                 <w:color w:val="D13438"/>
-                <w:szCs w:val="20"/>
+                <w:sz w:val="28"/>
+                <w:szCs w:val="28"/>
                 <w:u w:val="single"/>
               </w:rPr>
               <w:t xml:space="preserve"> </w:t>
@@ -2987,7 +3423,8 @@
               <w:rPr>
                 <w:rFonts w:ascii="Calibri" w:eastAsia="Calibri" w:hAnsi="Calibri" w:cs="Calibri"/>
                 <w:color w:val="000000" w:themeColor="text1"/>
-                <w:szCs w:val="20"/>
+                <w:sz w:val="28"/>
+                <w:szCs w:val="28"/>
               </w:rPr>
               <w:t>and demonstrate an understanding of the research area.</w:t>
             </w:r>
@@ -2997,7 +3434,8 @@
               <w:rPr>
                 <w:rFonts w:ascii="Calibri" w:eastAsia="Calibri" w:hAnsi="Calibri" w:cs="Calibri"/>
                 <w:color w:val="000000" w:themeColor="text1"/>
-                <w:szCs w:val="20"/>
+                <w:sz w:val="28"/>
+                <w:szCs w:val="28"/>
               </w:rPr>
             </w:pPr>
           </w:p>
@@ -3011,14 +3449,16 @@
               <w:rPr>
                 <w:rFonts w:ascii="Calibri" w:eastAsia="Calibri" w:hAnsi="Calibri" w:cs="Calibri"/>
                 <w:color w:val="000000" w:themeColor="text1"/>
-                <w:szCs w:val="20"/>
+                <w:sz w:val="28"/>
+                <w:szCs w:val="28"/>
               </w:rPr>
             </w:pPr>
             <w:r>
               <w:rPr>
                 <w:rFonts w:ascii="Calibri" w:eastAsia="Calibri" w:hAnsi="Calibri" w:cs="Calibri"/>
                 <w:color w:val="000000" w:themeColor="text1"/>
-                <w:szCs w:val="20"/>
+                <w:sz w:val="28"/>
+                <w:szCs w:val="28"/>
               </w:rPr>
               <w:t>The methods are explained and</w:t>
             </w:r>
@@ -3026,7 +3466,8 @@
               <w:rPr>
                 <w:rFonts w:ascii="Calibri" w:eastAsia="Calibri" w:hAnsi="Calibri" w:cs="Calibri"/>
                 <w:color w:val="000000" w:themeColor="text1"/>
-                <w:szCs w:val="20"/>
+                <w:sz w:val="28"/>
+                <w:szCs w:val="28"/>
               </w:rPr>
               <w:t xml:space="preserve"> highly specific,</w:t>
             </w:r>
@@ -3034,7 +3475,8 @@
               <w:rPr>
                 <w:rFonts w:ascii="Calibri" w:eastAsia="Calibri" w:hAnsi="Calibri" w:cs="Calibri"/>
                 <w:color w:val="000000" w:themeColor="text1"/>
-                <w:szCs w:val="20"/>
+                <w:sz w:val="28"/>
+                <w:szCs w:val="28"/>
               </w:rPr>
               <w:t xml:space="preserve"> are relevant to address the question and </w:t>
             </w:r>
@@ -3042,7 +3484,8 @@
               <w:rPr>
                 <w:rFonts w:ascii="Calibri" w:eastAsia="Calibri" w:hAnsi="Calibri" w:cs="Calibri"/>
                 <w:color w:val="000000" w:themeColor="text1"/>
-                <w:szCs w:val="20"/>
+                <w:sz w:val="28"/>
+                <w:szCs w:val="28"/>
               </w:rPr>
               <w:t>show a deep understanding of the research area.</w:t>
             </w:r>
@@ -3052,20 +3495,23 @@
               <w:rPr>
                 <w:rFonts w:ascii="Calibri" w:eastAsia="Calibri" w:hAnsi="Calibri" w:cs="Calibri"/>
                 <w:color w:val="000000" w:themeColor="text1"/>
-                <w:szCs w:val="20"/>
-              </w:rPr>
-            </w:pPr>
-          </w:p>
-        </w:tc>
-        <w:tc>
-          <w:tcPr>
-            <w:tcW w:w="1150" w:type="dxa"/>
+                <w:sz w:val="28"/>
+                <w:szCs w:val="28"/>
+              </w:rPr>
+            </w:pPr>
+          </w:p>
+        </w:tc>
+        <w:tc>
+          <w:tcPr>
+            <w:tcW w:w="1435" w:type="dxa"/>
           </w:tcPr>
           <w:p>
             <w:pPr>
               <w:textAlignment w:val="baseline"/>
               <w:rPr>
                 <w:rFonts w:ascii="Calibri" w:eastAsia="Times New Roman" w:hAnsi="Calibri" w:cs="Calibri"/>
+                <w:sz w:val="28"/>
+                <w:szCs w:val="28"/>
               </w:rPr>
             </w:pPr>
           </w:p>
@@ -3077,7 +3523,7 @@
         </w:trPr>
         <w:tc>
           <w:tcPr>
-            <w:tcW w:w="1286" w:type="dxa"/>
+            <w:tcW w:w="1706" w:type="dxa"/>
             <w:vMerge/>
             <w:vAlign w:val="center"/>
             <w:hideMark/>
@@ -3088,15 +3534,15 @@
               <w:textAlignment w:val="baseline"/>
               <w:rPr>
                 <w:rFonts w:ascii="Calibri" w:eastAsia="Times New Roman" w:hAnsi="Calibri" w:cs="Calibri"/>
-                <w:sz w:val="18"/>
-                <w:szCs w:val="18"/>
-              </w:rPr>
-            </w:pPr>
-          </w:p>
-        </w:tc>
-        <w:tc>
-          <w:tcPr>
-            <w:tcW w:w="2807" w:type="dxa"/>
+                <w:sz w:val="28"/>
+                <w:szCs w:val="28"/>
+              </w:rPr>
+            </w:pPr>
+          </w:p>
+        </w:tc>
+        <w:tc>
+          <w:tcPr>
+            <w:tcW w:w="2386" w:type="dxa"/>
             <w:shd w:val="clear" w:color="auto" w:fill="auto"/>
             <w:hideMark/>
           </w:tcPr>
@@ -3106,7 +3552,8 @@
               <w:rPr>
                 <w:rFonts w:ascii="Calibri" w:eastAsia="Calibri" w:hAnsi="Calibri" w:cs="Calibri"/>
                 <w:color w:val="000000" w:themeColor="text1"/>
-                <w:szCs w:val="20"/>
+                <w:sz w:val="28"/>
+                <w:szCs w:val="28"/>
               </w:rPr>
             </w:pPr>
             <w:r>
@@ -3114,7 +3561,8 @@
                 <w:rStyle w:val="normaltextrun"/>
                 <w:rFonts w:ascii="Calibri" w:eastAsia="Calibri" w:hAnsi="Calibri" w:cs="Calibri"/>
                 <w:color w:val="000000" w:themeColor="text1"/>
-                <w:szCs w:val="20"/>
+                <w:sz w:val="28"/>
+                <w:szCs w:val="28"/>
               </w:rPr>
               <w:t>3.b. Critically evaluate research strategies, and if necessary, modify and adapt these strategies</w:t>
             </w:r>
@@ -3131,14 +3579,16 @@
               <w:rPr>
                 <w:rFonts w:ascii="Calibri" w:eastAsia="Calibri" w:hAnsi="Calibri" w:cs="Calibri"/>
                 <w:color w:val="000000" w:themeColor="text1"/>
-                <w:szCs w:val="20"/>
+                <w:sz w:val="28"/>
+                <w:szCs w:val="28"/>
               </w:rPr>
             </w:pPr>
             <w:r>
               <w:rPr>
                 <w:rFonts w:ascii="Calibri" w:eastAsia="Calibri" w:hAnsi="Calibri" w:cs="Calibri"/>
                 <w:color w:val="000000" w:themeColor="text1"/>
-                <w:szCs w:val="20"/>
+                <w:sz w:val="28"/>
+                <w:szCs w:val="28"/>
               </w:rPr>
               <w:t>Critical thinking on strategies, adaptability</w:t>
             </w:r>
@@ -3153,14 +3603,16 @@
               <w:rPr>
                 <w:rFonts w:ascii="Calibri" w:eastAsia="Calibri" w:hAnsi="Calibri" w:cs="Calibri"/>
                 <w:color w:val="000000" w:themeColor="text1"/>
-                <w:szCs w:val="20"/>
+                <w:sz w:val="28"/>
+                <w:szCs w:val="28"/>
               </w:rPr>
             </w:pPr>
             <w:r>
               <w:rPr>
                 <w:rFonts w:ascii="Calibri" w:eastAsia="Calibri" w:hAnsi="Calibri" w:cs="Calibri"/>
                 <w:color w:val="000000" w:themeColor="text1"/>
-                <w:szCs w:val="20"/>
+                <w:sz w:val="28"/>
+                <w:szCs w:val="28"/>
               </w:rPr>
               <w:t xml:space="preserve">Presentation and Q&amp;A </w:t>
             </w:r>
@@ -3168,9 +3620,30 @@
               <w:rPr>
                 <w:rFonts w:ascii="Calibri" w:eastAsia="Calibri" w:hAnsi="Calibri" w:cs="Calibri"/>
                 <w:color w:val="000000" w:themeColor="text1"/>
-                <w:szCs w:val="20"/>
-              </w:rPr>
-              <w:t xml:space="preserve">struggles with identfiying problems, or struggles with finding solutions  </w:t>
+                <w:sz w:val="28"/>
+                <w:szCs w:val="28"/>
+              </w:rPr>
+              <w:t xml:space="preserve">struggles with </w:t>
+            </w:r>
+            <w:proofErr w:type="spellStart"/>
+            <w:r>
+              <w:rPr>
+                <w:rFonts w:ascii="Calibri" w:eastAsia="Calibri" w:hAnsi="Calibri" w:cs="Calibri"/>
+                <w:color w:val="000000" w:themeColor="text1"/>
+                <w:sz w:val="28"/>
+                <w:szCs w:val="28"/>
+              </w:rPr>
+              <w:t>identfiying</w:t>
+            </w:r>
+            <w:proofErr w:type="spellEnd"/>
+            <w:r>
+              <w:rPr>
+                <w:rFonts w:ascii="Calibri" w:eastAsia="Calibri" w:hAnsi="Calibri" w:cs="Calibri"/>
+                <w:color w:val="000000" w:themeColor="text1"/>
+                <w:sz w:val="28"/>
+                <w:szCs w:val="28"/>
+              </w:rPr>
+              <w:t xml:space="preserve"> problems, or struggles with finding solutions  </w:t>
             </w:r>
           </w:p>
         </w:tc>
@@ -3183,14 +3656,16 @@
               <w:rPr>
                 <w:rFonts w:ascii="Calibri" w:eastAsia="Calibri" w:hAnsi="Calibri" w:cs="Calibri"/>
                 <w:color w:val="000000" w:themeColor="text1"/>
-                <w:szCs w:val="20"/>
+                <w:sz w:val="28"/>
+                <w:szCs w:val="28"/>
               </w:rPr>
             </w:pPr>
             <w:r>
               <w:rPr>
                 <w:rFonts w:ascii="Calibri" w:eastAsia="Calibri" w:hAnsi="Calibri" w:cs="Calibri"/>
                 <w:color w:val="000000" w:themeColor="text1"/>
-                <w:szCs w:val="20"/>
+                <w:sz w:val="28"/>
+                <w:szCs w:val="28"/>
               </w:rPr>
               <w:t>I</w:t>
             </w:r>
@@ -3198,7 +3673,8 @@
               <w:rPr>
                 <w:rFonts w:ascii="Calibri" w:eastAsia="Calibri" w:hAnsi="Calibri" w:cs="Calibri"/>
                 <w:color w:val="000000" w:themeColor="text1"/>
-                <w:szCs w:val="20"/>
+                <w:sz w:val="28"/>
+                <w:szCs w:val="28"/>
               </w:rPr>
               <w:t>dentifies scientific challenges to some extent, but limited solutions suggested, or missed some problems.</w:t>
             </w:r>
@@ -3208,7 +3684,8 @@
               <w:rPr>
                 <w:rFonts w:ascii="Calibri" w:eastAsia="Calibri" w:hAnsi="Calibri" w:cs="Calibri"/>
                 <w:color w:val="000000" w:themeColor="text1"/>
-                <w:szCs w:val="20"/>
+                <w:sz w:val="28"/>
+                <w:szCs w:val="28"/>
               </w:rPr>
             </w:pPr>
           </w:p>
@@ -3222,14 +3699,16 @@
               <w:rPr>
                 <w:rFonts w:ascii="Calibri" w:eastAsia="Calibri" w:hAnsi="Calibri" w:cs="Calibri"/>
                 <w:color w:val="000000" w:themeColor="text1"/>
-                <w:szCs w:val="20"/>
+                <w:sz w:val="28"/>
+                <w:szCs w:val="28"/>
               </w:rPr>
             </w:pPr>
             <w:r>
               <w:rPr>
                 <w:rFonts w:ascii="Calibri" w:eastAsia="Calibri" w:hAnsi="Calibri" w:cs="Calibri"/>
                 <w:color w:val="000000" w:themeColor="text1"/>
-                <w:szCs w:val="20"/>
+                <w:sz w:val="28"/>
+                <w:szCs w:val="28"/>
                 <w:lang w:val="en-US"/>
               </w:rPr>
               <w:t>Presentation and Q&amp;A</w:t>
@@ -3238,24 +3717,29 @@
               <w:rPr>
                 <w:rFonts w:ascii="Calibri" w:eastAsia="Calibri" w:hAnsi="Calibri" w:cs="Calibri"/>
                 <w:color w:val="000000" w:themeColor="text1"/>
-                <w:szCs w:val="20"/>
+                <w:sz w:val="28"/>
+                <w:szCs w:val="28"/>
                 <w:lang w:val="en-US"/>
               </w:rPr>
               <w:t xml:space="preserve"> d</w:t>
             </w:r>
+            <w:proofErr w:type="spellStart"/>
             <w:r>
               <w:rPr>
                 <w:rFonts w:ascii="Calibri" w:eastAsia="Calibri" w:hAnsi="Calibri" w:cs="Calibri"/>
                 <w:color w:val="000000" w:themeColor="text1"/>
-                <w:szCs w:val="20"/>
+                <w:sz w:val="28"/>
+                <w:szCs w:val="28"/>
               </w:rPr>
               <w:t>emonstrate</w:t>
             </w:r>
+            <w:proofErr w:type="spellEnd"/>
             <w:r>
               <w:rPr>
                 <w:rFonts w:ascii="Calibri" w:eastAsia="Calibri" w:hAnsi="Calibri" w:cs="Calibri"/>
                 <w:color w:val="000000" w:themeColor="text1"/>
-                <w:szCs w:val="20"/>
+                <w:sz w:val="28"/>
+                <w:szCs w:val="28"/>
               </w:rPr>
               <w:t xml:space="preserve"> </w:t>
             </w:r>
@@ -3263,7 +3747,8 @@
               <w:rPr>
                 <w:rFonts w:ascii="Calibri" w:eastAsia="Calibri" w:hAnsi="Calibri" w:cs="Calibri"/>
                 <w:color w:val="000000" w:themeColor="text1"/>
-                <w:szCs w:val="20"/>
+                <w:sz w:val="28"/>
+                <w:szCs w:val="28"/>
               </w:rPr>
               <w:t>a</w:t>
             </w:r>
@@ -3271,7 +3756,8 @@
               <w:rPr>
                 <w:rFonts w:ascii="Calibri" w:eastAsia="Calibri" w:hAnsi="Calibri" w:cs="Calibri"/>
                 <w:color w:val="000000" w:themeColor="text1"/>
-                <w:szCs w:val="20"/>
+                <w:sz w:val="28"/>
+                <w:szCs w:val="28"/>
               </w:rPr>
               <w:t>n</w:t>
             </w:r>
@@ -3279,7 +3765,8 @@
               <w:rPr>
                 <w:rFonts w:ascii="Calibri" w:eastAsia="Calibri" w:hAnsi="Calibri" w:cs="Calibri"/>
                 <w:color w:val="000000" w:themeColor="text1"/>
-                <w:szCs w:val="20"/>
+                <w:sz w:val="28"/>
+                <w:szCs w:val="28"/>
               </w:rPr>
               <w:t xml:space="preserve"> understanding of problem and offers workable solutions.</w:t>
             </w:r>
@@ -3287,7 +3774,8 @@
               <w:rPr>
                 <w:rFonts w:ascii="Calibri" w:eastAsia="Calibri" w:hAnsi="Calibri" w:cs="Calibri"/>
                 <w:color w:val="000000" w:themeColor="text1"/>
-                <w:szCs w:val="20"/>
+                <w:sz w:val="28"/>
+                <w:szCs w:val="28"/>
                 <w:lang w:val="en-US"/>
               </w:rPr>
               <w:t xml:space="preserve"> </w:t>
@@ -3303,14 +3791,16 @@
               <w:rPr>
                 <w:rFonts w:ascii="Calibri" w:eastAsia="Calibri" w:hAnsi="Calibri" w:cs="Calibri"/>
                 <w:color w:val="000000" w:themeColor="text1"/>
-                <w:szCs w:val="20"/>
+                <w:sz w:val="28"/>
+                <w:szCs w:val="28"/>
               </w:rPr>
             </w:pPr>
             <w:r>
               <w:rPr>
                 <w:rFonts w:ascii="Calibri" w:eastAsia="Calibri" w:hAnsi="Calibri" w:cs="Calibri"/>
                 <w:color w:val="000000" w:themeColor="text1"/>
-                <w:szCs w:val="20"/>
+                <w:sz w:val="28"/>
+                <w:szCs w:val="28"/>
               </w:rPr>
               <w:t xml:space="preserve">Presentation </w:t>
             </w:r>
@@ -3318,7 +3808,8 @@
               <w:rPr>
                 <w:rFonts w:ascii="Calibri" w:eastAsia="Calibri" w:hAnsi="Calibri" w:cs="Calibri"/>
                 <w:color w:val="000000" w:themeColor="text1"/>
-                <w:szCs w:val="20"/>
+                <w:sz w:val="28"/>
+                <w:szCs w:val="28"/>
               </w:rPr>
               <w:t>identifies scientific challenges</w:t>
             </w:r>
@@ -3326,7 +3817,8 @@
               <w:rPr>
                 <w:rFonts w:ascii="Calibri" w:eastAsia="Calibri" w:hAnsi="Calibri" w:cs="Calibri"/>
                 <w:color w:val="000000" w:themeColor="text1"/>
-                <w:szCs w:val="20"/>
+                <w:sz w:val="28"/>
+                <w:szCs w:val="28"/>
                 <w:lang w:val="en-US"/>
               </w:rPr>
               <w:t xml:space="preserve"> and solutions and provides insight on next steps.</w:t>
@@ -3335,7 +3827,8 @@
               <w:rPr>
                 <w:rFonts w:ascii="Calibri" w:eastAsia="Calibri" w:hAnsi="Calibri" w:cs="Calibri"/>
                 <w:color w:val="000000" w:themeColor="text1"/>
-                <w:szCs w:val="20"/>
+                <w:sz w:val="28"/>
+                <w:szCs w:val="28"/>
                 <w:lang w:val="en-US"/>
               </w:rPr>
               <w:t xml:space="preserve"> Q&amp;A demonstrates excellent critical thinking on research strategy</w:t>
@@ -3344,13 +3837,15 @@
         </w:tc>
         <w:tc>
           <w:tcPr>
-            <w:tcW w:w="1150" w:type="dxa"/>
+            <w:tcW w:w="1435" w:type="dxa"/>
           </w:tcPr>
           <w:p>
             <w:pPr>
               <w:textAlignment w:val="baseline"/>
               <w:rPr>
                 <w:rFonts w:ascii="Calibri" w:eastAsia="Times New Roman" w:hAnsi="Calibri" w:cs="Calibri"/>
+                <w:sz w:val="28"/>
+                <w:szCs w:val="28"/>
               </w:rPr>
             </w:pPr>
           </w:p>
@@ -3362,7 +3857,7 @@
         </w:trPr>
         <w:tc>
           <w:tcPr>
-            <w:tcW w:w="1286" w:type="dxa"/>
+            <w:tcW w:w="1706" w:type="dxa"/>
             <w:vMerge/>
             <w:vAlign w:val="center"/>
           </w:tcPr>
@@ -3372,13 +3867,15 @@
               <w:textAlignment w:val="baseline"/>
               <w:rPr>
                 <w:rFonts w:ascii="Calibri" w:eastAsia="Times New Roman" w:hAnsi="Calibri" w:cs="Calibri"/>
-              </w:rPr>
-            </w:pPr>
-          </w:p>
-        </w:tc>
-        <w:tc>
-          <w:tcPr>
-            <w:tcW w:w="2807" w:type="dxa"/>
+                <w:sz w:val="28"/>
+                <w:szCs w:val="28"/>
+              </w:rPr>
+            </w:pPr>
+          </w:p>
+        </w:tc>
+        <w:tc>
+          <w:tcPr>
+            <w:tcW w:w="2386" w:type="dxa"/>
             <w:shd w:val="clear" w:color="auto" w:fill="auto"/>
           </w:tcPr>
           <w:p>
@@ -3386,11 +3883,15 @@
               <w:pStyle w:val="NoSpacing"/>
               <w:rPr>
                 <w:rStyle w:val="normaltextrun"/>
+                <w:sz w:val="28"/>
+                <w:szCs w:val="28"/>
               </w:rPr>
             </w:pPr>
             <w:r>
               <w:rPr>
                 <w:rStyle w:val="normaltextrun"/>
+                <w:sz w:val="28"/>
+                <w:szCs w:val="28"/>
               </w:rPr>
               <w:t>3.i. Able to identify, integrate and analyse current knowledge about a topic including from multiple sources, perspectives and methodologies.</w:t>
             </w:r>
@@ -3406,11 +3907,15 @@
               <w:textAlignment w:val="baseline"/>
               <w:rPr>
                 <w:rFonts w:ascii="Calibri" w:eastAsia="Times New Roman" w:hAnsi="Calibri" w:cs="Calibri"/>
-              </w:rPr>
-            </w:pPr>
-            <w:r>
-              <w:rPr>
-                <w:rFonts w:ascii="Calibri" w:eastAsia="Times New Roman" w:hAnsi="Calibri" w:cs="Calibri"/>
+                <w:sz w:val="28"/>
+                <w:szCs w:val="28"/>
+              </w:rPr>
+            </w:pPr>
+            <w:r>
+              <w:rPr>
+                <w:rFonts w:ascii="Calibri" w:eastAsia="Times New Roman" w:hAnsi="Calibri" w:cs="Calibri"/>
+                <w:sz w:val="28"/>
+                <w:szCs w:val="28"/>
               </w:rPr>
               <w:t>Understanding the knowledge</w:t>
             </w:r>
@@ -3425,32 +3930,33 @@
               <w:textAlignment w:val="baseline"/>
               <w:rPr>
                 <w:rFonts w:ascii="Calibri" w:hAnsi="Calibri" w:cs="Calibri"/>
-              </w:rPr>
-            </w:pPr>
-            <w:r>
-              <w:rPr>
-                <w:rFonts w:ascii="Calibri" w:eastAsia="Calibri" w:hAnsi="Calibri" w:cs="Calibri"/>
+                <w:sz w:val="28"/>
+                <w:szCs w:val="28"/>
+              </w:rPr>
+            </w:pPr>
+            <w:r>
+              <w:rPr>
+                <w:rFonts w:ascii="Calibri" w:eastAsia="Calibri" w:hAnsi="Calibri" w:cs="Calibri"/>
+                <w:sz w:val="28"/>
+                <w:szCs w:val="28"/>
               </w:rPr>
               <w:t>P</w:t>
             </w:r>
             <w:r>
               <w:rPr>
                 <w:rFonts w:ascii="Calibri" w:eastAsia="Calibri" w:hAnsi="Calibri" w:cs="Calibri"/>
+                <w:sz w:val="28"/>
+                <w:szCs w:val="28"/>
               </w:rPr>
               <w:t>resentation does not include</w:t>
             </w:r>
             <w:r>
               <w:rPr>
                 <w:rFonts w:ascii="Calibri" w:eastAsia="Calibri" w:hAnsi="Calibri" w:cs="Calibri"/>
-              </w:rPr>
-              <w:t xml:space="preserve"> integration of knowledge from various sources, perspectives, and methodologies</w:t>
-            </w:r>
-            <w:r>
-              <w:rPr>
-                <w:rFonts w:ascii="Calibri" w:eastAsia="Calibri" w:hAnsi="Calibri" w:cs="Calibri"/>
-                <w:sz w:val="24"/>
-              </w:rPr>
-              <w:t>.</w:t>
+                <w:sz w:val="28"/>
+                <w:szCs w:val="28"/>
+              </w:rPr>
+              <w:t xml:space="preserve"> integration of knowledge from various sources, perspectives, and methodologies.</w:t>
             </w:r>
           </w:p>
           <w:p>
@@ -3458,6 +3964,8 @@
               <w:textAlignment w:val="baseline"/>
               <w:rPr>
                 <w:rFonts w:ascii="Calibri" w:eastAsia="Times New Roman" w:hAnsi="Calibri" w:cs="Calibri"/>
+                <w:sz w:val="28"/>
+                <w:szCs w:val="28"/>
               </w:rPr>
             </w:pPr>
           </w:p>
@@ -3471,11 +3979,15 @@
               <w:textAlignment w:val="baseline"/>
               <w:rPr>
                 <w:rFonts w:ascii="Calibri" w:hAnsi="Calibri" w:cs="Calibri"/>
-              </w:rPr>
-            </w:pPr>
-            <w:r>
-              <w:rPr>
-                <w:rFonts w:ascii="Calibri" w:eastAsia="Calibri" w:hAnsi="Calibri" w:cs="Calibri"/>
+                <w:sz w:val="28"/>
+                <w:szCs w:val="28"/>
+              </w:rPr>
+            </w:pPr>
+            <w:r>
+              <w:rPr>
+                <w:rFonts w:ascii="Calibri" w:eastAsia="Calibri" w:hAnsi="Calibri" w:cs="Calibri"/>
+                <w:sz w:val="28"/>
+                <w:szCs w:val="28"/>
                 <w:lang w:val="en-US"/>
               </w:rPr>
               <w:t>P</w:t>
@@ -3483,6 +3995,8 @@
             <w:r>
               <w:rPr>
                 <w:rFonts w:ascii="Calibri" w:eastAsia="Calibri" w:hAnsi="Calibri" w:cs="Calibri"/>
+                <w:sz w:val="28"/>
+                <w:szCs w:val="28"/>
                 <w:lang w:val="en-US"/>
               </w:rPr>
               <w:t>resentation</w:t>
@@ -3490,6 +4004,8 @@
             <w:r>
               <w:rPr>
                 <w:rFonts w:ascii="Calibri" w:eastAsia="Calibri" w:hAnsi="Calibri" w:cs="Calibri"/>
+                <w:sz w:val="28"/>
+                <w:szCs w:val="28"/>
                 <w:lang w:val="en-US"/>
               </w:rPr>
               <w:t xml:space="preserve"> combines </w:t>
@@ -3497,6 +4013,8 @@
             <w:r>
               <w:rPr>
                 <w:rFonts w:ascii="Calibri" w:eastAsia="Calibri" w:hAnsi="Calibri" w:cs="Calibri"/>
+                <w:sz w:val="28"/>
+                <w:szCs w:val="28"/>
               </w:rPr>
               <w:t>knowledge from multiple sources and perspectives but lacks depth and sophistication.</w:t>
             </w:r>
@@ -3506,6 +4024,8 @@
               <w:textAlignment w:val="baseline"/>
               <w:rPr>
                 <w:rFonts w:ascii="Calibri" w:eastAsia="Times New Roman" w:hAnsi="Calibri" w:cs="Calibri"/>
+                <w:sz w:val="28"/>
+                <w:szCs w:val="28"/>
               </w:rPr>
             </w:pPr>
           </w:p>
@@ -3519,11 +4039,15 @@
               <w:textAlignment w:val="baseline"/>
               <w:rPr>
                 <w:rFonts w:ascii="Calibri" w:hAnsi="Calibri" w:cs="Calibri"/>
-              </w:rPr>
-            </w:pPr>
-            <w:r>
-              <w:rPr>
-                <w:rFonts w:ascii="Calibri" w:eastAsia="Calibri" w:hAnsi="Calibri" w:cs="Calibri"/>
+                <w:sz w:val="28"/>
+                <w:szCs w:val="28"/>
+              </w:rPr>
+            </w:pPr>
+            <w:r>
+              <w:rPr>
+                <w:rFonts w:ascii="Calibri" w:eastAsia="Calibri" w:hAnsi="Calibri" w:cs="Calibri"/>
+                <w:sz w:val="28"/>
+                <w:szCs w:val="28"/>
                 <w:lang w:val="en-US"/>
               </w:rPr>
               <w:t>P</w:t>
@@ -3531,6 +4055,8 @@
             <w:r>
               <w:rPr>
                 <w:rFonts w:ascii="Calibri" w:eastAsia="Calibri" w:hAnsi="Calibri" w:cs="Calibri"/>
+                <w:sz w:val="28"/>
+                <w:szCs w:val="28"/>
                 <w:lang w:val="en-US"/>
               </w:rPr>
               <w:t>resentation</w:t>
@@ -3538,19 +4064,36 @@
             <w:r>
               <w:rPr>
                 <w:rFonts w:ascii="Calibri" w:eastAsia="Calibri" w:hAnsi="Calibri" w:cs="Calibri"/>
+                <w:sz w:val="28"/>
+                <w:szCs w:val="28"/>
                 <w:lang w:val="en-US"/>
               </w:rPr>
-              <w:t xml:space="preserve"> demonstrates in-depth i</w:t>
-            </w:r>
-            <w:r>
-              <w:rPr>
-                <w:rFonts w:ascii="Calibri" w:eastAsia="Calibri" w:hAnsi="Calibri" w:cs="Calibri"/>
+              <w:t xml:space="preserve"> demonstrates in-depth </w:t>
+            </w:r>
+            <w:proofErr w:type="spellStart"/>
+            <w:r>
+              <w:rPr>
+                <w:rFonts w:ascii="Calibri" w:eastAsia="Calibri" w:hAnsi="Calibri" w:cs="Calibri"/>
+                <w:sz w:val="28"/>
+                <w:szCs w:val="28"/>
+                <w:lang w:val="en-US"/>
+              </w:rPr>
+              <w:t>i</w:t>
+            </w:r>
+            <w:r>
+              <w:rPr>
+                <w:rFonts w:ascii="Calibri" w:eastAsia="Calibri" w:hAnsi="Calibri" w:cs="Calibri"/>
+                <w:sz w:val="28"/>
+                <w:szCs w:val="28"/>
               </w:rPr>
               <w:t>ntegrat</w:t>
             </w:r>
-            <w:r>
-              <w:rPr>
-                <w:rFonts w:ascii="Calibri" w:eastAsia="Calibri" w:hAnsi="Calibri" w:cs="Calibri"/>
+            <w:proofErr w:type="spellEnd"/>
+            <w:r>
+              <w:rPr>
+                <w:rFonts w:ascii="Calibri" w:eastAsia="Calibri" w:hAnsi="Calibri" w:cs="Calibri"/>
+                <w:sz w:val="28"/>
+                <w:szCs w:val="28"/>
                 <w:lang w:val="en-US"/>
               </w:rPr>
               <w:t>ion</w:t>
@@ -3558,12 +4101,26 @@
             <w:r>
               <w:rPr>
                 <w:rFonts w:ascii="Calibri" w:eastAsia="Calibri" w:hAnsi="Calibri" w:cs="Calibri"/>
-              </w:rPr>
-              <w:t xml:space="preserve"> and analy</w:t>
-            </w:r>
-            <w:r>
-              <w:rPr>
-                <w:rFonts w:ascii="Calibri" w:eastAsia="Calibri" w:hAnsi="Calibri" w:cs="Calibri"/>
+                <w:sz w:val="28"/>
+                <w:szCs w:val="28"/>
+              </w:rPr>
+              <w:t xml:space="preserve"> and </w:t>
+            </w:r>
+            <w:proofErr w:type="spellStart"/>
+            <w:r>
+              <w:rPr>
+                <w:rFonts w:ascii="Calibri" w:eastAsia="Calibri" w:hAnsi="Calibri" w:cs="Calibri"/>
+                <w:sz w:val="28"/>
+                <w:szCs w:val="28"/>
+              </w:rPr>
+              <w:t>analy</w:t>
+            </w:r>
+            <w:proofErr w:type="spellEnd"/>
+            <w:r>
+              <w:rPr>
+                <w:rFonts w:ascii="Calibri" w:eastAsia="Calibri" w:hAnsi="Calibri" w:cs="Calibri"/>
+                <w:sz w:val="28"/>
+                <w:szCs w:val="28"/>
                 <w:lang w:val="en-US"/>
               </w:rPr>
               <w:t>sis</w:t>
@@ -3571,6 +4128,8 @@
             <w:r>
               <w:rPr>
                 <w:rFonts w:ascii="Calibri" w:eastAsia="Calibri" w:hAnsi="Calibri" w:cs="Calibri"/>
+                <w:sz w:val="28"/>
+                <w:szCs w:val="28"/>
               </w:rPr>
               <w:t xml:space="preserve"> from various sources, perspectives, and methodologies.</w:t>
             </w:r>
@@ -3580,6 +4139,8 @@
               <w:textAlignment w:val="baseline"/>
               <w:rPr>
                 <w:rFonts w:ascii="Calibri" w:eastAsia="Times New Roman" w:hAnsi="Calibri" w:cs="Calibri"/>
+                <w:sz w:val="28"/>
+                <w:szCs w:val="28"/>
               </w:rPr>
             </w:pPr>
           </w:p>
@@ -3593,11 +4154,15 @@
               <w:textAlignment w:val="baseline"/>
               <w:rPr>
                 <w:rFonts w:ascii="Calibri" w:eastAsia="Calibri" w:hAnsi="Calibri" w:cs="Calibri"/>
-              </w:rPr>
-            </w:pPr>
-            <w:r>
-              <w:rPr>
-                <w:rFonts w:ascii="Calibri" w:eastAsia="Calibri" w:hAnsi="Calibri" w:cs="Calibri"/>
+                <w:sz w:val="28"/>
+                <w:szCs w:val="28"/>
+              </w:rPr>
+            </w:pPr>
+            <w:r>
+              <w:rPr>
+                <w:rFonts w:ascii="Calibri" w:eastAsia="Calibri" w:hAnsi="Calibri" w:cs="Calibri"/>
+                <w:sz w:val="28"/>
+                <w:szCs w:val="28"/>
                 <w:lang w:val="en-US"/>
               </w:rPr>
               <w:t>P</w:t>
@@ -3605,6 +4170,8 @@
             <w:r>
               <w:rPr>
                 <w:rFonts w:ascii="Calibri" w:eastAsia="Calibri" w:hAnsi="Calibri" w:cs="Calibri"/>
+                <w:sz w:val="28"/>
+                <w:szCs w:val="28"/>
                 <w:lang w:val="en-US"/>
               </w:rPr>
               <w:t xml:space="preserve">resentation </w:t>
@@ -3612,12 +4179,26 @@
             <w:r>
               <w:rPr>
                 <w:rFonts w:ascii="Calibri" w:eastAsia="Calibri" w:hAnsi="Calibri" w:cs="Calibri"/>
-              </w:rPr>
-              <w:t>excels in integrati</w:t>
-            </w:r>
-            <w:r>
-              <w:rPr>
-                <w:rFonts w:ascii="Calibri" w:eastAsia="Calibri" w:hAnsi="Calibri" w:cs="Calibri"/>
+                <w:sz w:val="28"/>
+                <w:szCs w:val="28"/>
+              </w:rPr>
+              <w:t xml:space="preserve">excels in </w:t>
+            </w:r>
+            <w:proofErr w:type="spellStart"/>
+            <w:r>
+              <w:rPr>
+                <w:rFonts w:ascii="Calibri" w:eastAsia="Calibri" w:hAnsi="Calibri" w:cs="Calibri"/>
+                <w:sz w:val="28"/>
+                <w:szCs w:val="28"/>
+              </w:rPr>
+              <w:t>integrati</w:t>
+            </w:r>
+            <w:proofErr w:type="spellEnd"/>
+            <w:r>
+              <w:rPr>
+                <w:rFonts w:ascii="Calibri" w:eastAsia="Calibri" w:hAnsi="Calibri" w:cs="Calibri"/>
+                <w:sz w:val="28"/>
+                <w:szCs w:val="28"/>
                 <w:lang w:val="en-US"/>
               </w:rPr>
               <w:t>on</w:t>
@@ -3625,12 +4206,16 @@
             <w:r>
               <w:rPr>
                 <w:rFonts w:ascii="Calibri" w:eastAsia="Calibri" w:hAnsi="Calibri" w:cs="Calibri"/>
+                <w:sz w:val="28"/>
+                <w:szCs w:val="28"/>
               </w:rPr>
               <w:t xml:space="preserve"> and</w:t>
             </w:r>
             <w:r>
               <w:rPr>
                 <w:rFonts w:ascii="Calibri" w:eastAsia="Calibri" w:hAnsi="Calibri" w:cs="Calibri"/>
+                <w:sz w:val="28"/>
+                <w:szCs w:val="28"/>
                 <w:lang w:val="en-US"/>
               </w:rPr>
               <w:t xml:space="preserve"> knowledge </w:t>
@@ -3638,6 +4223,8 @@
             <w:r>
               <w:rPr>
                 <w:rFonts w:ascii="Calibri" w:eastAsia="Calibri" w:hAnsi="Calibri" w:cs="Calibri"/>
+                <w:sz w:val="28"/>
+                <w:szCs w:val="28"/>
                 <w:lang w:val="en-US"/>
               </w:rPr>
               <w:t>analysis</w:t>
@@ -3645,36 +4232,48 @@
             <w:r>
               <w:rPr>
                 <w:rFonts w:ascii="Calibri" w:eastAsia="Calibri" w:hAnsi="Calibri" w:cs="Calibri"/>
+                <w:sz w:val="28"/>
+                <w:szCs w:val="28"/>
               </w:rPr>
               <w:t>;</w:t>
             </w:r>
             <w:r>
               <w:rPr>
                 <w:rFonts w:ascii="Calibri" w:eastAsia="Calibri" w:hAnsi="Calibri" w:cs="Calibri"/>
+                <w:sz w:val="28"/>
+                <w:szCs w:val="28"/>
               </w:rPr>
               <w:t xml:space="preserve"> </w:t>
             </w:r>
             <w:r>
               <w:rPr>
                 <w:rFonts w:ascii="Calibri" w:eastAsia="Calibri" w:hAnsi="Calibri" w:cs="Calibri"/>
+                <w:sz w:val="28"/>
+                <w:szCs w:val="28"/>
               </w:rPr>
               <w:t xml:space="preserve">Q&amp;A </w:t>
             </w:r>
             <w:r>
               <w:rPr>
                 <w:rFonts w:ascii="Calibri" w:eastAsia="Calibri" w:hAnsi="Calibri" w:cs="Calibri"/>
+                <w:sz w:val="28"/>
+                <w:szCs w:val="28"/>
               </w:rPr>
               <w:t>showcas</w:t>
             </w:r>
             <w:r>
               <w:rPr>
                 <w:rFonts w:ascii="Calibri" w:eastAsia="Calibri" w:hAnsi="Calibri" w:cs="Calibri"/>
+                <w:sz w:val="28"/>
+                <w:szCs w:val="28"/>
               </w:rPr>
               <w:t xml:space="preserve">es </w:t>
             </w:r>
             <w:r>
               <w:rPr>
                 <w:rFonts w:ascii="Calibri" w:eastAsia="Calibri" w:hAnsi="Calibri" w:cs="Calibri"/>
+                <w:sz w:val="28"/>
+                <w:szCs w:val="28"/>
               </w:rPr>
               <w:t>a deep understanding of the topic.</w:t>
             </w:r>
@@ -3684,26 +4283,37 @@
               <w:textAlignment w:val="baseline"/>
               <w:rPr>
                 <w:rFonts w:ascii="Calibri" w:eastAsia="Times New Roman" w:hAnsi="Calibri" w:cs="Calibri"/>
-              </w:rPr>
-            </w:pPr>
-          </w:p>
-        </w:tc>
-        <w:tc>
-          <w:tcPr>
-            <w:tcW w:w="1150" w:type="dxa"/>
+                <w:sz w:val="28"/>
+                <w:szCs w:val="28"/>
+              </w:rPr>
+            </w:pPr>
+          </w:p>
+        </w:tc>
+        <w:tc>
+          <w:tcPr>
+            <w:tcW w:w="1435" w:type="dxa"/>
           </w:tcPr>
           <w:p>
             <w:pPr>
               <w:textAlignment w:val="baseline"/>
               <w:rPr>
                 <w:rFonts w:ascii="Calibri" w:eastAsia="Times New Roman" w:hAnsi="Calibri" w:cs="Calibri"/>
+                <w:sz w:val="28"/>
+                <w:szCs w:val="28"/>
               </w:rPr>
             </w:pPr>
           </w:p>
         </w:tc>
       </w:tr>
     </w:tbl>
-    <w:p/>
+    <w:p>
+      <w:pPr>
+        <w:rPr>
+          <w:sz w:val="28"/>
+          <w:szCs w:val="28"/>
+        </w:rPr>
+      </w:pPr>
+    </w:p>
     <w:p>
       <w:pPr>
         <w:pStyle w:val="paragraph"/>
@@ -3712,8 +4322,8 @@
         <w:rPr>
           <w:rFonts w:ascii="Segoe UI" w:hAnsi="Segoe UI" w:cs="Segoe UI"/>
           <w:color w:val="2E74B5"/>
-          <w:sz w:val="18"/>
-          <w:szCs w:val="18"/>
+          <w:sz w:val="28"/>
+          <w:szCs w:val="28"/>
         </w:rPr>
       </w:pPr>
     </w:p>
@@ -5904,6 +6514,26 @@
 </file>
 
 <file path=customXml/item1.xml><?xml version="1.0" encoding="utf-8"?>
+<p:properties xmlns:p="http://schemas.microsoft.com/office/2006/metadata/properties" xmlns:xsi="http://www.w3.org/2001/XMLSchema-instance" xmlns:pc="http://schemas.microsoft.com/office/infopath/2007/PartnerControls">
+  <documentManagement>
+    <lcf76f155ced4ddcb4097134ff3c332f xmlns="c2af1203-a1e0-49fe-9bc1-da87b6900221">
+      <Terms xmlns="http://schemas.microsoft.com/office/infopath/2007/PartnerControls"/>
+    </lcf76f155ced4ddcb4097134ff3c332f>
+    <TaxCatchAll xmlns="e7263df1-7b3c-4456-b643-d7b891353f09" xsi:nil="true"/>
+  </documentManagement>
+</p:properties>
+</file>
+
+<file path=customXml/item2.xml><?xml version="1.0" encoding="utf-8"?>
+<?mso-contentType ?>
+<FormTemplates xmlns="http://schemas.microsoft.com/sharepoint/v3/contenttype/forms">
+  <Display>DocumentLibraryForm</Display>
+  <Edit>DocumentLibraryForm</Edit>
+  <New>DocumentLibraryForm</New>
+</FormTemplates>
+</file>
+
+<file path=customXml/item3.xml><?xml version="1.0" encoding="utf-8"?>
 <ct:contentTypeSchema xmlns:ct="http://schemas.microsoft.com/office/2006/metadata/contentType" xmlns:ma="http://schemas.microsoft.com/office/2006/metadata/properties/metaAttributes" ct:_="" ma:_="" ma:contentTypeName="Document" ma:contentTypeID="0x010100A12D9C9D01CCA4438BE9E67D7166C649" ma:contentTypeVersion="16" ma:contentTypeDescription="Create a new document." ma:contentTypeScope="" ma:versionID="ef5461eeed1f5fed1e8ac8427d49ee74">
   <xsd:schema xmlns:xsd="http://www.w3.org/2001/XMLSchema" xmlns:xs="http://www.w3.org/2001/XMLSchema" xmlns:p="http://schemas.microsoft.com/office/2006/metadata/properties" xmlns:ns2="c2af1203-a1e0-49fe-9bc1-da87b6900221" xmlns:ns3="e7263df1-7b3c-4456-b643-d7b891353f09" targetNamespace="http://schemas.microsoft.com/office/2006/metadata/properties" ma:root="true" ma:fieldsID="0b7e09319a80c88d68a5bafa4469e7ea" ns2:_="" ns3:_="">
     <xsd:import namespace="c2af1203-a1e0-49fe-9bc1-da87b6900221"/>
@@ -6146,27 +6776,26 @@
 </ct:contentTypeSchema>
 </file>
 
-<file path=customXml/item2.xml><?xml version="1.0" encoding="utf-8"?>
-<?mso-contentType ?>
-<FormTemplates xmlns="http://schemas.microsoft.com/sharepoint/v3/contenttype/forms">
-  <Display>DocumentLibraryForm</Display>
-  <Edit>DocumentLibraryForm</Edit>
-  <New>DocumentLibraryForm</New>
-</FormTemplates>
+<file path=customXml/itemProps1.xml><?xml version="1.0" encoding="utf-8"?>
+<ds:datastoreItem xmlns:ds="http://schemas.openxmlformats.org/officeDocument/2006/customXml" ds:itemID="{B6A719F4-0EA2-44AC-AE6A-FF3BB7143B04}">
+  <ds:schemaRefs>
+    <ds:schemaRef ds:uri="http://schemas.microsoft.com/office/2006/metadata/properties"/>
+    <ds:schemaRef ds:uri="http://schemas.microsoft.com/office/infopath/2007/PartnerControls"/>
+    <ds:schemaRef ds:uri="c2af1203-a1e0-49fe-9bc1-da87b6900221"/>
+    <ds:schemaRef ds:uri="e7263df1-7b3c-4456-b643-d7b891353f09"/>
+  </ds:schemaRefs>
+</ds:datastoreItem>
 </file>
 
-<file path=customXml/item3.xml><?xml version="1.0" encoding="utf-8"?>
-<p:properties xmlns:p="http://schemas.microsoft.com/office/2006/metadata/properties" xmlns:xsi="http://www.w3.org/2001/XMLSchema-instance" xmlns:pc="http://schemas.microsoft.com/office/infopath/2007/PartnerControls">
-  <documentManagement>
-    <lcf76f155ced4ddcb4097134ff3c332f xmlns="c2af1203-a1e0-49fe-9bc1-da87b6900221">
-      <Terms xmlns="http://schemas.microsoft.com/office/infopath/2007/PartnerControls"/>
-    </lcf76f155ced4ddcb4097134ff3c332f>
-    <TaxCatchAll xmlns="e7263df1-7b3c-4456-b643-d7b891353f09" xsi:nil="true"/>
-  </documentManagement>
-</p:properties>
+<file path=customXml/itemProps2.xml><?xml version="1.0" encoding="utf-8"?>
+<ds:datastoreItem xmlns:ds="http://schemas.openxmlformats.org/officeDocument/2006/customXml" ds:itemID="{AD92593F-3DBE-4B7D-A763-D84595DF8936}">
+  <ds:schemaRefs>
+    <ds:schemaRef ds:uri="http://schemas.microsoft.com/sharepoint/v3/contenttype/forms"/>
+  </ds:schemaRefs>
+</ds:datastoreItem>
 </file>
 
-<file path=customXml/itemProps1.xml><?xml version="1.0" encoding="utf-8"?>
+<file path=customXml/itemProps3.xml><?xml version="1.0" encoding="utf-8"?>
 <ds:datastoreItem xmlns:ds="http://schemas.openxmlformats.org/officeDocument/2006/customXml" ds:itemID="{2F403EFA-AD0E-4B59-B119-F0D9B15BB101}">
   <ds:schemaRefs>
     <ds:schemaRef ds:uri="http://schemas.microsoft.com/office/2006/metadata/contentType"/>
@@ -6183,23 +6812,4 @@
     <ds:schemaRef ds:uri="http://schemas.microsoft.com/internal/obd"/>
   </ds:schemaRefs>
 </ds:datastoreItem>
-</file>
-
-<file path=customXml/itemProps2.xml><?xml version="1.0" encoding="utf-8"?>
-<ds:datastoreItem xmlns:ds="http://schemas.openxmlformats.org/officeDocument/2006/customXml" ds:itemID="{AD92593F-3DBE-4B7D-A763-D84595DF8936}">
-  <ds:schemaRefs>
-    <ds:schemaRef ds:uri="http://schemas.microsoft.com/sharepoint/v3/contenttype/forms"/>
-  </ds:schemaRefs>
-</ds:datastoreItem>
-</file>
-
-<file path=customXml/itemProps3.xml><?xml version="1.0" encoding="utf-8"?>
-<ds:datastoreItem xmlns:ds="http://schemas.openxmlformats.org/officeDocument/2006/customXml" ds:itemID="{B6A719F4-0EA2-44AC-AE6A-FF3BB7143B04}">
-  <ds:schemaRefs>
-    <ds:schemaRef ds:uri="http://schemas.microsoft.com/office/2006/metadata/properties"/>
-    <ds:schemaRef ds:uri="http://schemas.microsoft.com/office/infopath/2007/PartnerControls"/>
-    <ds:schemaRef ds:uri="c2af1203-a1e0-49fe-9bc1-da87b6900221"/>
-    <ds:schemaRef ds:uri="e7263df1-7b3c-4456-b643-d7b891353f09"/>
-  </ds:schemaRefs>
-</ds:datastoreItem>
 </file>